--- a/docsCDA/Diagrammes_et_Words/DossierProjet_CDA.docx
+++ b/docsCDA/Diagrammes_et_Words/DossierProjet_CDA.docx
@@ -8,7 +8,7 @@
           <w:docPartGallery w:val="Cover Pages"/>
           <w:docPartUnique w:val="true"/>
         </w:docPartObj>
-        <w:id w:val="1022233450"/>
+        <w:id w:val="585798549"/>
       </w:sdtPr>
       <w:sdtContent>
         <w:p>
@@ -9325,10 +9325,30 @@
     <w:p>
       <w:pPr>
         <w:pStyle w:val="Normal"/>
-        <w:rPr/>
-      </w:pPr>
-      <w:r>
-        <w:rPr/>
+        <w:rPr>
+          <w:rFonts w:ascii="Calibri" w:hAnsi="Calibri" w:eastAsia="Calibri" w:cs="" w:asciiTheme="minorHAnsi" w:cstheme="minorBidi" w:eastAsiaTheme="minorHAnsi" w:hAnsiTheme="minorHAnsi"/>
+          <w:highlight w:val="none"/>
+          <w:shd w:fill="FFFF00" w:val="clear"/>
+        </w:rPr>
+      </w:pPr>
+      <w:r>
+        <w:rPr>
+          <w:rFonts w:eastAsia="Calibri" w:cs="" w:cstheme="minorBidi" w:eastAsiaTheme="minorHAnsi"/>
+          <w:shd w:fill="FFFF00" w:val="clear"/>
+        </w:rPr>
+        <w:t xml:space="preserve">Maquete </w:t>
+      </w:r>
+      <w:r>
+        <w:rPr>
+          <w:rFonts w:eastAsia="Calibri" w:cs="" w:cstheme="minorBidi" w:eastAsiaTheme="minorHAnsi"/>
+          <w:color w:val="000000"/>
+          <w:kern w:val="0"/>
+          <w:sz w:val="22"/>
+          <w:szCs w:val="22"/>
+          <w:shd w:fill="FFFF00" w:val="clear"/>
+          <w:lang w:val="fr-FR" w:eastAsia="en-US" w:bidi="ar-SA"/>
+        </w:rPr>
+        <w:t>avancée 80 %</w:t>
       </w:r>
     </w:p>
     <w:p>
@@ -10485,13 +10505,16 @@
       <w:pPr>
         <w:pStyle w:val="Normal"/>
         <w:rPr>
+          <w:rFonts w:ascii="Calibri" w:hAnsi="Calibri" w:eastAsia="Calibri" w:cs="" w:asciiTheme="minorHAnsi" w:cstheme="minorBidi" w:eastAsiaTheme="minorHAnsi" w:hAnsiTheme="minorHAnsi"/>
+          <w:highlight w:val="none"/>
+          <w:shd w:fill="FFFF00" w:val="clear"/>
+        </w:rPr>
+      </w:pPr>
+      <w:r>
+        <w:rPr>
+          <w:rFonts w:eastAsia="Calibri" w:cs="" w:cstheme="minorBidi" w:eastAsiaTheme="minorHAnsi"/>
           <w:iCs/>
-          <w:lang w:eastAsia="fr-FR"/>
-        </w:rPr>
-      </w:pPr>
-      <w:r>
-        <w:rPr>
-          <w:iCs/>
+          <w:shd w:fill="FFFF00" w:val="clear"/>
           <w:lang w:eastAsia="fr-FR"/>
         </w:rPr>
         <w:t xml:space="preserve">Le site n’est pas destiné à s’externaliser hors France , Il doit néanmoins respecter les bases de l’accessibilité pour les malvoyants (typographie, taille du texte) </w:t>
@@ -10513,6 +10536,27 @@
           <w:i/>
           <w:lang w:eastAsia="fr-FR"/>
         </w:rPr>
+        <w:t>→</w:t>
+      </w:r>
+      <w:r>
+        <w:rPr>
+          <w:rFonts w:eastAsia="Times New Roman" w:cs="Calibri" w:cstheme="minorHAnsi"/>
+          <w:i/>
+          <w:lang w:eastAsia="fr-FR"/>
+        </w:rPr>
+        <w:tab/>
+      </w:r>
+      <w:r>
+        <w:rPr>
+          <w:rFonts w:eastAsia="Times New Roman" w:cs="Calibri" w:cstheme="minorHAnsi"/>
+          <w:i/>
+          <w:color w:val="auto"/>
+          <w:kern w:val="0"/>
+          <w:sz w:val="22"/>
+          <w:szCs w:val="22"/>
+          <w:lang w:val="fr-FR" w:eastAsia="fr-FR" w:bidi="ar-SA"/>
+        </w:rPr>
+        <w:t>Préciser pluss</w:t>
       </w:r>
     </w:p>
     <w:p>
@@ -11009,17 +11053,20 @@
           <w:ilvl w:val="2"/>
           <w:numId w:val="3"/>
         </w:numPr>
-        <w:rPr/>
+        <w:rPr>
+          <w:highlight w:val="none"/>
+          <w:shd w:fill="auto" w:val="clear"/>
+        </w:rPr>
       </w:pPr>
       <w:bookmarkStart w:id="222" w:name="_Toc198111967"/>
       <w:bookmarkStart w:id="223" w:name="_Toc535686600"/>
       <w:bookmarkStart w:id="224" w:name="_Toc535686948"/>
       <w:r>
         <w:rPr>
-          <w:color w:val="auto"/>
+          <w:color w:val="000000"/>
           <w:sz w:val="24"/>
           <w:szCs w:val="24"/>
-          <w:highlight w:val="yellow"/>
+          <w:shd w:fill="auto" w:val="clear"/>
         </w:rPr>
         <w:t>Utilisateurs du projet</w:t>
       </w:r>
@@ -11032,7 +11079,7 @@
         <w:pStyle w:val="Corpsdetexte"/>
         <w:numPr>
           <w:ilvl w:val="0"/>
-          <w:numId w:val="16"/>
+          <w:numId w:val="15"/>
         </w:numPr>
         <w:tabs>
           <w:tab w:val="clear" w:pos="708"/>
@@ -11050,7 +11097,7 @@
           <w:iCs w:val="false"/>
           <w:lang w:eastAsia="fr-FR"/>
         </w:rPr>
-        <w:t>Visiteur non connecté</w:t>
+        <w:t>Visiteur</w:t>
       </w:r>
       <w:r>
         <w:rPr>
@@ -11089,7 +11136,7 @@
         <w:pStyle w:val="Corpsdetexte"/>
         <w:numPr>
           <w:ilvl w:val="0"/>
-          <w:numId w:val="16"/>
+          <w:numId w:val="15"/>
         </w:numPr>
         <w:tabs>
           <w:tab w:val="clear" w:pos="708"/>
@@ -11107,7 +11154,7 @@
           <w:iCs w:val="false"/>
           <w:lang w:eastAsia="fr-FR"/>
         </w:rPr>
-        <w:t>Utilisateur inscrit</w:t>
+        <w:t>Utilisateur</w:t>
       </w:r>
       <w:r>
         <w:rPr>
@@ -11168,7 +11215,7 @@
         <w:pStyle w:val="Corpsdetexte"/>
         <w:numPr>
           <w:ilvl w:val="0"/>
-          <w:numId w:val="17"/>
+          <w:numId w:val="16"/>
         </w:numPr>
         <w:tabs>
           <w:tab w:val="clear" w:pos="708"/>
@@ -15144,7 +15191,7 @@
         <w:pStyle w:val="Corpsdetexte"/>
         <w:numPr>
           <w:ilvl w:val="0"/>
-          <w:numId w:val="18"/>
+          <w:numId w:val="17"/>
         </w:numPr>
         <w:tabs>
           <w:tab w:val="clear" w:pos="708"/>
@@ -15163,6 +15210,86 @@
           <w:iCs w:val="false"/>
         </w:rPr>
         <w:t>Niveau 1 : fonctionnalités indispensables au bon fonctionnement de l’application</w:t>
+      </w:r>
+    </w:p>
+    <w:p>
+      <w:pPr>
+        <w:pStyle w:val="Corpsdetexte"/>
+        <w:numPr>
+          <w:ilvl w:val="0"/>
+          <w:numId w:val="17"/>
+        </w:numPr>
+        <w:tabs>
+          <w:tab w:val="clear" w:pos="708"/>
+          <w:tab w:val="left" w:pos="0" w:leader="none"/>
+        </w:tabs>
+        <w:ind w:left="707" w:hanging="283"/>
+        <w:rPr>
+          <w:i w:val="false"/>
+          <w:i w:val="false"/>
+          <w:iCs w:val="false"/>
+        </w:rPr>
+      </w:pPr>
+      <w:r>
+        <w:rPr>
+          <w:i w:val="false"/>
+          <w:iCs w:val="false"/>
+        </w:rPr>
+        <w:t>Niveau 2 : fonctionnalités importantes mais non vitales</w:t>
+      </w:r>
+    </w:p>
+    <w:p>
+      <w:pPr>
+        <w:pStyle w:val="Corpsdetexte"/>
+        <w:numPr>
+          <w:ilvl w:val="0"/>
+          <w:numId w:val="17"/>
+        </w:numPr>
+        <w:tabs>
+          <w:tab w:val="clear" w:pos="708"/>
+          <w:tab w:val="left" w:pos="0" w:leader="none"/>
+        </w:tabs>
+        <w:ind w:left="707" w:hanging="283"/>
+        <w:rPr>
+          <w:i w:val="false"/>
+          <w:i w:val="false"/>
+          <w:iCs w:val="false"/>
+        </w:rPr>
+      </w:pPr>
+      <w:r>
+        <w:rPr>
+          <w:i w:val="false"/>
+          <w:iCs w:val="false"/>
+        </w:rPr>
+        <w:t>Niveau 3 : fonctionnalités complémentaires ou d’optimisation</w:t>
+      </w:r>
+    </w:p>
+    <w:p>
+      <w:pPr>
+        <w:pStyle w:val="Corpsdetexte"/>
+        <w:rPr/>
+      </w:pPr>
+      <w:r>
+        <w:rPr>
+          <w:i w:val="false"/>
+          <w:iCs w:val="false"/>
+        </w:rPr>
+        <w:t xml:space="preserve">Chaque niveau a fait l’objet d’une </w:t>
+      </w:r>
+      <w:r>
+        <w:rPr>
+          <w:rStyle w:val="Accentuationforte"/>
+          <w:i w:val="false"/>
+          <w:iCs w:val="false"/>
+        </w:rPr>
+        <w:t>estimation du temps de développement</w:t>
+      </w:r>
+      <w:r>
+        <w:rPr>
+          <w:i w:val="false"/>
+          <w:iCs w:val="false"/>
+        </w:rPr>
+        <w:t>, prenant en compte :</w:t>
       </w:r>
     </w:p>
     <w:p>
@@ -15177,18 +15304,29 @@
           <w:tab w:val="left" w:pos="0" w:leader="none"/>
         </w:tabs>
         <w:ind w:left="707" w:hanging="283"/>
-        <w:rPr>
-          <w:i w:val="false"/>
+        <w:rPr/>
+      </w:pPr>
+      <w:r>
+        <w:rPr>
           <w:i w:val="false"/>
           <w:iCs w:val="false"/>
         </w:rPr>
-      </w:pPr>
-      <w:r>
-        <w:rPr>
+        <w:t xml:space="preserve">la </w:t>
+      </w:r>
+      <w:r>
+        <w:rPr>
+          <w:rStyle w:val="Accentuationforte"/>
           <w:i w:val="false"/>
           <w:iCs w:val="false"/>
         </w:rPr>
-        <w:t>Niveau 2 : fonctionnalités importantes mais non vitales</w:t>
+        <w:t>complexité technique</w:t>
+      </w:r>
+      <w:r>
+        <w:rPr>
+          <w:i w:val="false"/>
+          <w:iCs w:val="false"/>
+        </w:rPr>
+        <w:t xml:space="preserve"> de chaque fonctionnalité</w:t>
       </w:r>
     </w:p>
     <w:p>
@@ -15203,31 +15341,14 @@
           <w:tab w:val="left" w:pos="0" w:leader="none"/>
         </w:tabs>
         <w:ind w:left="707" w:hanging="283"/>
-        <w:rPr>
-          <w:i w:val="false"/>
+        <w:rPr/>
+      </w:pPr>
+      <w:r>
+        <w:rPr>
           <w:i w:val="false"/>
           <w:iCs w:val="false"/>
         </w:rPr>
-      </w:pPr>
-      <w:r>
-        <w:rPr>
-          <w:i w:val="false"/>
-          <w:iCs w:val="false"/>
-        </w:rPr>
-        <w:t>Niveau 3 : fonctionnalités complémentaires ou d’optimisation</w:t>
-      </w:r>
-    </w:p>
-    <w:p>
-      <w:pPr>
-        <w:pStyle w:val="Corpsdetexte"/>
-        <w:rPr/>
-      </w:pPr>
-      <w:r>
-        <w:rPr>
-          <w:i w:val="false"/>
-          <w:iCs w:val="false"/>
-        </w:rPr>
-        <w:t xml:space="preserve">Chaque niveau a fait l’objet d’une </w:t>
+        <w:t xml:space="preserve">un </w:t>
       </w:r>
       <w:r>
         <w:rPr>
@@ -15235,14 +15356,14 @@
           <w:i w:val="false"/>
           <w:iCs w:val="false"/>
         </w:rPr>
-        <w:t>estimation du temps de développement</w:t>
+        <w:t>coût journalier</w:t>
       </w:r>
       <w:r>
         <w:rPr>
           <w:i w:val="false"/>
           <w:iCs w:val="false"/>
         </w:rPr>
-        <w:t>, prenant en compte :</w:t>
+        <w:t xml:space="preserve"> basé sur un tarif de 250 € (correspondant à mon activité d’autoentrepreneur)</w:t>
       </w:r>
     </w:p>
     <w:p>
@@ -15250,87 +15371,13 @@
         <w:pStyle w:val="Corpsdetexte"/>
         <w:numPr>
           <w:ilvl w:val="0"/>
-          <w:numId w:val="19"/>
+          <w:numId w:val="18"/>
         </w:numPr>
         <w:tabs>
           <w:tab w:val="clear" w:pos="708"/>
           <w:tab w:val="left" w:pos="0" w:leader="none"/>
         </w:tabs>
         <w:ind w:left="707" w:hanging="283"/>
-        <w:rPr/>
-      </w:pPr>
-      <w:r>
-        <w:rPr>
-          <w:i w:val="false"/>
-          <w:iCs w:val="false"/>
-        </w:rPr>
-        <w:t xml:space="preserve">la </w:t>
-      </w:r>
-      <w:r>
-        <w:rPr>
-          <w:rStyle w:val="Accentuationforte"/>
-          <w:i w:val="false"/>
-          <w:iCs w:val="false"/>
-        </w:rPr>
-        <w:t>complexité technique</w:t>
-      </w:r>
-      <w:r>
-        <w:rPr>
-          <w:i w:val="false"/>
-          <w:iCs w:val="false"/>
-        </w:rPr>
-        <w:t xml:space="preserve"> de chaque fonctionnalité</w:t>
-      </w:r>
-    </w:p>
-    <w:p>
-      <w:pPr>
-        <w:pStyle w:val="Corpsdetexte"/>
-        <w:numPr>
-          <w:ilvl w:val="0"/>
-          <w:numId w:val="19"/>
-        </w:numPr>
-        <w:tabs>
-          <w:tab w:val="clear" w:pos="708"/>
-          <w:tab w:val="left" w:pos="0" w:leader="none"/>
-        </w:tabs>
-        <w:ind w:left="707" w:hanging="283"/>
-        <w:rPr/>
-      </w:pPr>
-      <w:r>
-        <w:rPr>
-          <w:i w:val="false"/>
-          <w:iCs w:val="false"/>
-        </w:rPr>
-        <w:t xml:space="preserve">un </w:t>
-      </w:r>
-      <w:r>
-        <w:rPr>
-          <w:rStyle w:val="Accentuationforte"/>
-          <w:i w:val="false"/>
-          <w:iCs w:val="false"/>
-        </w:rPr>
-        <w:t>coût journalier</w:t>
-      </w:r>
-      <w:r>
-        <w:rPr>
-          <w:i w:val="false"/>
-          <w:iCs w:val="false"/>
-        </w:rPr>
-        <w:t xml:space="preserve"> basé sur un tarif de 250 € (correspondant à mon activité d’autoentrepreneur)</w:t>
-      </w:r>
-    </w:p>
-    <w:p>
-      <w:pPr>
-        <w:pStyle w:val="Corpsdetexte"/>
-        <w:numPr>
-          <w:ilvl w:val="0"/>
-          <w:numId w:val="19"/>
-        </w:numPr>
-        <w:tabs>
-          <w:tab w:val="clear" w:pos="708"/>
-          <w:tab w:val="left" w:pos="0" w:leader="none"/>
-        </w:tabs>
-        <w:ind w:left="707" w:hanging="283"/>
         <w:rPr>
           <w:i w:val="false"/>
           <w:i w:val="false"/>
@@ -15350,7 +15397,7 @@
         <w:pStyle w:val="Corpsdetexte"/>
         <w:numPr>
           <w:ilvl w:val="1"/>
-          <w:numId w:val="19"/>
+          <w:numId w:val="18"/>
         </w:numPr>
         <w:tabs>
           <w:tab w:val="clear" w:pos="708"/>
@@ -15380,7 +15427,7 @@
         <w:pStyle w:val="Corpsdetexte"/>
         <w:numPr>
           <w:ilvl w:val="1"/>
-          <w:numId w:val="19"/>
+          <w:numId w:val="18"/>
         </w:numPr>
         <w:tabs>
           <w:tab w:val="clear" w:pos="708"/>
@@ -15410,7 +15457,7 @@
         <w:pStyle w:val="Corpsdetexte"/>
         <w:numPr>
           <w:ilvl w:val="1"/>
-          <w:numId w:val="19"/>
+          <w:numId w:val="18"/>
         </w:numPr>
         <w:tabs>
           <w:tab w:val="clear" w:pos="708"/>
@@ -15440,7 +15487,7 @@
         <w:pStyle w:val="Corpsdetexte"/>
         <w:numPr>
           <w:ilvl w:val="1"/>
-          <w:numId w:val="19"/>
+          <w:numId w:val="18"/>
         </w:numPr>
         <w:tabs>
           <w:tab w:val="clear" w:pos="708"/>
@@ -15470,7 +15517,7 @@
         <w:pStyle w:val="Corpsdetexte"/>
         <w:numPr>
           <w:ilvl w:val="1"/>
-          <w:numId w:val="19"/>
+          <w:numId w:val="18"/>
         </w:numPr>
         <w:tabs>
           <w:tab w:val="clear" w:pos="708"/>
@@ -15549,7 +15596,7 @@
             <v:imagedata r:id="rId3" o:title=""/>
             <w10:wrap type="square"/>
           </v:shape>
-          <o:OLEObject Type="Embed" ProgID="Excel.Sheet.12" ShapeID="ole_rId2" DrawAspect="Content" ObjectID="_1529572264" r:id="rId2"/>
+          <o:OLEObject Type="Embed" ProgID="Excel.Sheet.12" ShapeID="ole_rId2" DrawAspect="Content" ObjectID="_408790195" r:id="rId2"/>
         </w:object>
       </w:r>
     </w:p>
@@ -16060,7 +16107,7 @@
         <w:pStyle w:val="Corpsdetexte"/>
         <w:numPr>
           <w:ilvl w:val="0"/>
-          <w:numId w:val="20"/>
+          <w:numId w:val="19"/>
         </w:numPr>
         <w:tabs>
           <w:tab w:val="clear" w:pos="708"/>
@@ -16102,7 +16149,7 @@
         <w:pStyle w:val="Corpsdetexte"/>
         <w:numPr>
           <w:ilvl w:val="0"/>
-          <w:numId w:val="20"/>
+          <w:numId w:val="19"/>
         </w:numPr>
         <w:tabs>
           <w:tab w:val="clear" w:pos="708"/>
@@ -16331,47 +16378,45 @@
       <w:r>
         <w:rPr>
           <w:rStyle w:val="Accentuationforte"/>
-        </w:rPr>
-        <w:t>WoofWalks</w:t>
-      </w:r>
-      <w:r>
-        <w:rPr/>
-        <w:t xml:space="preserve"> est une jeune startup française fondée en </w:t>
+          <w:rFonts w:eastAsia="Calibri" w:cs="" w:cstheme="minorBidi" w:eastAsiaTheme="minorHAnsi"/>
+          <w:b/>
+          <w:bCs/>
+          <w:color w:val="auto"/>
+          <w:kern w:val="0"/>
+          <w:sz w:val="22"/>
+          <w:szCs w:val="22"/>
+          <w:lang w:val="fr-FR" w:eastAsia="en-US" w:bidi="ar-SA"/>
+        </w:rPr>
+        <w:t>Le client</w:t>
+      </w:r>
+      <w:r>
+        <w:rPr/>
+        <w:t xml:space="preserve">, spécialisée dans la </w:t>
       </w:r>
       <w:r>
         <w:rPr>
           <w:rStyle w:val="Accentuationforte"/>
         </w:rPr>
-        <w:t>2023</w:t>
-      </w:r>
-      <w:r>
-        <w:rPr/>
-        <w:t xml:space="preserve">, spécialisée dans la </w:t>
+        <w:t>pet-tech</w:t>
+      </w:r>
+      <w:r>
+        <w:rPr/>
+        <w:t xml:space="preserve">, un secteur en plein essor combinant technologie et services pour les animaux de compagnie. Son objectif principal est de favoriser la </w:t>
       </w:r>
       <w:r>
         <w:rPr>
           <w:rStyle w:val="Accentuationforte"/>
         </w:rPr>
-        <w:t>pet-tech</w:t>
-      </w:r>
-      <w:r>
-        <w:rPr/>
-        <w:t xml:space="preserve">, un secteur en plein essor combinant technologie et services pour les animaux de compagnie. Son objectif principal est de favoriser la </w:t>
+        <w:t>socialisation des chiens</w:t>
+      </w:r>
+      <w:r>
+        <w:rPr/>
+        <w:t xml:space="preserve"> et de lutter contre l’</w:t>
       </w:r>
       <w:r>
         <w:rPr>
           <w:rStyle w:val="Accentuationforte"/>
         </w:rPr>
-        <w:t>socialisation des chiens</w:t>
-      </w:r>
-      <w:r>
-        <w:rPr/>
-        <w:t xml:space="preserve"> et de lutter contre l’</w:t>
-      </w:r>
-      <w:r>
-        <w:rPr>
-          <w:rStyle w:val="Accentuationforte"/>
-        </w:rPr>
         <w:t>isolement des propriétaires</w:t>
       </w:r>
       <w:r>
@@ -16386,17 +16431,7 @@
       </w:pPr>
       <w:r>
         <w:rPr/>
-        <w:t xml:space="preserve">WoofWalks a récemment bénéficié de </w:t>
-      </w:r>
-      <w:r>
-        <w:rPr>
-          <w:rStyle w:val="Accentuationforte"/>
-        </w:rPr>
-        <w:t>plusieurs dispositifs de financement public et privé</w:t>
-      </w:r>
-      <w:r>
-        <w:rPr/>
-        <w:t>, notamment :</w:t>
+        <w:t>Les principaux axes de développement de WoofWalks sont :</w:t>
       </w:r>
     </w:p>
     <w:p>
@@ -16414,17 +16449,17 @@
       </w:pPr>
       <w:r>
         <w:rPr/>
-        <w:t xml:space="preserve">une </w:t>
+        <w:t xml:space="preserve">la création d’un </w:t>
       </w:r>
       <w:r>
         <w:rPr>
           <w:rStyle w:val="Accentuationforte"/>
         </w:rPr>
-        <w:t>subvention de Bpifrance</w:t>
-      </w:r>
-      <w:r>
-        <w:rPr/>
-        <w:t xml:space="preserve"> de 20 000 € ;</w:t>
+        <w:t>réseau communautaire localisé</w:t>
+      </w:r>
+      <w:r>
+        <w:rPr/>
+        <w:t xml:space="preserve"> pour les propriétaires de chiens ;</w:t>
       </w:r>
     </w:p>
     <w:p>
@@ -16442,17 +16477,17 @@
       </w:pPr>
       <w:r>
         <w:rPr/>
-        <w:t xml:space="preserve">un </w:t>
+        <w:t xml:space="preserve">le développement d’une </w:t>
       </w:r>
       <w:r>
         <w:rPr>
           <w:rStyle w:val="Accentuationforte"/>
         </w:rPr>
-        <w:t>financement régional à l’innovation</w:t>
-      </w:r>
-      <w:r>
-        <w:rPr/>
-        <w:t xml:space="preserve"> de 20 000 € ;</w:t>
+        <w:t>application mobile</w:t>
+      </w:r>
+      <w:r>
+        <w:rPr/>
+        <w:t xml:space="preserve"> à partir du site web initial ;</w:t>
       </w:r>
     </w:p>
     <w:p>
@@ -16461,150 +16496,6 @@
         <w:numPr>
           <w:ilvl w:val="0"/>
           <w:numId w:val="14"/>
-        </w:numPr>
-        <w:tabs>
-          <w:tab w:val="clear" w:pos="708"/>
-          <w:tab w:val="left" w:pos="0" w:leader="none"/>
-        </w:tabs>
-        <w:rPr/>
-      </w:pPr>
-      <w:r>
-        <w:rPr/>
-        <w:t xml:space="preserve">une levée de fonds en </w:t>
-      </w:r>
-      <w:r>
-        <w:rPr>
-          <w:rStyle w:val="Accentuationforte"/>
-        </w:rPr>
-        <w:t>love money</w:t>
-      </w:r>
-      <w:r>
-        <w:rPr/>
-        <w:t xml:space="preserve"> de 40 000 €.</w:t>
-      </w:r>
-    </w:p>
-    <w:p>
-      <w:pPr>
-        <w:pStyle w:val="Corpsdetexte"/>
-        <w:rPr/>
-      </w:pPr>
-      <w:r>
-        <w:rPr/>
-        <w:t xml:space="preserve">L’entreprise compte actuellement </w:t>
-      </w:r>
-      <w:r>
-        <w:rPr>
-          <w:rStyle w:val="Accentuationforte"/>
-        </w:rPr>
-        <w:t>3 salariés</w:t>
-      </w:r>
-      <w:r>
-        <w:rPr/>
-        <w:t>, dont une fondatrice (CEO), un chargé de communication et une personne dédiée au partenariat associatif. Ne disposant pas de développeurs internes, l’entreprise a fait appel à un prestataire externe pour assurer le développement complet de son produit numérique.</w:t>
-      </w:r>
-    </w:p>
-    <w:p>
-      <w:pPr>
-        <w:pStyle w:val="Corpsdetexte"/>
-        <w:rPr/>
-      </w:pPr>
-      <w:r>
-        <w:rPr/>
-        <w:t xml:space="preserve">Le </w:t>
-      </w:r>
-      <w:r>
-        <w:rPr>
-          <w:rStyle w:val="Accentuationforte"/>
-        </w:rPr>
-        <w:t>chiffre d’affaires prévisionnel</w:t>
-      </w:r>
-      <w:r>
-        <w:rPr/>
-        <w:t xml:space="preserve"> pour la première année est estimé à </w:t>
-      </w:r>
-      <w:r>
-        <w:rPr>
-          <w:rStyle w:val="Accentuationforte"/>
-        </w:rPr>
-        <w:t>40 000 €</w:t>
-      </w:r>
-      <w:r>
-        <w:rPr/>
-        <w:t>, principalement via des partenariats avec des marques animalières, du contenu sponsorisé et une future offre premium ainsi que le chiffre d’affaire du service de commande d’albums photos.</w:t>
-      </w:r>
-    </w:p>
-    <w:p>
-      <w:pPr>
-        <w:pStyle w:val="Corpsdetexte"/>
-        <w:rPr/>
-      </w:pPr>
-      <w:r>
-        <w:rPr/>
-        <w:t>Les principaux axes de développement de WoofWalks sont :</w:t>
-      </w:r>
-    </w:p>
-    <w:p>
-      <w:pPr>
-        <w:pStyle w:val="Corpsdetexte"/>
-        <w:numPr>
-          <w:ilvl w:val="0"/>
-          <w:numId w:val="15"/>
-        </w:numPr>
-        <w:tabs>
-          <w:tab w:val="clear" w:pos="708"/>
-          <w:tab w:val="left" w:pos="0" w:leader="none"/>
-        </w:tabs>
-        <w:rPr/>
-      </w:pPr>
-      <w:r>
-        <w:rPr/>
-        <w:t xml:space="preserve">la création d’un </w:t>
-      </w:r>
-      <w:r>
-        <w:rPr>
-          <w:rStyle w:val="Accentuationforte"/>
-        </w:rPr>
-        <w:t>réseau communautaire localisé</w:t>
-      </w:r>
-      <w:r>
-        <w:rPr/>
-        <w:t xml:space="preserve"> pour les propriétaires de chiens ;</w:t>
-      </w:r>
-    </w:p>
-    <w:p>
-      <w:pPr>
-        <w:pStyle w:val="Corpsdetexte"/>
-        <w:numPr>
-          <w:ilvl w:val="0"/>
-          <w:numId w:val="15"/>
-        </w:numPr>
-        <w:tabs>
-          <w:tab w:val="clear" w:pos="708"/>
-          <w:tab w:val="left" w:pos="0" w:leader="none"/>
-        </w:tabs>
-        <w:rPr/>
-      </w:pPr>
-      <w:r>
-        <w:rPr/>
-        <w:t xml:space="preserve">le développement d’une </w:t>
-      </w:r>
-      <w:r>
-        <w:rPr>
-          <w:rStyle w:val="Accentuationforte"/>
-        </w:rPr>
-        <w:t>application mobile</w:t>
-      </w:r>
-      <w:r>
-        <w:rPr/>
-        <w:t xml:space="preserve"> à partir du site web initial ;</w:t>
-      </w:r>
-    </w:p>
-    <w:p>
-      <w:pPr>
-        <w:pStyle w:val="Corpsdetexte"/>
-        <w:numPr>
-          <w:ilvl w:val="0"/>
-          <w:numId w:val="15"/>
         </w:numPr>
         <w:tabs>
           <w:tab w:val="clear" w:pos="708"/>
@@ -17489,101 +17380,52 @@
       <w:pPr>
         <w:pStyle w:val="Normal"/>
         <w:rPr>
-          <w:i/>
-          <w:i/>
-          <w:lang w:eastAsia="fr-FR"/>
-        </w:rPr>
-      </w:pPr>
-      <w:r>
-        <w:rPr>
-          <w:i/>
-          <w:lang w:eastAsia="fr-FR"/>
-        </w:rPr>
-        <w:t xml:space="preserve">Gestion du projet (chef de projet, équipe, développeurs, recetteurs, exploitants, …) </w:t>
-      </w:r>
-    </w:p>
-    <w:p>
-      <w:pPr>
-        <w:pStyle w:val="Normal"/>
-        <w:rPr>
-          <w:rFonts w:eastAsia="Times New Roman" w:cs="Calibri" w:cstheme="minorHAnsi"/>
-          <w:i/>
-          <w:i/>
-          <w:lang w:eastAsia="fr-FR"/>
-        </w:rPr>
-      </w:pPr>
-      <w:r>
-        <w:rPr>
-          <w:rFonts w:eastAsia="Times New Roman" w:cs="Calibri" w:cstheme="minorHAnsi"/>
-          <w:i/>
-          <w:lang w:eastAsia="fr-FR"/>
-        </w:rPr>
-        <w:t>MOA du projet : Chef d’entreprise, Direction Métier, Client, …</w:t>
-      </w:r>
-    </w:p>
-    <w:p>
-      <w:pPr>
-        <w:pStyle w:val="Normal"/>
-        <w:rPr>
-          <w:rFonts w:eastAsia="Times New Roman" w:cs="Calibri" w:cstheme="minorHAnsi"/>
-          <w:i/>
-          <w:i/>
-          <w:lang w:eastAsia="fr-FR"/>
-        </w:rPr>
-      </w:pPr>
-      <w:r>
-        <w:rPr>
-          <w:rFonts w:eastAsia="Times New Roman" w:cs="Calibri" w:cstheme="minorHAnsi"/>
-          <w:i/>
-          <w:lang w:eastAsia="fr-FR"/>
-        </w:rPr>
-        <w:t>Responsable d’exploitation, …</w:t>
-      </w:r>
-    </w:p>
-    <w:p>
-      <w:pPr>
-        <w:pStyle w:val="Normal"/>
-        <w:rPr/>
-      </w:pPr>
-      <w:r>
-        <w:rPr>
-          <w:rFonts w:eastAsia="Times New Roman" w:cs="Calibri" w:cstheme="minorHAnsi"/>
-          <w:i/>
-          <w:lang w:eastAsia="fr-FR"/>
-        </w:rPr>
-        <w:t>Responsable du support, …</w:t>
-      </w:r>
-    </w:p>
-    <w:p>
-      <w:pPr>
-        <w:pStyle w:val="Normal"/>
-        <w:rPr>
-          <w:i/>
-          <w:i/>
-          <w:lang w:eastAsia="fr-FR"/>
-        </w:rPr>
-      </w:pPr>
-      <w:r>
-        <w:rPr>
-          <w:i/>
-          <w:lang w:eastAsia="fr-FR"/>
-        </w:rPr>
-        <w:t xml:space="preserve">Autres intervenants webdesigner, webmaster, projets connexes, … </w:t>
-      </w:r>
-    </w:p>
-    <w:p>
-      <w:pPr>
-        <w:pStyle w:val="Normal"/>
-        <w:rPr>
-          <w:i/>
-          <w:i/>
-          <w:lang w:eastAsia="fr-FR"/>
-        </w:rPr>
-      </w:pPr>
-      <w:r>
-        <w:rPr>
-          <w:i/>
-          <w:lang w:eastAsia="fr-FR"/>
+          <w:rFonts w:ascii="Calibri" w:hAnsi="Calibri" w:eastAsia="Calibri" w:cs="" w:asciiTheme="minorHAnsi" w:cstheme="minorBidi" w:eastAsiaTheme="minorHAnsi" w:hAnsiTheme="minorHAnsi"/>
+          <w:i/>
+          <w:i/>
+          <w:color w:val="auto"/>
+          <w:kern w:val="0"/>
+          <w:sz w:val="22"/>
+          <w:szCs w:val="22"/>
+          <w:lang w:val="fr-FR" w:eastAsia="fr-FR" w:bidi="ar-SA"/>
+        </w:rPr>
+      </w:pPr>
+      <w:r>
+        <w:rPr>
+          <w:rFonts w:eastAsia="Calibri" w:cs="" w:cstheme="minorBidi" w:eastAsiaTheme="minorHAnsi"/>
+          <w:i/>
+          <w:color w:val="auto"/>
+          <w:kern w:val="0"/>
+          <w:sz w:val="22"/>
+          <w:szCs w:val="22"/>
+          <w:lang w:val="fr-FR" w:eastAsia="fr-FR" w:bidi="ar-SA"/>
+        </w:rPr>
+        <w:t>Moi même.</w:t>
+      </w:r>
+    </w:p>
+    <w:p>
+      <w:pPr>
+        <w:pStyle w:val="Normal"/>
+        <w:rPr>
+          <w:rFonts w:ascii="Calibri" w:hAnsi="Calibri" w:eastAsia="Calibri" w:cs="" w:asciiTheme="minorHAnsi" w:cstheme="minorBidi" w:eastAsiaTheme="minorHAnsi" w:hAnsiTheme="minorHAnsi"/>
+          <w:i/>
+          <w:i/>
+          <w:color w:val="auto"/>
+          <w:kern w:val="0"/>
+          <w:sz w:val="22"/>
+          <w:szCs w:val="22"/>
+          <w:lang w:val="fr-FR" w:eastAsia="fr-FR" w:bidi="ar-SA"/>
+        </w:rPr>
+      </w:pPr>
+      <w:r>
+        <w:rPr>
+          <w:rFonts w:eastAsia="Calibri" w:cs="" w:cstheme="minorBidi" w:eastAsiaTheme="minorHAnsi"/>
+          <w:i/>
+          <w:color w:val="auto"/>
+          <w:kern w:val="0"/>
+          <w:sz w:val="22"/>
+          <w:szCs w:val="22"/>
+          <w:lang w:val="fr-FR" w:eastAsia="fr-FR" w:bidi="ar-SA"/>
         </w:rPr>
       </w:r>
     </w:p>
@@ -17892,7 +17734,11 @@
         </w:rPr>
       </w:pPr>
       <w:r>
-        <w:rPr/>
+        <w:rPr>
+          <w:rFonts w:eastAsia="Times New Roman" w:cs="Calibri" w:cstheme="minorHAnsi"/>
+          <w:i/>
+          <w:lang w:eastAsia="fr-FR"/>
+        </w:rPr>
       </w:r>
     </w:p>
     <w:p>
@@ -18052,7 +17898,11 @@
         </w:rPr>
       </w:pPr>
       <w:r>
-        <w:rPr/>
+        <w:rPr>
+          <w:rFonts w:eastAsia="Times New Roman" w:cs="Calibri" w:cstheme="minorHAnsi"/>
+          <w:i/>
+          <w:lang w:eastAsia="fr-FR"/>
+        </w:rPr>
       </w:r>
     </w:p>
     <w:p>
@@ -18088,7 +17938,7 @@
       </w:r>
       <w:r>
         <w:drawing>
-          <wp:anchor behindDoc="0" distT="0" distB="0" distL="0" distR="0" simplePos="0" locked="0" layoutInCell="0" allowOverlap="1" relativeHeight="13">
+          <wp:anchor behindDoc="0" distT="0" distB="0" distL="0" distR="0" simplePos="0" locked="0" layoutInCell="0" allowOverlap="1" relativeHeight="12">
             <wp:simplePos x="0" y="0"/>
             <wp:positionH relativeFrom="column">
               <wp:posOffset>36195</wp:posOffset>
@@ -18161,7 +18011,11 @@
         </w:rPr>
       </w:pPr>
       <w:r>
-        <w:rPr/>
+        <w:rPr>
+          <w:rFonts w:eastAsia="Times New Roman" w:cs="Calibri" w:cstheme="minorHAnsi"/>
+          <w:i/>
+          <w:lang w:eastAsia="fr-FR"/>
+        </w:rPr>
       </w:r>
     </w:p>
     <w:p>
@@ -18207,21 +18061,11 @@
         </w:rPr>
       </w:pPr>
       <w:r>
-        <w:rPr/>
-      </w:r>
-    </w:p>
-    <w:p>
-      <w:pPr>
-        <w:pStyle w:val="Normal"/>
         <w:rPr>
           <w:rFonts w:eastAsia="Times New Roman" w:cs="Calibri" w:cstheme="minorHAnsi"/>
           <w:i/>
-          <w:i/>
-          <w:lang w:eastAsia="fr-FR"/>
-        </w:rPr>
-      </w:pPr>
-      <w:r>
-        <w:rPr/>
+          <w:lang w:eastAsia="fr-FR"/>
+        </w:rPr>
       </w:r>
     </w:p>
     <w:p>
@@ -18235,9 +18079,31 @@
         </w:rPr>
       </w:pPr>
       <w:r>
-        <w:rPr/>
+        <w:rPr>
+          <w:rFonts w:eastAsia="Times New Roman" w:cs="Calibri" w:cstheme="minorHAnsi"/>
+          <w:i/>
+          <w:lang w:eastAsia="fr-FR"/>
+        </w:rPr>
+      </w:r>
+    </w:p>
+    <w:p>
+      <w:pPr>
+        <w:pStyle w:val="Normal"/>
+        <w:rPr>
+          <w:rFonts w:eastAsia="Times New Roman" w:cs="Calibri" w:cstheme="minorHAnsi"/>
+          <w:i/>
+          <w:i/>
+          <w:lang w:eastAsia="fr-FR"/>
+        </w:rPr>
+      </w:pPr>
+      <w:r>
+        <w:rPr>
+          <w:rFonts w:eastAsia="Times New Roman" w:cs="Calibri" w:cstheme="minorHAnsi"/>
+          <w:i/>
+          <w:lang w:eastAsia="fr-FR"/>
+        </w:rPr>
         <w:drawing>
-          <wp:anchor behindDoc="0" distT="0" distB="0" distL="0" distR="0" simplePos="0" locked="0" layoutInCell="0" allowOverlap="1" relativeHeight="14">
+          <wp:anchor behindDoc="0" distT="0" distB="0" distL="0" distR="0" simplePos="0" locked="0" layoutInCell="0" allowOverlap="1" relativeHeight="13">
             <wp:simplePos x="0" y="0"/>
             <wp:positionH relativeFrom="column">
               <wp:align>center</wp:align>
@@ -18294,21 +18160,11 @@
         </w:rPr>
       </w:pPr>
       <w:r>
-        <w:rPr/>
-      </w:r>
-    </w:p>
-    <w:p>
-      <w:pPr>
-        <w:pStyle w:val="Normal"/>
         <w:rPr>
           <w:rFonts w:eastAsia="Times New Roman" w:cs="Calibri" w:cstheme="minorHAnsi"/>
           <w:i/>
-          <w:i/>
-          <w:lang w:eastAsia="fr-FR"/>
-        </w:rPr>
-      </w:pPr>
-      <w:r>
-        <w:rPr/>
+          <w:lang w:eastAsia="fr-FR"/>
+        </w:rPr>
       </w:r>
     </w:p>
     <w:p>
@@ -18322,21 +18178,11 @@
         </w:rPr>
       </w:pPr>
       <w:r>
-        <w:rPr/>
-      </w:r>
-    </w:p>
-    <w:p>
-      <w:pPr>
-        <w:pStyle w:val="Normal"/>
         <w:rPr>
           <w:rFonts w:eastAsia="Times New Roman" w:cs="Calibri" w:cstheme="minorHAnsi"/>
           <w:i/>
-          <w:i/>
-          <w:lang w:eastAsia="fr-FR"/>
-        </w:rPr>
-      </w:pPr>
-      <w:r>
-        <w:rPr/>
+          <w:lang w:eastAsia="fr-FR"/>
+        </w:rPr>
       </w:r>
     </w:p>
     <w:p>
@@ -18350,21 +18196,11 @@
         </w:rPr>
       </w:pPr>
       <w:r>
-        <w:rPr/>
-      </w:r>
-    </w:p>
-    <w:p>
-      <w:pPr>
-        <w:pStyle w:val="Normal"/>
         <w:rPr>
           <w:rFonts w:eastAsia="Times New Roman" w:cs="Calibri" w:cstheme="minorHAnsi"/>
           <w:i/>
-          <w:i/>
-          <w:lang w:eastAsia="fr-FR"/>
-        </w:rPr>
-      </w:pPr>
-      <w:r>
-        <w:rPr/>
+          <w:lang w:eastAsia="fr-FR"/>
+        </w:rPr>
       </w:r>
     </w:p>
     <w:p>
@@ -18378,21 +18214,11 @@
         </w:rPr>
       </w:pPr>
       <w:r>
-        <w:rPr/>
-      </w:r>
-    </w:p>
-    <w:p>
-      <w:pPr>
-        <w:pStyle w:val="Normal"/>
         <w:rPr>
           <w:rFonts w:eastAsia="Times New Roman" w:cs="Calibri" w:cstheme="minorHAnsi"/>
           <w:i/>
-          <w:i/>
-          <w:lang w:eastAsia="fr-FR"/>
-        </w:rPr>
-      </w:pPr>
-      <w:r>
-        <w:rPr/>
+          <w:lang w:eastAsia="fr-FR"/>
+        </w:rPr>
       </w:r>
     </w:p>
     <w:p>
@@ -18406,21 +18232,11 @@
         </w:rPr>
       </w:pPr>
       <w:r>
-        <w:rPr/>
-      </w:r>
-    </w:p>
-    <w:p>
-      <w:pPr>
-        <w:pStyle w:val="Normal"/>
         <w:rPr>
           <w:rFonts w:eastAsia="Times New Roman" w:cs="Calibri" w:cstheme="minorHAnsi"/>
           <w:i/>
-          <w:i/>
-          <w:lang w:eastAsia="fr-FR"/>
-        </w:rPr>
-      </w:pPr>
-      <w:r>
-        <w:rPr/>
+          <w:lang w:eastAsia="fr-FR"/>
+        </w:rPr>
       </w:r>
     </w:p>
     <w:p>
@@ -18434,21 +18250,11 @@
         </w:rPr>
       </w:pPr>
       <w:r>
-        <w:rPr/>
-      </w:r>
-    </w:p>
-    <w:p>
-      <w:pPr>
-        <w:pStyle w:val="Normal"/>
         <w:rPr>
           <w:rFonts w:eastAsia="Times New Roman" w:cs="Calibri" w:cstheme="minorHAnsi"/>
           <w:i/>
-          <w:i/>
-          <w:lang w:eastAsia="fr-FR"/>
-        </w:rPr>
-      </w:pPr>
-      <w:r>
-        <w:rPr/>
+          <w:lang w:eastAsia="fr-FR"/>
+        </w:rPr>
       </w:r>
     </w:p>
     <w:p>
@@ -18462,21 +18268,11 @@
         </w:rPr>
       </w:pPr>
       <w:r>
-        <w:rPr/>
-      </w:r>
-    </w:p>
-    <w:p>
-      <w:pPr>
-        <w:pStyle w:val="Normal"/>
         <w:rPr>
           <w:rFonts w:eastAsia="Times New Roman" w:cs="Calibri" w:cstheme="minorHAnsi"/>
           <w:i/>
-          <w:i/>
-          <w:lang w:eastAsia="fr-FR"/>
-        </w:rPr>
-      </w:pPr>
-      <w:r>
-        <w:rPr/>
+          <w:lang w:eastAsia="fr-FR"/>
+        </w:rPr>
       </w:r>
     </w:p>
     <w:p>
@@ -18490,21 +18286,11 @@
         </w:rPr>
       </w:pPr>
       <w:r>
-        <w:rPr/>
-      </w:r>
-    </w:p>
-    <w:p>
-      <w:pPr>
-        <w:pStyle w:val="Normal"/>
         <w:rPr>
           <w:rFonts w:eastAsia="Times New Roman" w:cs="Calibri" w:cstheme="minorHAnsi"/>
           <w:i/>
-          <w:i/>
-          <w:lang w:eastAsia="fr-FR"/>
-        </w:rPr>
-      </w:pPr>
-      <w:r>
-        <w:rPr/>
+          <w:lang w:eastAsia="fr-FR"/>
+        </w:rPr>
       </w:r>
     </w:p>
     <w:p>
@@ -18518,21 +18304,11 @@
         </w:rPr>
       </w:pPr>
       <w:r>
-        <w:rPr/>
-      </w:r>
-    </w:p>
-    <w:p>
-      <w:pPr>
-        <w:pStyle w:val="Normal"/>
         <w:rPr>
           <w:rFonts w:eastAsia="Times New Roman" w:cs="Calibri" w:cstheme="minorHAnsi"/>
           <w:i/>
-          <w:i/>
-          <w:lang w:eastAsia="fr-FR"/>
-        </w:rPr>
-      </w:pPr>
-      <w:r>
-        <w:rPr/>
+          <w:lang w:eastAsia="fr-FR"/>
+        </w:rPr>
       </w:r>
     </w:p>
     <w:p>
@@ -18546,21 +18322,11 @@
         </w:rPr>
       </w:pPr>
       <w:r>
-        <w:rPr/>
-      </w:r>
-    </w:p>
-    <w:p>
-      <w:pPr>
-        <w:pStyle w:val="Normal"/>
         <w:rPr>
           <w:rFonts w:eastAsia="Times New Roman" w:cs="Calibri" w:cstheme="minorHAnsi"/>
           <w:i/>
-          <w:i/>
-          <w:lang w:eastAsia="fr-FR"/>
-        </w:rPr>
-      </w:pPr>
-      <w:r>
-        <w:rPr/>
+          <w:lang w:eastAsia="fr-FR"/>
+        </w:rPr>
       </w:r>
     </w:p>
     <w:p>
@@ -18574,21 +18340,11 @@
         </w:rPr>
       </w:pPr>
       <w:r>
-        <w:rPr/>
-      </w:r>
-    </w:p>
-    <w:p>
-      <w:pPr>
-        <w:pStyle w:val="Normal"/>
         <w:rPr>
           <w:rFonts w:eastAsia="Times New Roman" w:cs="Calibri" w:cstheme="minorHAnsi"/>
           <w:i/>
-          <w:i/>
-          <w:lang w:eastAsia="fr-FR"/>
-        </w:rPr>
-      </w:pPr>
-      <w:r>
-        <w:rPr/>
+          <w:lang w:eastAsia="fr-FR"/>
+        </w:rPr>
       </w:r>
     </w:p>
     <w:p>
@@ -18602,21 +18358,11 @@
         </w:rPr>
       </w:pPr>
       <w:r>
-        <w:rPr/>
-      </w:r>
-    </w:p>
-    <w:p>
-      <w:pPr>
-        <w:pStyle w:val="Normal"/>
         <w:rPr>
           <w:rFonts w:eastAsia="Times New Roman" w:cs="Calibri" w:cstheme="minorHAnsi"/>
           <w:i/>
-          <w:i/>
-          <w:lang w:eastAsia="fr-FR"/>
-        </w:rPr>
-      </w:pPr>
-      <w:r>
-        <w:rPr/>
+          <w:lang w:eastAsia="fr-FR"/>
+        </w:rPr>
       </w:r>
     </w:p>
     <w:p>
@@ -18630,21 +18376,11 @@
         </w:rPr>
       </w:pPr>
       <w:r>
-        <w:rPr/>
-      </w:r>
-    </w:p>
-    <w:p>
-      <w:pPr>
-        <w:pStyle w:val="Normal"/>
         <w:rPr>
           <w:rFonts w:eastAsia="Times New Roman" w:cs="Calibri" w:cstheme="minorHAnsi"/>
           <w:i/>
-          <w:i/>
-          <w:lang w:eastAsia="fr-FR"/>
-        </w:rPr>
-      </w:pPr>
-      <w:r>
-        <w:rPr/>
+          <w:lang w:eastAsia="fr-FR"/>
+        </w:rPr>
       </w:r>
     </w:p>
     <w:p>
@@ -18658,21 +18394,11 @@
         </w:rPr>
       </w:pPr>
       <w:r>
-        <w:rPr/>
-      </w:r>
-    </w:p>
-    <w:p>
-      <w:pPr>
-        <w:pStyle w:val="Normal"/>
         <w:rPr>
           <w:rFonts w:eastAsia="Times New Roman" w:cs="Calibri" w:cstheme="minorHAnsi"/>
           <w:i/>
-          <w:i/>
-          <w:lang w:eastAsia="fr-FR"/>
-        </w:rPr>
-      </w:pPr>
-      <w:r>
-        <w:rPr/>
+          <w:lang w:eastAsia="fr-FR"/>
+        </w:rPr>
       </w:r>
     </w:p>
     <w:p>
@@ -18686,7 +18412,263 @@
         </w:rPr>
       </w:pPr>
       <w:r>
-        <w:rPr/>
+        <w:rPr>
+          <w:rFonts w:eastAsia="Times New Roman" w:cs="Calibri" w:cstheme="minorHAnsi"/>
+          <w:i/>
+          <w:lang w:eastAsia="fr-FR"/>
+        </w:rPr>
+      </w:r>
+    </w:p>
+    <w:p>
+      <w:pPr>
+        <w:pStyle w:val="Normal"/>
+        <w:rPr>
+          <w:rFonts w:eastAsia="Times New Roman" w:cs="Calibri" w:cstheme="minorHAnsi"/>
+          <w:i/>
+          <w:i/>
+          <w:lang w:eastAsia="fr-FR"/>
+        </w:rPr>
+      </w:pPr>
+      <w:r>
+        <w:rPr>
+          <w:rFonts w:eastAsia="Times New Roman" w:cs="Calibri" w:cstheme="minorHAnsi"/>
+          <w:i/>
+          <w:lang w:eastAsia="fr-FR"/>
+        </w:rPr>
+      </w:r>
+    </w:p>
+    <w:p>
+      <w:pPr>
+        <w:pStyle w:val="Normal"/>
+        <w:rPr>
+          <w:rFonts w:eastAsia="Times New Roman" w:cs="Calibri" w:cstheme="minorHAnsi"/>
+          <w:i/>
+          <w:i/>
+          <w:lang w:eastAsia="fr-FR"/>
+        </w:rPr>
+      </w:pPr>
+      <w:r>
+        <w:rPr>
+          <w:rFonts w:eastAsia="Times New Roman" w:cs="Calibri" w:cstheme="minorHAnsi"/>
+          <w:i/>
+          <w:lang w:eastAsia="fr-FR"/>
+        </w:rPr>
+      </w:r>
+    </w:p>
+    <w:p>
+      <w:pPr>
+        <w:pStyle w:val="Normal"/>
+        <w:rPr>
+          <w:rFonts w:eastAsia="Times New Roman" w:cs="Calibri" w:cstheme="minorHAnsi"/>
+          <w:i/>
+          <w:i/>
+          <w:lang w:eastAsia="fr-FR"/>
+        </w:rPr>
+      </w:pPr>
+      <w:r>
+        <w:rPr>
+          <w:rFonts w:eastAsia="Times New Roman" w:cs="Calibri" w:cstheme="minorHAnsi"/>
+          <w:i/>
+          <w:lang w:eastAsia="fr-FR"/>
+        </w:rPr>
+      </w:r>
+    </w:p>
+    <w:p>
+      <w:pPr>
+        <w:pStyle w:val="Normal"/>
+        <w:rPr>
+          <w:rFonts w:eastAsia="Times New Roman" w:cs="Calibri" w:cstheme="minorHAnsi"/>
+          <w:i/>
+          <w:i/>
+          <w:lang w:eastAsia="fr-FR"/>
+        </w:rPr>
+      </w:pPr>
+      <w:r>
+        <w:rPr>
+          <w:rFonts w:eastAsia="Times New Roman" w:cs="Calibri" w:cstheme="minorHAnsi"/>
+          <w:i/>
+          <w:lang w:eastAsia="fr-FR"/>
+        </w:rPr>
+      </w:r>
+    </w:p>
+    <w:p>
+      <w:pPr>
+        <w:pStyle w:val="Normal"/>
+        <w:rPr>
+          <w:rFonts w:eastAsia="Times New Roman" w:cs="Calibri" w:cstheme="minorHAnsi"/>
+          <w:i/>
+          <w:i/>
+          <w:lang w:eastAsia="fr-FR"/>
+        </w:rPr>
+      </w:pPr>
+      <w:r>
+        <w:rPr>
+          <w:rFonts w:eastAsia="Times New Roman" w:cs="Calibri" w:cstheme="minorHAnsi"/>
+          <w:i/>
+          <w:lang w:eastAsia="fr-FR"/>
+        </w:rPr>
+      </w:r>
+    </w:p>
+    <w:p>
+      <w:pPr>
+        <w:pStyle w:val="Normal"/>
+        <w:rPr>
+          <w:rFonts w:eastAsia="Times New Roman" w:cs="Calibri" w:cstheme="minorHAnsi"/>
+          <w:i/>
+          <w:i/>
+          <w:lang w:eastAsia="fr-FR"/>
+        </w:rPr>
+      </w:pPr>
+      <w:r>
+        <w:rPr>
+          <w:rFonts w:eastAsia="Times New Roman" w:cs="Calibri" w:cstheme="minorHAnsi"/>
+          <w:i/>
+          <w:lang w:eastAsia="fr-FR"/>
+        </w:rPr>
+      </w:r>
+    </w:p>
+    <w:p>
+      <w:pPr>
+        <w:pStyle w:val="Normal"/>
+        <w:rPr>
+          <w:rFonts w:eastAsia="Times New Roman" w:cs="Calibri" w:cstheme="minorHAnsi"/>
+          <w:i/>
+          <w:i/>
+          <w:lang w:eastAsia="fr-FR"/>
+        </w:rPr>
+      </w:pPr>
+      <w:r>
+        <w:rPr>
+          <w:rFonts w:eastAsia="Times New Roman" w:cs="Calibri" w:cstheme="minorHAnsi"/>
+          <w:i/>
+          <w:lang w:eastAsia="fr-FR"/>
+        </w:rPr>
+      </w:r>
+    </w:p>
+    <w:p>
+      <w:pPr>
+        <w:pStyle w:val="Normal"/>
+        <w:rPr>
+          <w:rFonts w:eastAsia="Times New Roman" w:cs="Calibri" w:cstheme="minorHAnsi"/>
+          <w:i/>
+          <w:i/>
+          <w:lang w:eastAsia="fr-FR"/>
+        </w:rPr>
+      </w:pPr>
+      <w:r>
+        <w:rPr>
+          <w:rFonts w:eastAsia="Times New Roman" w:cs="Calibri" w:cstheme="minorHAnsi"/>
+          <w:i/>
+          <w:lang w:eastAsia="fr-FR"/>
+        </w:rPr>
+      </w:r>
+    </w:p>
+    <w:p>
+      <w:pPr>
+        <w:pStyle w:val="Normal"/>
+        <w:rPr>
+          <w:rFonts w:eastAsia="Times New Roman" w:cs="Calibri" w:cstheme="minorHAnsi"/>
+          <w:i/>
+          <w:i/>
+          <w:lang w:eastAsia="fr-FR"/>
+        </w:rPr>
+      </w:pPr>
+      <w:r>
+        <w:rPr>
+          <w:rFonts w:eastAsia="Times New Roman" w:cs="Calibri" w:cstheme="minorHAnsi"/>
+          <w:i/>
+          <w:lang w:eastAsia="fr-FR"/>
+        </w:rPr>
+      </w:r>
+    </w:p>
+    <w:p>
+      <w:pPr>
+        <w:pStyle w:val="Normal"/>
+        <w:rPr>
+          <w:rFonts w:eastAsia="Times New Roman" w:cs="Calibri" w:cstheme="minorHAnsi"/>
+          <w:i/>
+          <w:i/>
+          <w:lang w:eastAsia="fr-FR"/>
+        </w:rPr>
+      </w:pPr>
+      <w:r>
+        <w:rPr>
+          <w:rFonts w:eastAsia="Times New Roman" w:cs="Calibri" w:cstheme="minorHAnsi"/>
+          <w:i/>
+          <w:lang w:eastAsia="fr-FR"/>
+        </w:rPr>
+      </w:r>
+    </w:p>
+    <w:p>
+      <w:pPr>
+        <w:pStyle w:val="Normal"/>
+        <w:rPr>
+          <w:rFonts w:eastAsia="Times New Roman" w:cs="Calibri" w:cstheme="minorHAnsi"/>
+          <w:i/>
+          <w:i/>
+          <w:lang w:eastAsia="fr-FR"/>
+        </w:rPr>
+      </w:pPr>
+      <w:r>
+        <w:rPr>
+          <w:rFonts w:eastAsia="Times New Roman" w:cs="Calibri" w:cstheme="minorHAnsi"/>
+          <w:i/>
+          <w:lang w:eastAsia="fr-FR"/>
+        </w:rPr>
+      </w:r>
+    </w:p>
+    <w:p>
+      <w:pPr>
+        <w:pStyle w:val="Normal"/>
+        <w:rPr>
+          <w:rFonts w:eastAsia="Times New Roman" w:cs="Calibri" w:cstheme="minorHAnsi"/>
+          <w:i/>
+          <w:i/>
+          <w:lang w:eastAsia="fr-FR"/>
+        </w:rPr>
+      </w:pPr>
+      <w:r>
+        <w:rPr>
+          <w:rFonts w:eastAsia="Times New Roman" w:cs="Calibri" w:cstheme="minorHAnsi"/>
+          <w:i/>
+          <w:lang w:eastAsia="fr-FR"/>
+        </w:rPr>
+      </w:r>
+    </w:p>
+    <w:p>
+      <w:pPr>
+        <w:pStyle w:val="Normal"/>
+        <w:rPr>
+          <w:rFonts w:eastAsia="Times New Roman" w:cs="Calibri" w:cstheme="minorHAnsi"/>
+          <w:i/>
+          <w:i/>
+          <w:lang w:eastAsia="fr-FR"/>
+        </w:rPr>
+      </w:pPr>
+      <w:r>
+        <w:rPr>
+          <w:rFonts w:eastAsia="Times New Roman" w:cs="Calibri" w:cstheme="minorHAnsi"/>
+          <w:i/>
+          <w:lang w:eastAsia="fr-FR"/>
+        </w:rPr>
+      </w:r>
+    </w:p>
+    <w:p>
+      <w:pPr>
+        <w:pStyle w:val="Normal"/>
+        <w:rPr>
+          <w:rFonts w:eastAsia="Times New Roman" w:cs="Calibri" w:cstheme="minorHAnsi"/>
+          <w:i/>
+          <w:i/>
+          <w:lang w:eastAsia="fr-FR"/>
+        </w:rPr>
+      </w:pPr>
+      <w:r>
+        <w:rPr>
+          <w:rFonts w:eastAsia="Times New Roman" w:cs="Calibri" w:cstheme="minorHAnsi"/>
+          <w:i/>
+          <w:lang w:eastAsia="fr-FR"/>
+        </w:rPr>
       </w:r>
     </w:p>
     <w:p>
@@ -18705,7 +18687,15 @@
         </w:rPr>
       </w:pPr>
       <w:r>
-        <w:rPr/>
+        <w:rPr>
+          <w:rFonts w:eastAsia="Times New Roman" w:cs="Calibri" w:cstheme="minorHAnsi"/>
+          <w:b/>
+          <w:bCs/>
+          <w:i/>
+          <w:iCs w:val="false"/>
+          <w:u w:val="single"/>
+          <w:lang w:eastAsia="fr-FR"/>
+        </w:rPr>
       </w:r>
     </w:p>
     <w:p>
@@ -18737,26 +18727,30 @@
         </w:rPr>
       </w:pPr>
       <w:r>
-        <w:rPr/>
-      </w:r>
-    </w:p>
-    <w:p>
-      <w:pPr>
-        <w:pStyle w:val="Normal"/>
         <w:rPr>
           <w:rFonts w:eastAsia="Times New Roman" w:cs="Calibri" w:cstheme="minorHAnsi"/>
           <w:i/>
-          <w:i/>
-          <w:lang w:eastAsia="fr-FR"/>
-        </w:rPr>
-      </w:pPr>
-      <w:r>
+          <w:lang w:eastAsia="fr-FR"/>
+        </w:rPr>
+      </w:r>
+    </w:p>
+    <w:p>
+      <w:pPr>
+        <w:pStyle w:val="Normal"/>
         <w:rPr>
           <w:rFonts w:eastAsia="Times New Roman" w:cs="Calibri" w:cstheme="minorHAnsi"/>
           <w:i/>
-          <w:lang w:eastAsia="fr-FR"/>
-        </w:rPr>
-        <w:object w:dxaOrig="44260" w:dyaOrig="34351">
+          <w:i/>
+          <w:lang w:eastAsia="fr-FR"/>
+        </w:rPr>
+      </w:pPr>
+      <w:r>
+        <w:rPr>
+          <w:rFonts w:eastAsia="Times New Roman" w:cs="Calibri" w:cstheme="minorHAnsi"/>
+          <w:i/>
+          <w:lang w:eastAsia="fr-FR"/>
+        </w:rPr>
+        <w:object w:dxaOrig="44800" w:dyaOrig="34304">
           <v:shapetype id="_x0000_tole_rId7" coordsize="21600,21600" o:spt="ole_rId7" o:preferrelative="t" path="m@4@5l@4@11@9@11@9@5xe" filled="f" stroked="f">
             <v:stroke joinstyle="miter"/>
             <v:formulas>
@@ -18776,11 +18770,11 @@
             <v:path o:extrusionok="f" gradientshapeok="t" o:connecttype="rect"/>
             <o:lock v:ext="edit" aspectratio="t"/>
           </v:shapetype>
-          <v:shape id="ole_rId7" type="_x0000_tole_rId7" style="position:absolute;margin-left:-18.9pt;margin-top:1.1pt;width:516.1pt;height:400.55pt;mso-position-horizontal-relative:text;mso-position-vertical-relative:text" filled="f" o:ole="">
+          <v:shape id="ole_rId7" type="_x0000_tole_rId7" style="position:absolute;margin-left:-18.9pt;margin-top:1.1pt;width:516.1pt;height:400.55pt;mso-wrap-distance-right:0pt;mso-position-horizontal-relative:text;mso-position-vertical-relative:text" filled="f" o:ole="">
             <v:imagedata r:id="rId8" o:title=""/>
-            <w10:wrap type="square" side="largest"/>
+            <w10:wrap type="square"/>
           </v:shape>
-          <o:OLEObject Type="Embed" ProgID="Excel.Sheet.12" ShapeID="ole_rId7" DrawAspect="Content" ObjectID="_98776970" r:id="rId7"/>
+          <o:OLEObject Type="Embed" ProgID="Excel.Sheet.12" ShapeID="ole_rId7" DrawAspect="Content" ObjectID="_49795055" r:id="rId7"/>
         </w:object>
       </w:r>
     </w:p>
@@ -18824,6 +18818,17 @@
           <w:szCs w:val="32"/>
           <w:lang w:eastAsia="fr-FR"/>
         </w:rPr>
+        <w:tab/>
+        <w:t xml:space="preserve">// </w:t>
+      </w:r>
+      <w:r>
+        <w:rPr>
+          <w:rFonts w:eastAsia="" w:cs="" w:cstheme="majorBidi" w:eastAsiaTheme="majorEastAsia" w:ascii="Cambria" w:hAnsi="Cambria"/>
+          <w:sz w:val="32"/>
+          <w:szCs w:val="32"/>
+          <w:lang w:eastAsia="fr-FR"/>
+        </w:rPr>
+        <w:t>qualités indispensables d’un site web...</w:t>
       </w:r>
       <w:r>
         <w:br w:type="page"/>
@@ -18980,6 +18985,37 @@
     <w:p>
       <w:pPr>
         <w:pStyle w:val="Normal"/>
+        <w:rPr>
+          <w:color w:val="auto"/>
+          <w:sz w:val="24"/>
+          <w:szCs w:val="24"/>
+        </w:rPr>
+      </w:pPr>
+      <w:r>
+        <w:rPr/>
+      </w:r>
+    </w:p>
+    <w:p>
+      <w:pPr>
+        <w:pStyle w:val="Normal"/>
+        <w:rPr>
+          <w:highlight w:val="none"/>
+          <w:shd w:fill="81D41A" w:val="clear"/>
+        </w:rPr>
+      </w:pPr>
+      <w:r>
+        <w:rPr>
+          <w:color w:val="000000"/>
+          <w:sz w:val="24"/>
+          <w:szCs w:val="24"/>
+          <w:shd w:fill="81D41A" w:val="clear"/>
+        </w:rPr>
+        <w:t>Définir si oui ou non grave que l’appli soit HS , perte financiertes , impact etc etc ...</w:t>
+      </w:r>
+    </w:p>
+    <w:p>
+      <w:pPr>
+        <w:pStyle w:val="Normal"/>
         <w:rPr/>
       </w:pPr>
       <w:r>
@@ -19121,10 +19157,18 @@
     <w:p>
       <w:pPr>
         <w:pStyle w:val="Commenttemplate"/>
-        <w:rPr/>
-      </w:pPr>
-      <w:r>
-        <w:rPr/>
+        <w:rPr>
+          <w:rFonts w:asciiTheme="minorHAnsi" w:cstheme="minorBidi" w:eastAsiaTheme="minorHAnsi" w:hAnsiTheme="minorHAnsi"/>
+          <w:highlight w:val="none"/>
+          <w:shd w:fill="81D41A" w:val="clear"/>
+        </w:rPr>
+      </w:pPr>
+      <w:r>
+        <w:rPr>
+          <w:rFonts w:asciiTheme="minorHAnsi" w:cstheme="minorBidi" w:eastAsiaTheme="minorHAnsi" w:hAnsiTheme="minorHAnsi"/>
+          <w:shd w:fill="81D41A" w:val="clear"/>
+        </w:rPr>
+        <w:t>NON CONCERNE</w:t>
       </w:r>
     </w:p>
     <w:p>
@@ -19214,13 +19258,19 @@
       <w:pPr>
         <w:pStyle w:val="Normal"/>
         <w:rPr>
-          <w:lang w:eastAsia="fr-FR"/>
-        </w:rPr>
-      </w:pPr>
-      <w:r>
-        <w:rPr>
-          <w:lang w:eastAsia="fr-FR"/>
-        </w:rPr>
+          <w:rFonts w:asciiTheme="minorHAnsi" w:cstheme="minorBidi" w:eastAsiaTheme="minorHAnsi" w:hAnsiTheme="minorHAnsi"/>
+          <w:highlight w:val="none"/>
+          <w:shd w:fill="81D41A" w:val="clear"/>
+          <w:lang w:eastAsia="fr-FR"/>
+        </w:rPr>
+      </w:pPr>
+      <w:r>
+        <w:rPr>
+          <w:rFonts w:asciiTheme="minorHAnsi" w:cstheme="minorBidi" w:eastAsiaTheme="minorHAnsi" w:hAnsiTheme="minorHAnsi"/>
+          <w:shd w:fill="81D41A" w:val="clear"/>
+          <w:lang w:eastAsia="fr-FR"/>
+        </w:rPr>
+        <w:t>API , serv externes etc</w:t>
       </w:r>
     </w:p>
     <w:p>
@@ -19346,16 +19396,16 @@
           <w:numId w:val="1"/>
         </w:numPr>
         <w:rPr>
+          <w:rFonts w:cstheme="minorHAnsi"/>
+          <w:highlight w:val="none"/>
+          <w:shd w:fill="auto" w:val="clear"/>
+        </w:rPr>
+      </w:pPr>
+      <w:r>
+        <w:rPr>
           <w:rFonts w:cs="Calibri" w:cstheme="minorHAnsi"/>
           <w:i/>
-          <w:i/>
-          <w:lang w:eastAsia="fr-FR"/>
-        </w:rPr>
-      </w:pPr>
-      <w:r>
-        <w:rPr>
-          <w:rFonts w:cs="Calibri" w:cstheme="minorHAnsi"/>
-          <w:i/>
+          <w:shd w:fill="auto" w:val="clear"/>
           <w:lang w:eastAsia="fr-FR"/>
         </w:rPr>
         <w:t>Maquettage &amp; design</w:t>
@@ -19369,16 +19419,16 @@
           <w:numId w:val="1"/>
         </w:numPr>
         <w:rPr>
+          <w:rFonts w:cstheme="minorHAnsi"/>
+          <w:highlight w:val="none"/>
+          <w:shd w:fill="auto" w:val="clear"/>
+        </w:rPr>
+      </w:pPr>
+      <w:r>
+        <w:rPr>
           <w:rFonts w:cs="Calibri" w:cstheme="minorHAnsi"/>
           <w:i/>
-          <w:i/>
-          <w:lang w:eastAsia="fr-FR"/>
-        </w:rPr>
-      </w:pPr>
-      <w:r>
-        <w:rPr>
-          <w:rFonts w:cs="Calibri" w:cstheme="minorHAnsi"/>
-          <w:i/>
+          <w:shd w:fill="auto" w:val="clear"/>
           <w:lang w:eastAsia="fr-FR"/>
         </w:rPr>
         <w:t>Développement</w:t>
@@ -19392,16 +19442,16 @@
           <w:numId w:val="1"/>
         </w:numPr>
         <w:rPr>
+          <w:rFonts w:cstheme="minorHAnsi"/>
+          <w:highlight w:val="none"/>
+          <w:shd w:fill="auto" w:val="clear"/>
+        </w:rPr>
+      </w:pPr>
+      <w:r>
+        <w:rPr>
           <w:rFonts w:cs="Calibri" w:cstheme="minorHAnsi"/>
           <w:i/>
-          <w:i/>
-          <w:lang w:eastAsia="fr-FR"/>
-        </w:rPr>
-      </w:pPr>
-      <w:r>
-        <w:rPr>
-          <w:rFonts w:cs="Calibri" w:cstheme="minorHAnsi"/>
-          <w:i/>
+          <w:shd w:fill="auto" w:val="clear"/>
           <w:lang w:eastAsia="fr-FR"/>
         </w:rPr>
         <w:t>Intégration</w:t>
@@ -19414,17 +19464,13 @@
           <w:ilvl w:val="0"/>
           <w:numId w:val="1"/>
         </w:numPr>
+        <w:rPr/>
+      </w:pPr>
+      <w:r>
         <w:rPr>
           <w:rFonts w:cs="Calibri" w:cstheme="minorHAnsi"/>
           <w:i/>
-          <w:i/>
-          <w:lang w:eastAsia="fr-FR"/>
-        </w:rPr>
-      </w:pPr>
-      <w:r>
-        <w:rPr>
-          <w:rFonts w:cs="Calibri" w:cstheme="minorHAnsi"/>
-          <w:i/>
+          <w:shd w:fill="auto" w:val="clear"/>
           <w:lang w:eastAsia="fr-FR"/>
         </w:rPr>
         <w:t>Gestion de base de données ou autres actifs existants</w:t>
@@ -19435,8 +19481,9 @@
         <w:pStyle w:val="Normal"/>
         <w:numPr>
           <w:ilvl w:val="0"/>
-          <w:numId w:val="1"/>
+          <w:numId w:val="0"/>
         </w:numPr>
+        <w:ind w:left="720" w:hanging="0"/>
         <w:rPr>
           <w:rFonts w:cs="Calibri" w:cstheme="minorHAnsi"/>
           <w:i/>
@@ -19445,82 +19492,7 @@
         </w:rPr>
       </w:pPr>
       <w:r>
-        <w:rPr>
-          <w:rFonts w:cs="Calibri" w:cstheme="minorHAnsi"/>
-          <w:i/>
-          <w:lang w:eastAsia="fr-FR"/>
-        </w:rPr>
-        <w:t>Achat du nom de domaine et gestion de l’hébergement</w:t>
-      </w:r>
-    </w:p>
-    <w:p>
-      <w:pPr>
-        <w:pStyle w:val="Normal"/>
-        <w:numPr>
-          <w:ilvl w:val="0"/>
-          <w:numId w:val="1"/>
-        </w:numPr>
-        <w:rPr>
-          <w:rFonts w:cs="Calibri" w:cstheme="minorHAnsi"/>
-          <w:i/>
-          <w:i/>
-          <w:lang w:eastAsia="fr-FR"/>
-        </w:rPr>
-      </w:pPr>
-      <w:r>
-        <w:rPr>
-          <w:rFonts w:cs="Calibri" w:cstheme="minorHAnsi"/>
-          <w:i/>
-          <w:lang w:eastAsia="fr-FR"/>
-        </w:rPr>
-        <w:t>Maintenance et mises à jour</w:t>
-      </w:r>
-    </w:p>
-    <w:p>
-      <w:pPr>
-        <w:pStyle w:val="Normal"/>
-        <w:numPr>
-          <w:ilvl w:val="0"/>
-          <w:numId w:val="1"/>
-        </w:numPr>
-        <w:rPr>
-          <w:rFonts w:cs="Calibri" w:cstheme="minorHAnsi"/>
-          <w:i/>
-          <w:i/>
-          <w:lang w:eastAsia="fr-FR"/>
-        </w:rPr>
-      </w:pPr>
-      <w:r>
-        <w:rPr>
-          <w:rFonts w:cs="Calibri" w:cstheme="minorHAnsi"/>
-          <w:i/>
-          <w:lang w:eastAsia="fr-FR"/>
-        </w:rPr>
-        <w:t>Formation à la gestion du site</w:t>
-      </w:r>
-    </w:p>
-    <w:p>
-      <w:pPr>
-        <w:pStyle w:val="Normal"/>
-        <w:numPr>
-          <w:ilvl w:val="0"/>
-          <w:numId w:val="1"/>
-        </w:numPr>
-        <w:spacing w:before="0" w:afterAutospacing="1"/>
-        <w:rPr>
-          <w:rFonts w:cs="Calibri" w:cstheme="minorHAnsi"/>
-          <w:i/>
-          <w:i/>
-          <w:lang w:eastAsia="fr-FR"/>
-        </w:rPr>
-      </w:pPr>
-      <w:r>
-        <w:rPr>
-          <w:rFonts w:cs="Calibri" w:cstheme="minorHAnsi"/>
-          <w:i/>
-          <w:lang w:eastAsia="fr-FR"/>
-        </w:rPr>
-        <w:t>Accompagnement marketing : plan marketing, SEO(Search Engine Optimization – Optimization pour les Moteurs de Recherche - référencement naturel), SEA(Search Engine Advertising - Publicité sur les Moteurs de Recherche – référencement payant), webanalyse, SMO (Social Media Optimization – Optimisation des Médias Sociaux - développer la visibilité d’une entreprise au travers des médias sociaux)…)</w:t>
+        <w:rPr/>
       </w:r>
     </w:p>
     <w:p>
@@ -19552,6 +19524,7 @@
       </w:pPr>
       <w:r>
         <w:rPr/>
+        <w:tab/>
       </w:r>
     </w:p>
     <w:p>
@@ -19572,7 +19545,7 @@
           <w:rFonts w:eastAsia="Times New Roman"/>
           <w:color w:val="auto"/>
         </w:rPr>
-        <w:t>Maquettes et enchainement des maquettes</w:t>
+        <w:t>Maquettes et enchaînement des maquettes</w:t>
       </w:r>
       <w:bookmarkEnd w:id="333"/>
     </w:p>
@@ -19624,6 +19597,27 @@
           <w:sz w:val="24"/>
           <w:szCs w:val="24"/>
         </w:rPr>
+      </w:r>
+    </w:p>
+    <w:p>
+      <w:pPr>
+        <w:pStyle w:val="Normal"/>
+        <w:rPr>
+          <w:color w:val="auto"/>
+          <w:sz w:val="24"/>
+          <w:szCs w:val="24"/>
+          <w:highlight w:val="none"/>
+          <w:shd w:fill="81D41A" w:val="clear"/>
+        </w:rPr>
+      </w:pPr>
+      <w:r>
+        <w:rPr>
+          <w:color w:val="000000"/>
+          <w:sz w:val="24"/>
+          <w:szCs w:val="24"/>
+          <w:shd w:fill="81D41A" w:val="clear"/>
+        </w:rPr>
+        <w:t xml:space="preserve">Déployer toutes pages </w:t>
       </w:r>
     </w:p>
     <w:p>
@@ -20890,6 +20884,72 @@
     </w:p>
     <w:p>
       <w:pPr>
+        <w:pStyle w:val="Normal"/>
+        <w:rPr>
+          <w:rFonts w:ascii="Calibri" w:hAnsi="Calibri" w:eastAsia="Calibri" w:cs=""/>
+          <w:color w:val="auto"/>
+          <w:kern w:val="0"/>
+          <w:sz w:val="24"/>
+          <w:szCs w:val="24"/>
+          <w:highlight w:val="none"/>
+          <w:shd w:fill="81D41A" w:val="clear"/>
+          <w:lang w:val="fr-FR" w:eastAsia="en-US" w:bidi="ar-SA"/>
+        </w:rPr>
+      </w:pPr>
+      <w:r>
+        <w:rPr>
+          <w:rFonts w:eastAsia="Calibri" w:cs=""/>
+          <w:color w:val="000000"/>
+          <w:kern w:val="0"/>
+          <w:sz w:val="24"/>
+          <w:szCs w:val="24"/>
+          <w:shd w:fill="81D41A" w:val="clear"/>
+          <w:lang w:val="fr-FR" w:eastAsia="en-US" w:bidi="ar-SA"/>
+        </w:rPr>
+        <w:t>Les tables ont étées crées via Symfony + Doctrine , pas de script de création de la BDD</w:t>
+      </w:r>
+    </w:p>
+    <w:p>
+      <w:pPr>
+        <w:pStyle w:val="Normal"/>
+        <w:rPr>
+          <w:rFonts w:ascii="Calibri" w:hAnsi="Calibri" w:eastAsia="Calibri" w:cs=""/>
+          <w:color w:val="auto"/>
+          <w:kern w:val="0"/>
+          <w:sz w:val="24"/>
+          <w:szCs w:val="24"/>
+          <w:highlight w:val="none"/>
+          <w:shd w:fill="81D41A" w:val="clear"/>
+          <w:lang w:val="fr-FR" w:eastAsia="en-US" w:bidi="ar-SA"/>
+        </w:rPr>
+      </w:pPr>
+      <w:r>
+        <w:rPr>
+          <w:rFonts w:eastAsia="Calibri" w:cs=""/>
+          <w:color w:val="000000"/>
+          <w:kern w:val="0"/>
+          <w:sz w:val="24"/>
+          <w:szCs w:val="24"/>
+          <w:shd w:fill="81D41A" w:val="clear"/>
+          <w:lang w:val="fr-FR" w:eastAsia="en-US" w:bidi="ar-SA"/>
+        </w:rPr>
+        <w:t>//</w:t>
+      </w:r>
+      <w:r>
+        <w:rPr>
+          <w:rFonts w:eastAsia="Calibri" w:cs=""/>
+          <w:color w:val="000000"/>
+          <w:kern w:val="0"/>
+          <w:sz w:val="24"/>
+          <w:szCs w:val="24"/>
+          <w:shd w:fill="81D41A" w:val="clear"/>
+          <w:lang w:val="fr-FR" w:eastAsia="en-US" w:bidi="ar-SA"/>
+        </w:rPr>
+        <w:t>Expliquer comment ca marche + illustrer</w:t>
+      </w:r>
+    </w:p>
+    <w:p>
+      <w:pPr>
         <w:pStyle w:val="Titre2"/>
         <w:numPr>
           <w:ilvl w:val="2"/>
@@ -21708,31 +21768,34 @@
       <w:pPr>
         <w:pStyle w:val="Normal"/>
         <w:rPr>
-          <w:b/>
+          <w:rFonts w:ascii="Calibri" w:hAnsi="Calibri" w:eastAsia="Calibri" w:cs="" w:asciiTheme="minorHAnsi" w:cstheme="minorBidi" w:eastAsiaTheme="minorHAnsi" w:hAnsiTheme="minorHAnsi"/>
+          <w:highlight w:val="none"/>
+          <w:shd w:fill="81D41A" w:val="clear"/>
+        </w:rPr>
+      </w:pPr>
+      <w:bookmarkStart w:id="355" w:name="_Toc535686651"/>
+      <w:bookmarkStart w:id="356" w:name="_Toc535686999"/>
+      <w:r>
+        <w:rPr>
+          <w:rFonts w:eastAsia="Calibri" w:cs="" w:cstheme="minorBidi" w:eastAsiaTheme="minorHAnsi"/>
           <w:b/>
           <w:bCs/>
           <w:u w:val="single"/>
-        </w:rPr>
-      </w:pPr>
-      <w:bookmarkStart w:id="355" w:name="_Toc535686651"/>
-      <w:bookmarkStart w:id="356" w:name="_Toc535686999"/>
-      <w:r>
-        <w:rPr>
+          <w:shd w:fill="81D41A" w:val="clear"/>
+        </w:rPr>
+        <w:t>Données</w:t>
+      </w:r>
+      <w:bookmarkEnd w:id="355"/>
+      <w:bookmarkEnd w:id="356"/>
+      <w:r>
+        <w:rPr>
+          <w:rFonts w:eastAsia="Calibri" w:cs="" w:cstheme="minorBidi" w:eastAsiaTheme="minorHAnsi"/>
           <w:b/>
           <w:bCs/>
           <w:u w:val="single"/>
-        </w:rPr>
-        <w:t>Données</w:t>
-      </w:r>
-      <w:bookmarkEnd w:id="355"/>
-      <w:bookmarkEnd w:id="356"/>
-      <w:r>
-        <w:rPr>
-          <w:b/>
-          <w:bCs/>
-          <w:u w:val="single"/>
-        </w:rPr>
-        <w:t>/Actions</w:t>
+          <w:shd w:fill="81D41A" w:val="clear"/>
+        </w:rPr>
+        <w:t>/Actions == dictionnaire donnée ???</w:t>
       </w:r>
     </w:p>
     <w:p>
@@ -22510,25 +22573,61 @@
           <w:bCs/>
           <w:u w:val="single"/>
         </w:rPr>
-        <w:t>Description</w:t>
-      </w:r>
-    </w:p>
-    <w:p>
-      <w:pPr>
-        <w:pStyle w:val="Normal"/>
-        <w:rPr>
-          <w:rFonts w:cs="Calibri" w:cstheme="minorHAnsi"/>
-          <w:i/>
-          <w:i/>
-          <w:lang w:eastAsia="fr-FR"/>
-        </w:rPr>
-      </w:pPr>
-      <w:r>
-        <w:rPr>
+        <w:t>Description :</w:t>
+      </w:r>
+    </w:p>
+    <w:p>
+      <w:pPr>
+        <w:pStyle w:val="Normal"/>
+        <w:rPr>
+          <w:b/>
           <w:b/>
           <w:bCs/>
           <w:u w:val="single"/>
         </w:rPr>
+      </w:pPr>
+      <w:r>
+        <w:rPr>
+          <w:b/>
+          <w:bCs/>
+          <w:u w:val="single"/>
+        </w:rPr>
+      </w:r>
+    </w:p>
+    <w:p>
+      <w:pPr>
+        <w:pStyle w:val="Normal"/>
+        <w:rPr>
+          <w:rFonts w:cs="Calibri" w:cstheme="minorHAnsi"/>
+          <w:i/>
+          <w:i/>
+          <w:lang w:eastAsia="fr-FR"/>
+        </w:rPr>
+      </w:pPr>
+      <w:r>
+        <w:rPr>
+          <w:rFonts w:cs="Calibri" w:cstheme="minorHAnsi"/>
+          <w:i/>
+          <w:lang w:eastAsia="fr-FR"/>
+        </w:rPr>
+      </w:r>
+    </w:p>
+    <w:p>
+      <w:pPr>
+        <w:pStyle w:val="Normal"/>
+        <w:rPr>
+          <w:rFonts w:cs="Calibri" w:cstheme="minorHAnsi"/>
+          <w:i/>
+          <w:i/>
+          <w:lang w:eastAsia="fr-FR"/>
+        </w:rPr>
+      </w:pPr>
+      <w:r>
+        <w:rPr>
+          <w:b/>
+          <w:bCs/>
+          <w:u w:val="single"/>
+        </w:rPr>
         <w:t>Diagramme d’activité</w:t>
       </w:r>
     </w:p>
@@ -22555,17 +22654,21 @@
         <w:pStyle w:val="Normal"/>
         <w:rPr>
           <w:rFonts w:cs="Calibri" w:cstheme="minorHAnsi"/>
-          <w:i/>
-          <w:i/>
-          <w:lang w:eastAsia="fr-FR"/>
+          <w:highlight w:val="none"/>
+          <w:shd w:fill="81D41A" w:val="clear"/>
         </w:rPr>
       </w:pPr>
       <w:r>
         <w:rPr>
           <w:rFonts w:cs="Calibri" w:cstheme="minorHAnsi"/>
-          <w:i/>
-          <w:lang w:eastAsia="fr-FR"/>
-        </w:rPr>
+          <w:b/>
+          <w:bCs/>
+          <w:i/>
+          <w:u w:val="single"/>
+          <w:shd w:fill="81D41A" w:val="clear"/>
+          <w:lang w:eastAsia="fr-FR"/>
+        </w:rPr>
+        <w:t>Diagrammes d’activité et de s équence : 3 cas</w:t>
       </w:r>
     </w:p>
     <w:p>
@@ -22575,6 +22678,8 @@
           <w:rFonts w:cs="Calibri" w:cstheme="minorHAnsi"/>
           <w:i/>
           <w:i/>
+          <w:highlight w:val="none"/>
+          <w:shd w:fill="81D41A" w:val="clear"/>
           <w:lang w:eastAsia="fr-FR"/>
         </w:rPr>
       </w:pPr>
@@ -22582,8 +22687,242 @@
         <w:rPr>
           <w:rFonts w:cs="Calibri" w:cstheme="minorHAnsi"/>
           <w:i/>
-          <w:lang w:eastAsia="fr-FR"/>
-        </w:rPr>
+          <w:shd w:fill="81D41A" w:val="clear"/>
+          <w:lang w:eastAsia="fr-FR"/>
+        </w:rPr>
+        <w:t xml:space="preserve">L’utilisateur sur la page des Walks peut : </w:t>
+      </w:r>
+    </w:p>
+    <w:p>
+      <w:pPr>
+        <w:pStyle w:val="Normal"/>
+        <w:rPr>
+          <w:rFonts w:cs="Calibri" w:cstheme="minorHAnsi"/>
+          <w:i/>
+          <w:i/>
+          <w:highlight w:val="none"/>
+          <w:shd w:fill="81D41A" w:val="clear"/>
+          <w:lang w:eastAsia="fr-FR"/>
+        </w:rPr>
+      </w:pPr>
+      <w:r>
+        <w:rPr>
+          <w:rFonts w:cs="Calibri" w:cstheme="minorHAnsi"/>
+          <w:i/>
+          <w:shd w:fill="81D41A" w:val="clear"/>
+          <w:lang w:eastAsia="fr-FR"/>
+        </w:rPr>
+        <w:t>-</w:t>
+        <w:tab/>
+        <w:t>Clicker pour consulter une Walk</w:t>
+      </w:r>
+    </w:p>
+    <w:p>
+      <w:pPr>
+        <w:pStyle w:val="Normal"/>
+        <w:rPr>
+          <w:rFonts w:cs="Calibri" w:cstheme="minorHAnsi"/>
+          <w:i/>
+          <w:i/>
+          <w:highlight w:val="none"/>
+          <w:shd w:fill="81D41A" w:val="clear"/>
+          <w:lang w:eastAsia="fr-FR"/>
+        </w:rPr>
+      </w:pPr>
+      <w:r>
+        <w:rPr>
+          <w:rFonts w:cs="Calibri" w:cstheme="minorHAnsi"/>
+          <w:i/>
+          <w:shd w:fill="81D41A" w:val="clear"/>
+          <w:lang w:eastAsia="fr-FR"/>
+        </w:rPr>
+        <w:t>-</w:t>
+        <w:tab/>
+        <w:t>Ajouter une Walk</w:t>
+      </w:r>
+    </w:p>
+    <w:p>
+      <w:pPr>
+        <w:pStyle w:val="Normal"/>
+        <w:rPr>
+          <w:rFonts w:cs="Calibri" w:cstheme="minorHAnsi"/>
+          <w:i/>
+          <w:i/>
+          <w:highlight w:val="none"/>
+          <w:shd w:fill="81D41A" w:val="clear"/>
+          <w:lang w:eastAsia="fr-FR"/>
+        </w:rPr>
+      </w:pPr>
+      <w:r>
+        <w:rPr>
+          <w:rFonts w:cs="Calibri" w:cstheme="minorHAnsi"/>
+          <w:i/>
+          <w:shd w:fill="81D41A" w:val="clear"/>
+          <w:lang w:eastAsia="fr-FR"/>
+        </w:rPr>
+        <w:t>Les diagrammes suivant vont représenter trois fonctionnalités :</w:t>
+      </w:r>
+    </w:p>
+    <w:p>
+      <w:pPr>
+        <w:pStyle w:val="Normal"/>
+        <w:rPr>
+          <w:rFonts w:cs="Calibri" w:cstheme="minorHAnsi"/>
+          <w:i/>
+          <w:i/>
+          <w:highlight w:val="none"/>
+          <w:shd w:fill="81D41A" w:val="clear"/>
+          <w:lang w:eastAsia="fr-FR"/>
+        </w:rPr>
+      </w:pPr>
+      <w:r>
+        <w:rPr>
+          <w:rFonts w:cs="Calibri" w:cstheme="minorHAnsi"/>
+          <w:i/>
+          <w:shd w:fill="81D41A" w:val="clear"/>
+          <w:lang w:eastAsia="fr-FR"/>
+        </w:rPr>
+        <w:t>-</w:t>
+        <w:tab/>
+        <w:t xml:space="preserve">Un utilisateur consulte les détails d’une Walk qui </w:t>
+      </w:r>
+      <w:r>
+        <w:rPr>
+          <w:rFonts w:eastAsia="Calibri" w:cs="Calibri" w:cstheme="minorHAnsi"/>
+          <w:i/>
+          <w:color w:val="000000"/>
+          <w:kern w:val="0"/>
+          <w:sz w:val="22"/>
+          <w:szCs w:val="22"/>
+          <w:shd w:fill="81D41A" w:val="clear"/>
+          <w:lang w:val="fr-FR" w:eastAsia="fr-FR" w:bidi="ar-SA"/>
+        </w:rPr>
+        <w:t>n’a plus de place disponible</w:t>
+      </w:r>
+    </w:p>
+    <w:p>
+      <w:pPr>
+        <w:pStyle w:val="Normal"/>
+        <w:rPr>
+          <w:rFonts w:cs="Calibri" w:cstheme="minorHAnsi"/>
+          <w:i/>
+          <w:i/>
+          <w:highlight w:val="none"/>
+          <w:shd w:fill="81D41A" w:val="clear"/>
+          <w:lang w:eastAsia="fr-FR"/>
+        </w:rPr>
+      </w:pPr>
+      <w:r>
+        <w:rPr>
+          <w:rFonts w:cs="Calibri" w:cstheme="minorHAnsi"/>
+          <w:i/>
+          <w:shd w:fill="81D41A" w:val="clear"/>
+          <w:lang w:eastAsia="fr-FR"/>
+        </w:rPr>
+        <w:t>-</w:t>
+        <w:tab/>
+        <w:t xml:space="preserve">Un utilisateur consulte les détails d’une Walk qui </w:t>
+      </w:r>
+      <w:r>
+        <w:rPr>
+          <w:rFonts w:eastAsia="Calibri" w:cs="Calibri" w:cstheme="minorHAnsi"/>
+          <w:i/>
+          <w:color w:val="000000"/>
+          <w:kern w:val="0"/>
+          <w:sz w:val="22"/>
+          <w:szCs w:val="22"/>
+          <w:shd w:fill="81D41A" w:val="clear"/>
+          <w:lang w:val="fr-FR" w:eastAsia="fr-FR" w:bidi="ar-SA"/>
+        </w:rPr>
+        <w:t>a des places disponibles</w:t>
+      </w:r>
+    </w:p>
+    <w:p>
+      <w:pPr>
+        <w:pStyle w:val="Normal"/>
+        <w:rPr>
+          <w:rFonts w:cs="Calibri" w:cstheme="minorHAnsi"/>
+          <w:i/>
+          <w:i/>
+          <w:highlight w:val="none"/>
+          <w:u w:val="none"/>
+          <w:shd w:fill="81D41A" w:val="clear"/>
+          <w:lang w:eastAsia="fr-FR"/>
+        </w:rPr>
+      </w:pPr>
+      <w:r>
+        <w:rPr>
+          <w:rFonts w:eastAsia="Calibri" w:cs="Calibri" w:cstheme="minorHAnsi"/>
+          <w:b/>
+          <w:bCs/>
+          <w:i/>
+          <w:color w:val="000000"/>
+          <w:kern w:val="0"/>
+          <w:sz w:val="22"/>
+          <w:szCs w:val="22"/>
+          <w:u w:val="none"/>
+          <w:shd w:fill="81D41A" w:val="clear"/>
+          <w:lang w:val="fr-FR" w:eastAsia="fr-FR" w:bidi="ar-SA"/>
+        </w:rPr>
+        <w:t>-</w:t>
+        <w:tab/>
+        <w:t>Un utilisateur ajoute une Walk</w:t>
+      </w:r>
+    </w:p>
+    <w:p>
+      <w:pPr>
+        <w:pStyle w:val="Normal"/>
+        <w:rPr>
+          <w:rFonts w:cs="Calibri" w:cstheme="minorHAnsi"/>
+          <w:i/>
+          <w:i/>
+          <w:highlight w:val="none"/>
+          <w:shd w:fill="81D41A" w:val="clear"/>
+          <w:lang w:eastAsia="fr-FR"/>
+        </w:rPr>
+      </w:pPr>
+      <w:r>
+        <w:rPr>
+          <w:rFonts w:cs="Calibri" w:cstheme="minorHAnsi"/>
+          <w:i/>
+          <w:shd w:fill="81D41A" w:val="clear"/>
+          <w:lang w:eastAsia="fr-FR"/>
+        </w:rPr>
+      </w:r>
+    </w:p>
+    <w:p>
+      <w:pPr>
+        <w:pStyle w:val="Normal"/>
+        <w:rPr>
+          <w:rFonts w:cs="Calibri" w:cstheme="minorHAnsi"/>
+          <w:i/>
+          <w:i/>
+          <w:highlight w:val="none"/>
+          <w:shd w:fill="81D41A" w:val="clear"/>
+          <w:lang w:eastAsia="fr-FR"/>
+        </w:rPr>
+      </w:pPr>
+      <w:r>
+        <w:rPr>
+          <w:rFonts w:cs="Calibri" w:cstheme="minorHAnsi"/>
+          <w:i/>
+          <w:shd w:fill="81D41A" w:val="clear"/>
+          <w:lang w:eastAsia="fr-FR"/>
+        </w:rPr>
+        <w:t>A découper : L’utilisateur poste une annonce – L’utilisateur consulte une annonce qui n’a plus de place – L’utilisateur consulte une annonce qui a encore de la place</w:t>
+      </w:r>
+    </w:p>
+    <w:p>
+      <w:pPr>
+        <w:pStyle w:val="Normal"/>
+        <w:rPr>
+          <w:rFonts w:cs="Calibri" w:cstheme="minorHAnsi"/>
+          <w:i/>
+          <w:i/>
+          <w:lang w:eastAsia="fr-FR"/>
+        </w:rPr>
+      </w:pPr>
+      <w:r>
         <w:drawing>
           <wp:anchor behindDoc="0" distT="0" distB="0" distL="0" distR="0" simplePos="0" locked="0" layoutInCell="0" allowOverlap="1" relativeHeight="9">
             <wp:simplePos x="0" y="0"/>
@@ -22630,6 +22969,14 @@
           </wp:anchor>
         </w:drawing>
       </w:r>
+      <w:r>
+        <w:rPr>
+          <w:rFonts w:cs="Calibri" w:cstheme="minorHAnsi"/>
+          <w:i/>
+          <w:lang w:eastAsia="fr-FR"/>
+        </w:rPr>
+        <w:br/>
+      </w:r>
     </w:p>
     <w:p>
       <w:pPr>
@@ -22683,7 +23030,7 @@
           <w:bCs/>
           <w:u w:val="single"/>
         </w:rPr>
-        <w:t xml:space="preserve">Diagramme de séquence </w:t>
+        <w:t>Diagramme de séquence :</w:t>
       </w:r>
     </w:p>
     <w:p>
@@ -23766,6 +24113,68 @@
           <w:bCs/>
           <w:u w:val="single"/>
         </w:rPr>
+      </w:r>
+    </w:p>
+    <w:p>
+      <w:pPr>
+        <w:pStyle w:val="Normal"/>
+        <w:rPr>
+          <w:b/>
+          <w:b/>
+          <w:bCs/>
+          <w:u w:val="single"/>
+        </w:rPr>
+      </w:pPr>
+      <w:r>
+        <w:rPr>
+          <w:b/>
+          <w:bCs/>
+          <w:u w:val="single"/>
+        </w:rPr>
+        <w:t>3/ Post d’une Walk</w:t>
+      </w:r>
+    </w:p>
+    <w:p>
+      <w:pPr>
+        <w:pStyle w:val="Normal"/>
+        <w:rPr>
+          <w:b/>
+          <w:b/>
+          <w:bCs/>
+          <w:u w:val="single"/>
+        </w:rPr>
+      </w:pPr>
+      <w:r>
+        <w:rPr>
+          <w:b/>
+          <w:bCs/>
+          <w:u w:val="single"/>
+        </w:rPr>
+      </w:r>
+    </w:p>
+    <w:p>
+      <w:pPr>
+        <w:pStyle w:val="Normal"/>
+        <w:jc w:val="center"/>
+        <w:rPr>
+          <w:rFonts w:ascii="Calibri" w:hAnsi="Calibri" w:eastAsia="Calibri" w:cs="" w:asciiTheme="minorHAnsi" w:cstheme="minorBidi" w:eastAsiaTheme="minorHAnsi" w:hAnsiTheme="minorHAnsi"/>
+          <w:b/>
+          <w:b/>
+          <w:bCs/>
+          <w:highlight w:val="none"/>
+          <w:u w:val="single"/>
+          <w:shd w:fill="81D41A" w:val="clear"/>
+        </w:rPr>
+      </w:pPr>
+      <w:r>
+        <w:rPr>
+          <w:rFonts w:eastAsia="Calibri" w:cs="" w:cstheme="minorBidi" w:eastAsiaTheme="minorHAnsi"/>
+          <w:b/>
+          <w:bCs/>
+          <w:u w:val="single"/>
+          <w:shd w:fill="81D41A" w:val="clear"/>
+        </w:rPr>
+        <w:t>----A Venir---</w:t>
       </w:r>
     </w:p>
     <w:p>
@@ -25521,6 +25930,1419 @@
     </w:p>
     <w:p>
       <w:pPr>
+        <w:pStyle w:val="Titre4"/>
+        <w:spacing w:before="40" w:after="283"/>
+        <w:rPr>
+          <w:b/>
+          <w:b/>
+          <w:bCs/>
+          <w:color w:val="000000"/>
+          <w:highlight w:val="none"/>
+          <w:u w:val="single"/>
+          <w:shd w:fill="81D41A" w:val="clear"/>
+        </w:rPr>
+      </w:pPr>
+      <w:r>
+        <w:rPr>
+          <w:b/>
+          <w:bCs/>
+          <w:color w:val="000000"/>
+          <w:u w:val="single"/>
+          <w:shd w:fill="81D41A" w:val="clear"/>
+        </w:rPr>
+        <w:t>Technologies utilisées</w:t>
+      </w:r>
+    </w:p>
+    <w:p>
+      <w:pPr>
+        <w:pStyle w:val="Corpsdetexte"/>
+        <w:rPr/>
+      </w:pPr>
+      <w:r>
+        <w:rPr>
+          <w:rStyle w:val="Accentuationforte"/>
+          <w:rFonts w:ascii="Verdana" w:hAnsi="Verdana"/>
+          <w:shd w:fill="81D41A" w:val="clear"/>
+        </w:rPr>
+        <w:t>Langages &amp; Frameworks</w:t>
+      </w:r>
+      <w:r>
+        <w:rPr>
+          <w:rFonts w:ascii="Verdana" w:hAnsi="Verdana"/>
+          <w:shd w:fill="81D41A" w:val="clear"/>
+        </w:rPr>
+        <w:t xml:space="preserve"> :</w:t>
+      </w:r>
+    </w:p>
+    <w:p>
+      <w:pPr>
+        <w:pStyle w:val="Corpsdetexte"/>
+        <w:numPr>
+          <w:ilvl w:val="0"/>
+          <w:numId w:val="20"/>
+        </w:numPr>
+        <w:tabs>
+          <w:tab w:val="clear" w:pos="708"/>
+          <w:tab w:val="left" w:pos="0" w:leader="none"/>
+        </w:tabs>
+        <w:ind w:left="707" w:hanging="283"/>
+        <w:rPr/>
+      </w:pPr>
+      <w:r>
+        <w:rPr>
+          <w:rStyle w:val="Accentuationforte"/>
+          <w:rFonts w:ascii="Verdana" w:hAnsi="Verdana"/>
+          <w:shd w:fill="81D41A" w:val="clear"/>
+        </w:rPr>
+        <w:t>Backend</w:t>
+      </w:r>
+      <w:r>
+        <w:rPr>
+          <w:rFonts w:ascii="Verdana" w:hAnsi="Verdana"/>
+          <w:shd w:fill="81D41A" w:val="clear"/>
+        </w:rPr>
+        <w:t xml:space="preserve"> : PHP 8.x avec </w:t>
+      </w:r>
+      <w:r>
+        <w:rPr>
+          <w:rStyle w:val="Accentuationforte"/>
+          <w:rFonts w:ascii="Verdana" w:hAnsi="Verdana"/>
+          <w:shd w:fill="81D41A" w:val="clear"/>
+        </w:rPr>
+        <w:t>Symfony 6</w:t>
+      </w:r>
+    </w:p>
+    <w:p>
+      <w:pPr>
+        <w:pStyle w:val="Corpsdetexte"/>
+        <w:numPr>
+          <w:ilvl w:val="0"/>
+          <w:numId w:val="20"/>
+        </w:numPr>
+        <w:tabs>
+          <w:tab w:val="clear" w:pos="708"/>
+          <w:tab w:val="left" w:pos="0" w:leader="none"/>
+        </w:tabs>
+        <w:ind w:left="707" w:hanging="283"/>
+        <w:rPr/>
+      </w:pPr>
+      <w:r>
+        <w:rPr>
+          <w:rStyle w:val="Accentuationforte"/>
+          <w:rFonts w:ascii="Verdana" w:hAnsi="Verdana"/>
+          <w:shd w:fill="81D41A" w:val="clear"/>
+        </w:rPr>
+        <w:t>Frontend</w:t>
+      </w:r>
+      <w:r>
+        <w:rPr>
+          <w:rFonts w:ascii="Verdana" w:hAnsi="Verdana"/>
+          <w:shd w:fill="81D41A" w:val="clear"/>
+        </w:rPr>
+        <w:t xml:space="preserve"> : </w:t>
+      </w:r>
+      <w:r>
+        <w:rPr>
+          <w:rStyle w:val="Accentuationforte"/>
+          <w:rFonts w:ascii="Verdana" w:hAnsi="Verdana"/>
+          <w:shd w:fill="81D41A" w:val="clear"/>
+        </w:rPr>
+        <w:t>JavaScript</w:t>
+      </w:r>
+      <w:r>
+        <w:rPr>
+          <w:rFonts w:ascii="Verdana" w:hAnsi="Verdana"/>
+          <w:shd w:fill="81D41A" w:val="clear"/>
+        </w:rPr>
+        <w:t xml:space="preserve"> avec </w:t>
+      </w:r>
+      <w:r>
+        <w:rPr>
+          <w:rStyle w:val="Accentuationforte"/>
+          <w:rFonts w:ascii="Verdana" w:hAnsi="Verdana"/>
+          <w:shd w:fill="81D41A" w:val="clear"/>
+        </w:rPr>
+        <w:t>React.js</w:t>
+      </w:r>
+    </w:p>
+    <w:p>
+      <w:pPr>
+        <w:pStyle w:val="Corpsdetexte"/>
+        <w:numPr>
+          <w:ilvl w:val="0"/>
+          <w:numId w:val="20"/>
+        </w:numPr>
+        <w:tabs>
+          <w:tab w:val="clear" w:pos="708"/>
+          <w:tab w:val="left" w:pos="0" w:leader="none"/>
+        </w:tabs>
+        <w:ind w:left="707" w:hanging="283"/>
+        <w:rPr/>
+      </w:pPr>
+      <w:r>
+        <w:rPr>
+          <w:rStyle w:val="Accentuationforte"/>
+          <w:rFonts w:ascii="Verdana" w:hAnsi="Verdana"/>
+          <w:shd w:fill="81D41A" w:val="clear"/>
+        </w:rPr>
+        <w:t>Templating &amp; UI</w:t>
+      </w:r>
+      <w:r>
+        <w:rPr>
+          <w:rFonts w:ascii="Verdana" w:hAnsi="Verdana"/>
+          <w:shd w:fill="81D41A" w:val="clear"/>
+        </w:rPr>
+        <w:t xml:space="preserve"> : JSX (React), HTML5, CSS3, </w:t>
+      </w:r>
+      <w:r>
+        <w:rPr>
+          <w:rStyle w:val="Accentuationforte"/>
+          <w:rFonts w:ascii="Verdana" w:hAnsi="Verdana"/>
+          <w:shd w:fill="81D41A" w:val="clear"/>
+        </w:rPr>
+        <w:t>Bootstrap</w:t>
+      </w:r>
+      <w:r>
+        <w:rPr>
+          <w:rFonts w:ascii="Verdana" w:hAnsi="Verdana"/>
+          <w:shd w:fill="81D41A" w:val="clear"/>
+        </w:rPr>
+        <w:t xml:space="preserve"> pour le design responsive et uniforme des annonces</w:t>
+      </w:r>
+    </w:p>
+    <w:p>
+      <w:pPr>
+        <w:pStyle w:val="Corpsdetexte"/>
+        <w:rPr/>
+      </w:pPr>
+      <w:r>
+        <w:rPr>
+          <w:rStyle w:val="Accentuationforte"/>
+          <w:rFonts w:ascii="Verdana" w:hAnsi="Verdana"/>
+          <w:shd w:fill="81D41A" w:val="clear"/>
+        </w:rPr>
+        <w:t>Bibliothèques &amp; services externes</w:t>
+      </w:r>
+      <w:r>
+        <w:rPr>
+          <w:rFonts w:ascii="Verdana" w:hAnsi="Verdana"/>
+          <w:shd w:fill="81D41A" w:val="clear"/>
+        </w:rPr>
+        <w:t xml:space="preserve"> :</w:t>
+      </w:r>
+    </w:p>
+    <w:p>
+      <w:pPr>
+        <w:pStyle w:val="Corpsdetexte"/>
+        <w:numPr>
+          <w:ilvl w:val="0"/>
+          <w:numId w:val="21"/>
+        </w:numPr>
+        <w:tabs>
+          <w:tab w:val="clear" w:pos="708"/>
+          <w:tab w:val="left" w:pos="0" w:leader="none"/>
+        </w:tabs>
+        <w:ind w:left="707" w:hanging="283"/>
+        <w:rPr/>
+      </w:pPr>
+      <w:r>
+        <w:rPr>
+          <w:rStyle w:val="Accentuationforte"/>
+          <w:rFonts w:ascii="Verdana" w:hAnsi="Verdana"/>
+          <w:shd w:fill="81D41A" w:val="clear"/>
+        </w:rPr>
+        <w:t>API Platform</w:t>
+      </w:r>
+      <w:r>
+        <w:rPr>
+          <w:rFonts w:ascii="Verdana" w:hAnsi="Verdana"/>
+          <w:shd w:fill="81D41A" w:val="clear"/>
+        </w:rPr>
+        <w:t xml:space="preserve"> : expose les entités sous forme d’API REST/JSON-LD performante</w:t>
+      </w:r>
+    </w:p>
+    <w:p>
+      <w:pPr>
+        <w:pStyle w:val="Corpsdetexte"/>
+        <w:numPr>
+          <w:ilvl w:val="0"/>
+          <w:numId w:val="21"/>
+        </w:numPr>
+        <w:tabs>
+          <w:tab w:val="clear" w:pos="708"/>
+          <w:tab w:val="left" w:pos="0" w:leader="none"/>
+        </w:tabs>
+        <w:ind w:left="707" w:hanging="283"/>
+        <w:rPr/>
+      </w:pPr>
+      <w:r>
+        <w:rPr>
+          <w:rStyle w:val="Accentuationforte"/>
+          <w:rFonts w:ascii="Verdana" w:hAnsi="Verdana"/>
+          <w:shd w:fill="81D41A" w:val="clear"/>
+        </w:rPr>
+        <w:t>LexikJWTAuthenticationBundle</w:t>
+      </w:r>
+      <w:r>
+        <w:rPr>
+          <w:rFonts w:ascii="Verdana" w:hAnsi="Verdana"/>
+          <w:shd w:fill="81D41A" w:val="clear"/>
+        </w:rPr>
+        <w:t xml:space="preserve"> : gère l’authentification sécurisée via tokens JWT</w:t>
+      </w:r>
+    </w:p>
+    <w:p>
+      <w:pPr>
+        <w:pStyle w:val="Corpsdetexte"/>
+        <w:numPr>
+          <w:ilvl w:val="0"/>
+          <w:numId w:val="21"/>
+        </w:numPr>
+        <w:tabs>
+          <w:tab w:val="clear" w:pos="708"/>
+          <w:tab w:val="left" w:pos="0" w:leader="none"/>
+        </w:tabs>
+        <w:ind w:left="707" w:hanging="283"/>
+        <w:rPr/>
+      </w:pPr>
+      <w:r>
+        <w:rPr>
+          <w:rStyle w:val="Accentuationforte"/>
+          <w:rFonts w:ascii="Verdana" w:hAnsi="Verdana"/>
+          <w:shd w:fill="81D41A" w:val="clear"/>
+        </w:rPr>
+        <w:t>VichUploaderBundle</w:t>
+      </w:r>
+      <w:r>
+        <w:rPr>
+          <w:rFonts w:ascii="Verdana" w:hAnsi="Verdana"/>
+          <w:shd w:fill="81D41A" w:val="clear"/>
+        </w:rPr>
+        <w:t xml:space="preserve"> : permet aux utilisateurs d’envoyer des photos avec leurs annonces</w:t>
+      </w:r>
+    </w:p>
+    <w:p>
+      <w:pPr>
+        <w:pStyle w:val="Corpsdetexte"/>
+        <w:numPr>
+          <w:ilvl w:val="0"/>
+          <w:numId w:val="21"/>
+        </w:numPr>
+        <w:tabs>
+          <w:tab w:val="clear" w:pos="708"/>
+          <w:tab w:val="left" w:pos="0" w:leader="none"/>
+        </w:tabs>
+        <w:ind w:left="707" w:hanging="283"/>
+        <w:rPr/>
+      </w:pPr>
+      <w:r>
+        <w:rPr>
+          <w:rStyle w:val="Accentuationforte"/>
+          <w:rFonts w:ascii="Verdana" w:hAnsi="Verdana"/>
+          <w:shd w:fill="81D41A" w:val="clear"/>
+        </w:rPr>
+        <w:t>Leaflet.js</w:t>
+      </w:r>
+      <w:r>
+        <w:rPr>
+          <w:rFonts w:ascii="Verdana" w:hAnsi="Verdana"/>
+          <w:shd w:fill="81D41A" w:val="clear"/>
+        </w:rPr>
+        <w:t xml:space="preserve"> : affichage des annonces sur une </w:t>
+      </w:r>
+      <w:r>
+        <w:rPr>
+          <w:rStyle w:val="Accentuationforte"/>
+          <w:rFonts w:ascii="Verdana" w:hAnsi="Verdana"/>
+          <w:shd w:fill="81D41A" w:val="clear"/>
+        </w:rPr>
+        <w:t>carte interactive</w:t>
+      </w:r>
+      <w:r>
+        <w:rPr>
+          <w:rFonts w:ascii="Verdana" w:hAnsi="Verdana"/>
+          <w:shd w:fill="81D41A" w:val="clear"/>
+        </w:rPr>
+        <w:t>, pour une navigation géographique intuitive</w:t>
+      </w:r>
+    </w:p>
+    <w:p>
+      <w:pPr>
+        <w:pStyle w:val="Corpsdetexte"/>
+        <w:numPr>
+          <w:ilvl w:val="0"/>
+          <w:numId w:val="21"/>
+        </w:numPr>
+        <w:tabs>
+          <w:tab w:val="clear" w:pos="708"/>
+          <w:tab w:val="left" w:pos="0" w:leader="none"/>
+        </w:tabs>
+        <w:ind w:left="707" w:hanging="283"/>
+        <w:rPr/>
+      </w:pPr>
+      <w:r>
+        <w:rPr>
+          <w:rStyle w:val="Accentuationforte"/>
+          <w:rFonts w:ascii="Verdana" w:hAnsi="Verdana"/>
+          <w:shd w:fill="81D41A" w:val="clear"/>
+        </w:rPr>
+        <w:t xml:space="preserve">API </w:t>
+      </w:r>
+      <w:r>
+        <w:rPr>
+          <w:rStyle w:val="Accentuationforte"/>
+          <w:rFonts w:eastAsia="Calibri" w:cs="" w:ascii="Verdana" w:hAnsi="Verdana" w:cstheme="minorBidi" w:eastAsiaTheme="minorHAnsi"/>
+          <w:b/>
+          <w:bCs/>
+          <w:color w:val="000000"/>
+          <w:kern w:val="0"/>
+          <w:sz w:val="22"/>
+          <w:szCs w:val="22"/>
+          <w:shd w:fill="81D41A" w:val="clear"/>
+          <w:lang w:val="fr-FR" w:eastAsia="en-US" w:bidi="ar-SA"/>
+        </w:rPr>
+        <w:t>Localisation</w:t>
+      </w:r>
+      <w:r>
+        <w:rPr>
+          <w:rStyle w:val="Accentuationforte"/>
+          <w:rFonts w:ascii="Verdana" w:hAnsi="Verdana"/>
+          <w:shd w:fill="81D41A" w:val="clear"/>
+        </w:rPr>
+        <w:t xml:space="preserve"> – geo.api.gouv.fr</w:t>
+      </w:r>
+      <w:r>
+        <w:rPr>
+          <w:rFonts w:ascii="Verdana" w:hAnsi="Verdana"/>
+          <w:shd w:fill="81D41A" w:val="clear"/>
+        </w:rPr>
+        <w:t xml:space="preserve"> : service officiel utilisé pour l’</w:t>
+      </w:r>
+      <w:r>
+        <w:rPr>
+          <w:rStyle w:val="Accentuationforte"/>
+          <w:rFonts w:ascii="Verdana" w:hAnsi="Verdana"/>
+          <w:shd w:fill="81D41A" w:val="clear"/>
+        </w:rPr>
+        <w:t>autocomplétion des adresses</w:t>
+      </w:r>
+      <w:r>
+        <w:rPr>
+          <w:rFonts w:ascii="Verdana" w:hAnsi="Verdana"/>
+          <w:shd w:fill="81D41A" w:val="clear"/>
+        </w:rPr>
+        <w:t xml:space="preserve"> et la </w:t>
+      </w:r>
+      <w:r>
+        <w:rPr>
+          <w:rStyle w:val="Accentuationforte"/>
+          <w:rFonts w:ascii="Verdana" w:hAnsi="Verdana"/>
+          <w:shd w:fill="81D41A" w:val="clear"/>
+        </w:rPr>
+        <w:t>géolocalisation des annonces</w:t>
+      </w:r>
+    </w:p>
+    <w:p>
+      <w:pPr>
+        <w:pStyle w:val="Corpsdetexte"/>
+        <w:rPr/>
+      </w:pPr>
+      <w:r>
+        <w:rPr>
+          <w:rStyle w:val="Accentuationforte"/>
+          <w:rFonts w:ascii="Verdana" w:hAnsi="Verdana"/>
+          <w:shd w:fill="81D41A" w:val="clear"/>
+        </w:rPr>
+        <w:t>Base de données / stockage</w:t>
+      </w:r>
+      <w:r>
+        <w:rPr>
+          <w:rFonts w:ascii="Verdana" w:hAnsi="Verdana"/>
+          <w:shd w:fill="81D41A" w:val="clear"/>
+        </w:rPr>
+        <w:t xml:space="preserve"> :</w:t>
+      </w:r>
+    </w:p>
+    <w:p>
+      <w:pPr>
+        <w:pStyle w:val="Corpsdetexte"/>
+        <w:numPr>
+          <w:ilvl w:val="0"/>
+          <w:numId w:val="22"/>
+        </w:numPr>
+        <w:tabs>
+          <w:tab w:val="clear" w:pos="708"/>
+          <w:tab w:val="left" w:pos="0" w:leader="none"/>
+        </w:tabs>
+        <w:ind w:left="707" w:hanging="283"/>
+        <w:rPr/>
+      </w:pPr>
+      <w:r>
+        <w:rPr>
+          <w:rStyle w:val="Accentuationforte"/>
+          <w:rFonts w:ascii="Verdana" w:hAnsi="Verdana"/>
+          <w:shd w:fill="81D41A" w:val="clear"/>
+        </w:rPr>
+        <w:t>SGBD</w:t>
+      </w:r>
+      <w:r>
+        <w:rPr>
+          <w:rFonts w:ascii="Verdana" w:hAnsi="Verdana"/>
+          <w:shd w:fill="81D41A" w:val="clear"/>
+        </w:rPr>
+        <w:t xml:space="preserve"> : </w:t>
+      </w:r>
+      <w:r>
+        <w:rPr>
+          <w:rStyle w:val="Accentuationforte"/>
+          <w:rFonts w:ascii="Verdana" w:hAnsi="Verdana"/>
+          <w:shd w:fill="81D41A" w:val="clear"/>
+        </w:rPr>
+        <w:t>MySQL</w:t>
+      </w:r>
+    </w:p>
+    <w:p>
+      <w:pPr>
+        <w:pStyle w:val="Corpsdetexte"/>
+        <w:numPr>
+          <w:ilvl w:val="0"/>
+          <w:numId w:val="22"/>
+        </w:numPr>
+        <w:tabs>
+          <w:tab w:val="clear" w:pos="708"/>
+          <w:tab w:val="left" w:pos="0" w:leader="none"/>
+        </w:tabs>
+        <w:ind w:left="707" w:hanging="283"/>
+        <w:rPr/>
+      </w:pPr>
+      <w:r>
+        <w:rPr>
+          <w:rStyle w:val="Accentuationforte"/>
+          <w:rFonts w:ascii="Verdana" w:hAnsi="Verdana"/>
+          <w:shd w:fill="81D41A" w:val="clear"/>
+        </w:rPr>
+        <w:t>ORM</w:t>
+      </w:r>
+      <w:r>
+        <w:rPr>
+          <w:rFonts w:ascii="Verdana" w:hAnsi="Verdana"/>
+          <w:shd w:fill="81D41A" w:val="clear"/>
+        </w:rPr>
+        <w:t xml:space="preserve"> : Doctrine, pour la gestion des entités métier et des relations</w:t>
+      </w:r>
+    </w:p>
+    <w:p>
+      <w:pPr>
+        <w:pStyle w:val="Corpsdetexte"/>
+        <w:numPr>
+          <w:ilvl w:val="0"/>
+          <w:numId w:val="22"/>
+        </w:numPr>
+        <w:tabs>
+          <w:tab w:val="clear" w:pos="708"/>
+          <w:tab w:val="left" w:pos="0" w:leader="none"/>
+        </w:tabs>
+        <w:ind w:left="707" w:hanging="283"/>
+        <w:rPr/>
+      </w:pPr>
+      <w:r>
+        <w:rPr>
+          <w:rStyle w:val="Accentuationforte"/>
+          <w:rFonts w:ascii="Verdana" w:hAnsi="Verdana"/>
+          <w:shd w:fill="81D41A" w:val="clear"/>
+        </w:rPr>
+        <w:t>Conteneurisation &amp; déploiement</w:t>
+      </w:r>
+      <w:r>
+        <w:rPr>
+          <w:rFonts w:ascii="Verdana" w:hAnsi="Verdana"/>
+          <w:shd w:fill="81D41A" w:val="clear"/>
+        </w:rPr>
+        <w:t xml:space="preserve"> :</w:t>
+      </w:r>
+    </w:p>
+    <w:p>
+      <w:pPr>
+        <w:pStyle w:val="Corpsdetexte"/>
+        <w:numPr>
+          <w:ilvl w:val="0"/>
+          <w:numId w:val="26"/>
+        </w:numPr>
+        <w:tabs>
+          <w:tab w:val="clear" w:pos="708"/>
+          <w:tab w:val="left" w:pos="0" w:leader="none"/>
+        </w:tabs>
+        <w:ind w:left="707" w:hanging="283"/>
+        <w:rPr/>
+      </w:pPr>
+      <w:r>
+        <w:rPr>
+          <w:rStyle w:val="Accentuationforte"/>
+          <w:rFonts w:eastAsia="Calibri" w:cs="" w:cstheme="minorBidi" w:eastAsiaTheme="minorHAnsi"/>
+          <w:shd w:fill="81D41A" w:val="clear"/>
+        </w:rPr>
+        <w:t>Docker</w:t>
+      </w:r>
+      <w:r>
+        <w:rPr>
+          <w:rFonts w:eastAsia="Calibri" w:cs="" w:cstheme="minorBidi" w:eastAsiaTheme="minorHAnsi"/>
+          <w:shd w:fill="81D41A" w:val="clear"/>
+        </w:rPr>
+        <w:t xml:space="preserve"> : l’ensemble du projet est </w:t>
+      </w:r>
+      <w:r>
+        <w:rPr>
+          <w:rStyle w:val="Accentuationforte"/>
+          <w:rFonts w:eastAsia="Calibri" w:cs="" w:cstheme="minorBidi" w:eastAsiaTheme="minorHAnsi"/>
+          <w:shd w:fill="81D41A" w:val="clear"/>
+        </w:rPr>
+        <w:t>conteneurisé</w:t>
+      </w:r>
+      <w:r>
+        <w:rPr>
+          <w:rFonts w:eastAsia="Calibri" w:cs="" w:cstheme="minorBidi" w:eastAsiaTheme="minorHAnsi"/>
+          <w:shd w:fill="81D41A" w:val="clear"/>
+        </w:rPr>
+        <w:t xml:space="preserve"> (Symfony, React, base de données, serveur web…), facilitant l’installation, le déploiement et la portabilité du projet sur différents environnements.</w:t>
+      </w:r>
+    </w:p>
+    <w:p>
+      <w:pPr>
+        <w:pStyle w:val="Corpsdetexte"/>
+        <w:numPr>
+          <w:ilvl w:val="0"/>
+          <w:numId w:val="22"/>
+        </w:numPr>
+        <w:tabs>
+          <w:tab w:val="clear" w:pos="708"/>
+          <w:tab w:val="left" w:pos="0" w:leader="none"/>
+        </w:tabs>
+        <w:ind w:left="707" w:hanging="283"/>
+        <w:rPr>
+          <w:rFonts w:ascii="Verdana" w:hAnsi="Verdana"/>
+        </w:rPr>
+      </w:pPr>
+      <w:r>
+        <w:rPr>
+          <w:rFonts w:ascii="Verdana" w:hAnsi="Verdana"/>
+        </w:rPr>
+      </w:r>
+    </w:p>
+    <w:p>
+      <w:pPr>
+        <w:pStyle w:val="Corpsdetexte"/>
+        <w:rPr/>
+      </w:pPr>
+      <w:r>
+        <w:rPr>
+          <w:rStyle w:val="Accentuationforte"/>
+          <w:rFonts w:ascii="Verdana" w:hAnsi="Verdana"/>
+          <w:shd w:fill="81D41A" w:val="clear"/>
+        </w:rPr>
+        <w:t>Outils de développement &amp; gestion</w:t>
+      </w:r>
+      <w:r>
+        <w:rPr>
+          <w:rFonts w:ascii="Verdana" w:hAnsi="Verdana"/>
+          <w:shd w:fill="81D41A" w:val="clear"/>
+        </w:rPr>
+        <w:t xml:space="preserve"> :</w:t>
+      </w:r>
+    </w:p>
+    <w:p>
+      <w:pPr>
+        <w:pStyle w:val="Corpsdetexte"/>
+        <w:numPr>
+          <w:ilvl w:val="0"/>
+          <w:numId w:val="23"/>
+        </w:numPr>
+        <w:tabs>
+          <w:tab w:val="clear" w:pos="708"/>
+          <w:tab w:val="left" w:pos="0" w:leader="none"/>
+        </w:tabs>
+        <w:ind w:left="707" w:hanging="283"/>
+        <w:rPr/>
+      </w:pPr>
+      <w:r>
+        <w:rPr>
+          <w:rStyle w:val="Accentuationforte"/>
+          <w:rFonts w:ascii="Verdana" w:hAnsi="Verdana"/>
+          <w:shd w:fill="81D41A" w:val="clear"/>
+        </w:rPr>
+        <w:t>Figma</w:t>
+      </w:r>
+      <w:r>
+        <w:rPr>
+          <w:rFonts w:ascii="Verdana" w:hAnsi="Verdana"/>
+          <w:shd w:fill="81D41A" w:val="clear"/>
+        </w:rPr>
+        <w:t xml:space="preserve"> : utilisé pour la création de maquettes de l’interface</w:t>
+      </w:r>
+    </w:p>
+    <w:p>
+      <w:pPr>
+        <w:pStyle w:val="Corpsdetexte"/>
+        <w:numPr>
+          <w:ilvl w:val="0"/>
+          <w:numId w:val="23"/>
+        </w:numPr>
+        <w:tabs>
+          <w:tab w:val="clear" w:pos="708"/>
+          <w:tab w:val="left" w:pos="0" w:leader="none"/>
+        </w:tabs>
+        <w:ind w:left="707" w:hanging="283"/>
+        <w:rPr/>
+      </w:pPr>
+      <w:r>
+        <w:rPr>
+          <w:rStyle w:val="Accentuationforte"/>
+          <w:rFonts w:ascii="Verdana" w:hAnsi="Verdana"/>
+          <w:shd w:fill="81D41A" w:val="clear"/>
+        </w:rPr>
+        <w:t>Postman</w:t>
+      </w:r>
+      <w:r>
+        <w:rPr>
+          <w:rFonts w:ascii="Verdana" w:hAnsi="Verdana"/>
+          <w:shd w:fill="81D41A" w:val="clear"/>
+        </w:rPr>
+        <w:t xml:space="preserve"> : pour tester les requêtes de l’API</w:t>
+      </w:r>
+    </w:p>
+    <w:p>
+      <w:pPr>
+        <w:pStyle w:val="Corpsdetexte"/>
+        <w:numPr>
+          <w:ilvl w:val="0"/>
+          <w:numId w:val="23"/>
+        </w:numPr>
+        <w:tabs>
+          <w:tab w:val="clear" w:pos="708"/>
+          <w:tab w:val="left" w:pos="0" w:leader="none"/>
+        </w:tabs>
+        <w:ind w:left="707" w:hanging="283"/>
+        <w:rPr/>
+      </w:pPr>
+      <w:r>
+        <w:rPr>
+          <w:rStyle w:val="Accentuationforte"/>
+          <w:rFonts w:ascii="Verdana" w:hAnsi="Verdana"/>
+          <w:shd w:fill="81D41A" w:val="clear"/>
+        </w:rPr>
+        <w:t>Git + GitHub</w:t>
+      </w:r>
+      <w:r>
+        <w:rPr>
+          <w:rFonts w:ascii="Verdana" w:hAnsi="Verdana"/>
+          <w:shd w:fill="81D41A" w:val="clear"/>
+        </w:rPr>
+        <w:t xml:space="preserve"> : pour la gestion de version collaborative</w:t>
+      </w:r>
+    </w:p>
+    <w:p>
+      <w:pPr>
+        <w:pStyle w:val="Corpsdetexte"/>
+        <w:numPr>
+          <w:ilvl w:val="0"/>
+          <w:numId w:val="23"/>
+        </w:numPr>
+        <w:tabs>
+          <w:tab w:val="clear" w:pos="708"/>
+          <w:tab w:val="left" w:pos="0" w:leader="none"/>
+        </w:tabs>
+        <w:ind w:left="707" w:hanging="283"/>
+        <w:rPr/>
+      </w:pPr>
+      <w:r>
+        <w:rPr>
+          <w:rStyle w:val="Accentuationforte"/>
+          <w:rFonts w:ascii="Verdana" w:hAnsi="Verdana"/>
+          <w:shd w:fill="81D41A" w:val="clear"/>
+        </w:rPr>
+        <w:t>Visual Studio Code</w:t>
+      </w:r>
+      <w:r>
+        <w:rPr>
+          <w:rFonts w:ascii="Verdana" w:hAnsi="Verdana"/>
+          <w:shd w:fill="81D41A" w:val="clear"/>
+        </w:rPr>
+        <w:t xml:space="preserve"> : environnement de développement principal</w:t>
+      </w:r>
+    </w:p>
+    <w:p>
+      <w:pPr>
+        <w:pStyle w:val="Lignehorizontale"/>
+        <w:rPr>
+          <w:rFonts w:ascii="Verdana" w:hAnsi="Verdana"/>
+          <w:highlight w:val="none"/>
+          <w:shd w:fill="81D41A" w:val="clear"/>
+        </w:rPr>
+      </w:pPr>
+      <w:r>
+        <w:rPr>
+          <w:rFonts w:ascii="Verdana" w:hAnsi="Verdana"/>
+          <w:shd w:fill="81D41A" w:val="clear"/>
+        </w:rPr>
+      </w:r>
+    </w:p>
+    <w:p>
+      <w:pPr>
+        <w:pStyle w:val="Titre4"/>
+        <w:spacing w:before="40" w:after="283"/>
+        <w:rPr>
+          <w:rFonts w:ascii="Verdana" w:hAnsi="Verdana"/>
+          <w:color w:val="000000"/>
+          <w:highlight w:val="none"/>
+          <w:u w:val="single"/>
+          <w:shd w:fill="81D41A" w:val="clear"/>
+        </w:rPr>
+      </w:pPr>
+      <w:r>
+        <w:rPr>
+          <w:rFonts w:ascii="Verdana" w:hAnsi="Verdana"/>
+          <w:color w:val="000000"/>
+          <w:u w:val="single"/>
+          <w:shd w:fill="81D41A" w:val="clear"/>
+        </w:rPr>
+        <w:t>Justification des choix techniques</w:t>
+      </w:r>
+    </w:p>
+    <w:p>
+      <w:pPr>
+        <w:pStyle w:val="Corpsdetexte"/>
+        <w:numPr>
+          <w:ilvl w:val="0"/>
+          <w:numId w:val="24"/>
+        </w:numPr>
+        <w:tabs>
+          <w:tab w:val="clear" w:pos="708"/>
+          <w:tab w:val="left" w:pos="0" w:leader="none"/>
+        </w:tabs>
+        <w:ind w:left="707" w:hanging="283"/>
+        <w:rPr/>
+      </w:pPr>
+      <w:r>
+        <w:rPr>
+          <w:rStyle w:val="Accentuationforte"/>
+          <w:rFonts w:ascii="Verdana" w:hAnsi="Verdana"/>
+          <w:shd w:fill="81D41A" w:val="clear"/>
+        </w:rPr>
+        <w:t>Symfony + API Platform</w:t>
+      </w:r>
+      <w:r>
+        <w:rPr>
+          <w:rFonts w:ascii="Verdana" w:hAnsi="Verdana"/>
+          <w:shd w:fill="81D41A" w:val="clear"/>
+        </w:rPr>
+        <w:t xml:space="preserve"> offrent un socle backend structuré, maintenable et scalable, adapté à un site de petites annonces à fort potentiel de croissance.</w:t>
+      </w:r>
+    </w:p>
+    <w:p>
+      <w:pPr>
+        <w:pStyle w:val="Corpsdetexte"/>
+        <w:numPr>
+          <w:ilvl w:val="0"/>
+          <w:numId w:val="24"/>
+        </w:numPr>
+        <w:tabs>
+          <w:tab w:val="clear" w:pos="708"/>
+          <w:tab w:val="left" w:pos="0" w:leader="none"/>
+        </w:tabs>
+        <w:ind w:left="707" w:hanging="283"/>
+        <w:rPr/>
+      </w:pPr>
+      <w:r>
+        <w:rPr>
+          <w:rStyle w:val="Accentuationforte"/>
+          <w:rFonts w:ascii="Verdana" w:hAnsi="Verdana"/>
+          <w:shd w:fill="81D41A" w:val="clear"/>
+        </w:rPr>
+        <w:t>React.js</w:t>
+      </w:r>
+      <w:r>
+        <w:rPr>
+          <w:rFonts w:ascii="Verdana" w:hAnsi="Verdana"/>
+          <w:shd w:fill="81D41A" w:val="clear"/>
+        </w:rPr>
+        <w:t xml:space="preserve"> assure une </w:t>
+      </w:r>
+      <w:r>
+        <w:rPr>
+          <w:rStyle w:val="Accentuationforte"/>
+          <w:rFonts w:ascii="Verdana" w:hAnsi="Verdana"/>
+          <w:shd w:fill="81D41A" w:val="clear"/>
+        </w:rPr>
+        <w:t>interface fluide</w:t>
+      </w:r>
+      <w:r>
+        <w:rPr>
+          <w:rFonts w:ascii="Verdana" w:hAnsi="Verdana"/>
+          <w:shd w:fill="81D41A" w:val="clear"/>
+        </w:rPr>
+        <w:t xml:space="preserve"> et </w:t>
+      </w:r>
+      <w:r>
+        <w:rPr>
+          <w:rStyle w:val="Accentuationforte"/>
+          <w:rFonts w:ascii="Verdana" w:hAnsi="Verdana"/>
+          <w:shd w:fill="81D41A" w:val="clear"/>
+        </w:rPr>
+        <w:t>réactive</w:t>
+      </w:r>
+      <w:r>
+        <w:rPr>
+          <w:rFonts w:ascii="Verdana" w:hAnsi="Verdana"/>
+          <w:shd w:fill="81D41A" w:val="clear"/>
+        </w:rPr>
+        <w:t>, avec des composants réutilisables pour les différentes sections du site (balades, randonnées, parcs…).</w:t>
+      </w:r>
+    </w:p>
+    <w:p>
+      <w:pPr>
+        <w:pStyle w:val="Corpsdetexte"/>
+        <w:numPr>
+          <w:ilvl w:val="0"/>
+          <w:numId w:val="24"/>
+        </w:numPr>
+        <w:tabs>
+          <w:tab w:val="clear" w:pos="708"/>
+          <w:tab w:val="left" w:pos="0" w:leader="none"/>
+        </w:tabs>
+        <w:ind w:left="707" w:hanging="283"/>
+        <w:rPr/>
+      </w:pPr>
+      <w:r>
+        <w:rPr>
+          <w:rStyle w:val="Accentuationforte"/>
+          <w:rFonts w:ascii="Verdana" w:hAnsi="Verdana"/>
+          <w:shd w:fill="81D41A" w:val="clear"/>
+        </w:rPr>
+        <w:t>Bootstrap</w:t>
+      </w:r>
+      <w:r>
+        <w:rPr>
+          <w:rFonts w:ascii="Verdana" w:hAnsi="Verdana"/>
+          <w:shd w:fill="81D41A" w:val="clear"/>
+        </w:rPr>
+        <w:t xml:space="preserve"> permet un </w:t>
+      </w:r>
+      <w:r>
+        <w:rPr>
+          <w:rStyle w:val="Accentuationforte"/>
+          <w:rFonts w:ascii="Verdana" w:hAnsi="Verdana"/>
+          <w:shd w:fill="81D41A" w:val="clear"/>
+        </w:rPr>
+        <w:t>design homogène et responsive</w:t>
+      </w:r>
+      <w:r>
+        <w:rPr>
+          <w:rFonts w:ascii="Verdana" w:hAnsi="Verdana"/>
+          <w:shd w:fill="81D41A" w:val="clear"/>
+        </w:rPr>
+        <w:t>, facilitant la navigation sur mobile comme sur desktop.</w:t>
+      </w:r>
+    </w:p>
+    <w:p>
+      <w:pPr>
+        <w:pStyle w:val="Corpsdetexte"/>
+        <w:numPr>
+          <w:ilvl w:val="0"/>
+          <w:numId w:val="24"/>
+        </w:numPr>
+        <w:tabs>
+          <w:tab w:val="clear" w:pos="708"/>
+          <w:tab w:val="left" w:pos="0" w:leader="none"/>
+        </w:tabs>
+        <w:ind w:left="707" w:hanging="283"/>
+        <w:rPr/>
+      </w:pPr>
+      <w:r>
+        <w:rPr>
+          <w:rStyle w:val="Accentuationforte"/>
+          <w:rFonts w:ascii="Verdana" w:hAnsi="Verdana"/>
+          <w:shd w:fill="81D41A" w:val="clear"/>
+        </w:rPr>
+        <w:t>LexikJWT</w:t>
+      </w:r>
+      <w:r>
+        <w:rPr>
+          <w:rFonts w:ascii="Verdana" w:hAnsi="Verdana"/>
+          <w:shd w:fill="81D41A" w:val="clear"/>
+        </w:rPr>
+        <w:t xml:space="preserve"> répond au besoin de sécuriser les échanges entre le client React et le backend via token, sans session serveur.</w:t>
+      </w:r>
+    </w:p>
+    <w:p>
+      <w:pPr>
+        <w:pStyle w:val="Corpsdetexte"/>
+        <w:numPr>
+          <w:ilvl w:val="0"/>
+          <w:numId w:val="24"/>
+        </w:numPr>
+        <w:tabs>
+          <w:tab w:val="clear" w:pos="708"/>
+          <w:tab w:val="left" w:pos="0" w:leader="none"/>
+        </w:tabs>
+        <w:ind w:left="707" w:hanging="283"/>
+        <w:rPr/>
+      </w:pPr>
+      <w:r>
+        <w:rPr>
+          <w:rStyle w:val="Accentuationforte"/>
+          <w:rFonts w:ascii="Verdana" w:hAnsi="Verdana"/>
+          <w:shd w:fill="81D41A" w:val="clear"/>
+        </w:rPr>
+        <w:t>VichUploader</w:t>
+      </w:r>
+      <w:r>
+        <w:rPr>
+          <w:rFonts w:ascii="Verdana" w:hAnsi="Verdana"/>
+          <w:shd w:fill="81D41A" w:val="clear"/>
+        </w:rPr>
+        <w:t xml:space="preserve"> est utilisé pour gérer l’</w:t>
+      </w:r>
+      <w:r>
+        <w:rPr>
+          <w:rStyle w:val="Accentuationforte"/>
+          <w:rFonts w:ascii="Verdana" w:hAnsi="Verdana"/>
+          <w:shd w:fill="81D41A" w:val="clear"/>
+        </w:rPr>
+        <w:t>envoi d’images</w:t>
+      </w:r>
+      <w:r>
+        <w:rPr>
+          <w:rFonts w:ascii="Verdana" w:hAnsi="Verdana"/>
+          <w:shd w:fill="81D41A" w:val="clear"/>
+        </w:rPr>
+        <w:t xml:space="preserve"> dans les annonces.</w:t>
+      </w:r>
+    </w:p>
+    <w:p>
+      <w:pPr>
+        <w:pStyle w:val="Corpsdetexte"/>
+        <w:numPr>
+          <w:ilvl w:val="0"/>
+          <w:numId w:val="24"/>
+        </w:numPr>
+        <w:tabs>
+          <w:tab w:val="clear" w:pos="708"/>
+          <w:tab w:val="left" w:pos="0" w:leader="none"/>
+        </w:tabs>
+        <w:ind w:left="707" w:hanging="283"/>
+        <w:rPr/>
+      </w:pPr>
+      <w:r>
+        <w:rPr>
+          <w:rStyle w:val="Accentuationforte"/>
+          <w:rFonts w:ascii="Verdana" w:hAnsi="Verdana"/>
+          <w:shd w:fill="81D41A" w:val="clear"/>
+        </w:rPr>
+        <w:t>Leaflet.js</w:t>
+      </w:r>
+      <w:r>
+        <w:rPr>
+          <w:rFonts w:ascii="Verdana" w:hAnsi="Verdana"/>
+          <w:shd w:fill="81D41A" w:val="clear"/>
+        </w:rPr>
+        <w:t xml:space="preserve"> permet une </w:t>
+      </w:r>
+      <w:r>
+        <w:rPr>
+          <w:rStyle w:val="Accentuationforte"/>
+          <w:rFonts w:ascii="Verdana" w:hAnsi="Verdana"/>
+          <w:shd w:fill="81D41A" w:val="clear"/>
+        </w:rPr>
+        <w:t>vision géographique directe</w:t>
+      </w:r>
+      <w:r>
+        <w:rPr>
+          <w:rFonts w:ascii="Verdana" w:hAnsi="Verdana"/>
+          <w:shd w:fill="81D41A" w:val="clear"/>
+        </w:rPr>
+        <w:t xml:space="preserve"> des annonces sur une carte, ce qui améliore nettement l’expérience utilisateur.</w:t>
+      </w:r>
+    </w:p>
+    <w:p>
+      <w:pPr>
+        <w:pStyle w:val="Corpsdetexte"/>
+        <w:numPr>
+          <w:ilvl w:val="0"/>
+          <w:numId w:val="24"/>
+        </w:numPr>
+        <w:tabs>
+          <w:tab w:val="clear" w:pos="708"/>
+          <w:tab w:val="left" w:pos="0" w:leader="none"/>
+        </w:tabs>
+        <w:ind w:left="707" w:hanging="283"/>
+        <w:rPr/>
+      </w:pPr>
+      <w:r>
+        <w:rPr>
+          <w:rStyle w:val="Accentuationforte"/>
+          <w:rFonts w:ascii="Verdana" w:hAnsi="Verdana"/>
+          <w:shd w:fill="81D41A" w:val="clear"/>
+        </w:rPr>
+        <w:t>geo.api.gouv.fr</w:t>
+      </w:r>
+      <w:r>
+        <w:rPr>
+          <w:rFonts w:ascii="Verdana" w:hAnsi="Verdana"/>
+          <w:shd w:fill="81D41A" w:val="clear"/>
+        </w:rPr>
+        <w:t xml:space="preserve"> (API Adresse) garantit une </w:t>
+      </w:r>
+      <w:r>
+        <w:rPr>
+          <w:rStyle w:val="Accentuationforte"/>
+          <w:rFonts w:ascii="Verdana" w:hAnsi="Verdana"/>
+          <w:shd w:fill="81D41A" w:val="clear"/>
+        </w:rPr>
+        <w:t>saisie précise et intuitive des adresses</w:t>
+      </w:r>
+      <w:r>
+        <w:rPr>
+          <w:rFonts w:ascii="Verdana" w:hAnsi="Verdana"/>
+          <w:shd w:fill="81D41A" w:val="clear"/>
+        </w:rPr>
+        <w:t>, tout en s’appuyant sur une source officielle française.</w:t>
+      </w:r>
+    </w:p>
+    <w:p>
+      <w:pPr>
+        <w:pStyle w:val="Corpsdetexte"/>
+        <w:numPr>
+          <w:ilvl w:val="0"/>
+          <w:numId w:val="24"/>
+        </w:numPr>
+        <w:tabs>
+          <w:tab w:val="clear" w:pos="708"/>
+          <w:tab w:val="left" w:pos="0" w:leader="none"/>
+        </w:tabs>
+        <w:ind w:left="707" w:hanging="283"/>
+        <w:rPr/>
+      </w:pPr>
+      <w:r>
+        <w:rPr>
+          <w:rStyle w:val="Accentuationforte"/>
+          <w:rFonts w:ascii="Verdana" w:hAnsi="Verdana"/>
+          <w:shd w:fill="81D41A" w:val="clear"/>
+        </w:rPr>
+        <w:t>MySQL</w:t>
+      </w:r>
+      <w:r>
+        <w:rPr>
+          <w:rFonts w:ascii="Verdana" w:hAnsi="Verdana"/>
+          <w:shd w:fill="81D41A" w:val="clear"/>
+        </w:rPr>
+        <w:t xml:space="preserve"> constitue une base robuste, performante et bien intégrée avec l’écosystème Symfony/Doctrine.</w:t>
+      </w:r>
+    </w:p>
+    <w:p>
+      <w:pPr>
+        <w:pStyle w:val="Lignehorizontale"/>
+        <w:rPr>
+          <w:rFonts w:ascii="Verdana" w:hAnsi="Verdana"/>
+          <w:highlight w:val="none"/>
+          <w:shd w:fill="81D41A" w:val="clear"/>
+        </w:rPr>
+      </w:pPr>
+      <w:r>
+        <w:rPr>
+          <w:rFonts w:ascii="Verdana" w:hAnsi="Verdana"/>
+          <w:shd w:fill="81D41A" w:val="clear"/>
+        </w:rPr>
+      </w:r>
+    </w:p>
+    <w:p>
+      <w:pPr>
+        <w:pStyle w:val="Titre4"/>
+        <w:spacing w:before="40" w:after="283"/>
+        <w:rPr>
+          <w:rFonts w:ascii="Verdana" w:hAnsi="Verdana"/>
+          <w:i w:val="false"/>
+          <w:i w:val="false"/>
+          <w:iCs w:val="false"/>
+          <w:color w:val="000000"/>
+          <w:highlight w:val="none"/>
+          <w:u w:val="single"/>
+          <w:shd w:fill="81D41A" w:val="clear"/>
+        </w:rPr>
+      </w:pPr>
+      <w:r>
+        <w:rPr>
+          <w:rFonts w:ascii="Verdana" w:hAnsi="Verdana"/>
+          <w:i w:val="false"/>
+          <w:iCs w:val="false"/>
+          <w:color w:val="000000"/>
+          <w:u w:val="single"/>
+          <w:shd w:fill="81D41A" w:val="clear"/>
+        </w:rPr>
+        <w:t xml:space="preserve"> </w:t>
+      </w:r>
+      <w:r>
+        <w:rPr>
+          <w:rFonts w:ascii="Verdana" w:hAnsi="Verdana"/>
+          <w:i w:val="false"/>
+          <w:iCs w:val="false"/>
+          <w:color w:val="000000"/>
+          <w:u w:val="single"/>
+          <w:shd w:fill="81D41A" w:val="clear"/>
+        </w:rPr>
+        <w:t>Contraintes techniques imposées</w:t>
+      </w:r>
+    </w:p>
+    <w:p>
+      <w:pPr>
+        <w:pStyle w:val="Normal"/>
+        <w:numPr>
+          <w:ilvl w:val="0"/>
+          <w:numId w:val="27"/>
+        </w:numPr>
+        <w:spacing w:before="40" w:after="283"/>
+        <w:rPr/>
+      </w:pPr>
+      <w:r>
+        <w:rPr>
+          <w:rFonts w:ascii="Verdana" w:hAnsi="Verdana"/>
+          <w:i w:val="false"/>
+          <w:iCs w:val="false"/>
+          <w:color w:val="000000"/>
+          <w:u w:val="single"/>
+          <w:shd w:fill="81D41A" w:val="clear"/>
+        </w:rPr>
+        <w:t xml:space="preserve">Le site devait être </w:t>
+      </w:r>
+      <w:r>
+        <w:rPr>
+          <w:rStyle w:val="Accentuationforte"/>
+          <w:rFonts w:ascii="Verdana" w:hAnsi="Verdana"/>
+          <w:i w:val="false"/>
+          <w:iCs w:val="false"/>
+          <w:color w:val="000000"/>
+          <w:u w:val="single"/>
+          <w:shd w:fill="81D41A" w:val="clear"/>
+        </w:rPr>
+        <w:t>portable</w:t>
+      </w:r>
+      <w:r>
+        <w:rPr>
+          <w:rFonts w:ascii="Verdana" w:hAnsi="Verdana"/>
+          <w:i w:val="false"/>
+          <w:iCs w:val="false"/>
+          <w:color w:val="000000"/>
+          <w:u w:val="single"/>
+          <w:shd w:fill="81D41A" w:val="clear"/>
+        </w:rPr>
+        <w:t xml:space="preserve"> et </w:t>
+      </w:r>
+      <w:r>
+        <w:rPr>
+          <w:rStyle w:val="Accentuationforte"/>
+          <w:rFonts w:ascii="Verdana" w:hAnsi="Verdana"/>
+          <w:i w:val="false"/>
+          <w:iCs w:val="false"/>
+          <w:color w:val="000000"/>
+          <w:u w:val="single"/>
+          <w:shd w:fill="81D41A" w:val="clear"/>
+        </w:rPr>
+        <w:t>facile à déployer</w:t>
+      </w:r>
+      <w:r>
+        <w:rPr>
+          <w:rFonts w:ascii="Verdana" w:hAnsi="Verdana"/>
+          <w:i w:val="false"/>
+          <w:iCs w:val="false"/>
+          <w:color w:val="000000"/>
+          <w:u w:val="single"/>
+          <w:shd w:fill="81D41A" w:val="clear"/>
+        </w:rPr>
+        <w:t xml:space="preserve"> → choix de </w:t>
+      </w:r>
+      <w:r>
+        <w:rPr>
+          <w:rStyle w:val="Accentuationforte"/>
+          <w:rFonts w:ascii="Verdana" w:hAnsi="Verdana"/>
+          <w:i w:val="false"/>
+          <w:iCs w:val="false"/>
+          <w:color w:val="000000"/>
+          <w:u w:val="single"/>
+          <w:shd w:fill="81D41A" w:val="clear"/>
+        </w:rPr>
+        <w:t>Docker</w:t>
+      </w:r>
+      <w:r>
+        <w:rPr>
+          <w:rFonts w:ascii="Verdana" w:hAnsi="Verdana"/>
+          <w:i w:val="false"/>
+          <w:iCs w:val="false"/>
+          <w:color w:val="000000"/>
+          <w:u w:val="single"/>
+          <w:shd w:fill="81D41A" w:val="clear"/>
+        </w:rPr>
+        <w:t xml:space="preserve"> pour la conteneurisation du projet complet. </w:t>
+      </w:r>
+    </w:p>
+    <w:p>
+      <w:pPr>
+        <w:pStyle w:val="Corpsdetexte"/>
+        <w:numPr>
+          <w:ilvl w:val="0"/>
+          <w:numId w:val="25"/>
+        </w:numPr>
+        <w:tabs>
+          <w:tab w:val="clear" w:pos="708"/>
+          <w:tab w:val="left" w:pos="0" w:leader="none"/>
+        </w:tabs>
+        <w:ind w:left="707" w:hanging="283"/>
+        <w:rPr/>
+      </w:pPr>
+      <w:r>
+        <w:rPr>
+          <w:rFonts w:ascii="Verdana" w:hAnsi="Verdana"/>
+          <w:shd w:fill="81D41A" w:val="clear"/>
+        </w:rPr>
+        <w:t xml:space="preserve">L’application devait permettre de localiser les annonces facilement et intuitivement → intégration de </w:t>
+      </w:r>
+      <w:r>
+        <w:rPr>
+          <w:rStyle w:val="Accentuationforte"/>
+          <w:rFonts w:ascii="Verdana" w:hAnsi="Verdana"/>
+          <w:shd w:fill="81D41A" w:val="clear"/>
+        </w:rPr>
+        <w:t>Leaflet</w:t>
+      </w:r>
+      <w:r>
+        <w:rPr>
+          <w:rFonts w:ascii="Verdana" w:hAnsi="Verdana"/>
+          <w:shd w:fill="81D41A" w:val="clear"/>
+        </w:rPr>
+        <w:t xml:space="preserve"> et de l’</w:t>
+      </w:r>
+      <w:r>
+        <w:rPr>
+          <w:rStyle w:val="Accentuationforte"/>
+          <w:rFonts w:ascii="Verdana" w:hAnsi="Verdana"/>
+          <w:shd w:fill="81D41A" w:val="clear"/>
+        </w:rPr>
+        <w:t>API Adresse (geo.api.gouv.fr)</w:t>
+      </w:r>
+      <w:r>
+        <w:rPr>
+          <w:rFonts w:ascii="Verdana" w:hAnsi="Verdana"/>
+          <w:shd w:fill="81D41A" w:val="clear"/>
+        </w:rPr>
+        <w:t>.</w:t>
+      </w:r>
+    </w:p>
+    <w:p>
+      <w:pPr>
+        <w:pStyle w:val="Corpsdetexte"/>
+        <w:numPr>
+          <w:ilvl w:val="0"/>
+          <w:numId w:val="25"/>
+        </w:numPr>
+        <w:tabs>
+          <w:tab w:val="clear" w:pos="708"/>
+          <w:tab w:val="left" w:pos="0" w:leader="none"/>
+        </w:tabs>
+        <w:ind w:left="707" w:hanging="283"/>
+        <w:rPr>
+          <w:rFonts w:ascii="Verdana" w:hAnsi="Verdana"/>
+          <w:highlight w:val="none"/>
+          <w:shd w:fill="81D41A" w:val="clear"/>
+        </w:rPr>
+      </w:pPr>
+      <w:r>
+        <w:rPr>
+          <w:rFonts w:ascii="Verdana" w:hAnsi="Verdana"/>
+          <w:shd w:fill="81D41A" w:val="clear"/>
+        </w:rPr>
+        <w:t>Le site est conçu pour évoluer avec d’autres types de contenus (parcs, randonnées) → usage de composants React réutilisables et architecture API-first.</w:t>
+      </w:r>
+    </w:p>
+    <w:p>
+      <w:pPr>
+        <w:pStyle w:val="Corpsdetexte"/>
+        <w:numPr>
+          <w:ilvl w:val="0"/>
+          <w:numId w:val="25"/>
+        </w:numPr>
+        <w:tabs>
+          <w:tab w:val="clear" w:pos="708"/>
+          <w:tab w:val="left" w:pos="0" w:leader="none"/>
+        </w:tabs>
+        <w:ind w:left="707" w:hanging="283"/>
+        <w:rPr>
+          <w:rFonts w:ascii="Verdana" w:hAnsi="Verdana"/>
+          <w:highlight w:val="none"/>
+          <w:shd w:fill="81D41A" w:val="clear"/>
+        </w:rPr>
+      </w:pPr>
+      <w:r>
+        <w:rPr>
+          <w:rFonts w:ascii="Verdana" w:hAnsi="Verdana"/>
+          <w:shd w:fill="81D41A" w:val="clear"/>
+        </w:rPr>
+        <w:t>Les performances et la fluidité étaient essentielles pour la navigation entre les annonces → choix de React, JWT, API Platform.</w:t>
+      </w:r>
+    </w:p>
+    <w:p>
+      <w:pPr>
+        <w:pStyle w:val="Corpsdetexte"/>
+        <w:numPr>
+          <w:ilvl w:val="0"/>
+          <w:numId w:val="25"/>
+        </w:numPr>
+        <w:tabs>
+          <w:tab w:val="clear" w:pos="708"/>
+          <w:tab w:val="left" w:pos="0" w:leader="none"/>
+        </w:tabs>
+        <w:ind w:left="707" w:hanging="283"/>
+        <w:rPr/>
+      </w:pPr>
+      <w:r>
+        <w:rPr>
+          <w:rFonts w:ascii="Verdana" w:hAnsi="Verdana"/>
+          <w:shd w:fill="81D41A" w:val="clear"/>
+        </w:rPr>
+        <w:t xml:space="preserve">Besoin de publication avec images → nécessité d’un gestionnaire d’upload robuste comme </w:t>
+      </w:r>
+      <w:r>
+        <w:rPr>
+          <w:rStyle w:val="Accentuationforte"/>
+          <w:rFonts w:ascii="Verdana" w:hAnsi="Verdana"/>
+          <w:shd w:fill="81D41A" w:val="clear"/>
+        </w:rPr>
+        <w:t>VichUploader</w:t>
+      </w:r>
+      <w:r>
+        <w:rPr>
+          <w:rFonts w:ascii="Verdana" w:hAnsi="Verdana"/>
+          <w:shd w:fill="81D41A" w:val="clear"/>
+        </w:rPr>
+        <w:t>.</w:t>
+      </w:r>
+    </w:p>
+    <w:p>
+      <w:pPr>
+        <w:pStyle w:val="Commenttemplate"/>
+        <w:rPr/>
+      </w:pPr>
+      <w:r>
+        <w:rPr/>
+      </w:r>
+    </w:p>
+    <w:p>
+      <w:pPr>
+        <w:pStyle w:val="Commenttemplate"/>
+        <w:rPr/>
+      </w:pPr>
+      <w:r>
+        <w:rPr/>
+      </w:r>
+    </w:p>
+    <w:p>
+      <w:pPr>
         <w:pStyle w:val="Titre2"/>
         <w:numPr>
           <w:ilvl w:val="1"/>
@@ -29831,7 +31653,7 @@
         <w:docPartGallery w:val="Page Numbers (Bottom of Page)"/>
         <w:docPartUnique w:val="true"/>
       </w:docPartObj>
-      <w:id w:val="1189006583"/>
+      <w:id w:val="2024891830"/>
     </w:sdtPr>
     <w:sdtContent>
       <w:p>
@@ -29853,7 +31675,7 @@
         </w:r>
         <w:r>
           <w:rPr/>
-          <w:t>37</w:t>
+          <w:t>34</w:t>
         </w:r>
         <w:r>
           <w:rPr/>
@@ -31628,6 +33450,232 @@
       <w:lvlJc w:val="left"/>
       <w:pPr>
         <w:tabs>
+          <w:tab w:val="num" w:pos="720"/>
+        </w:tabs>
+        <w:ind w:left="720" w:hanging="283"/>
+      </w:pPr>
+      <w:rPr>
+        <w:rFonts w:ascii="Symbol" w:hAnsi="Symbol" w:cs="Symbol" w:hint="default"/>
+      </w:rPr>
+    </w:lvl>
+    <w:lvl w:ilvl="1">
+      <w:start w:val="1"/>
+      <w:numFmt w:val="decimal"/>
+      <w:lvlText w:val="%2."/>
+      <w:lvlJc w:val="left"/>
+      <w:pPr>
+        <w:tabs>
+          <w:tab w:val="num" w:pos="1080"/>
+        </w:tabs>
+        <w:ind w:left="1080" w:hanging="360"/>
+      </w:pPr>
+    </w:lvl>
+    <w:lvl w:ilvl="2">
+      <w:start w:val="1"/>
+      <w:numFmt w:val="decimal"/>
+      <w:lvlText w:val="%3."/>
+      <w:lvlJc w:val="left"/>
+      <w:pPr>
+        <w:tabs>
+          <w:tab w:val="num" w:pos="1440"/>
+        </w:tabs>
+        <w:ind w:left="1440" w:hanging="360"/>
+      </w:pPr>
+    </w:lvl>
+    <w:lvl w:ilvl="3">
+      <w:start w:val="1"/>
+      <w:numFmt w:val="decimal"/>
+      <w:lvlText w:val="%4."/>
+      <w:lvlJc w:val="left"/>
+      <w:pPr>
+        <w:tabs>
+          <w:tab w:val="num" w:pos="1800"/>
+        </w:tabs>
+        <w:ind w:left="1800" w:hanging="360"/>
+      </w:pPr>
+    </w:lvl>
+    <w:lvl w:ilvl="4">
+      <w:start w:val="1"/>
+      <w:numFmt w:val="decimal"/>
+      <w:lvlText w:val="%5."/>
+      <w:lvlJc w:val="left"/>
+      <w:pPr>
+        <w:tabs>
+          <w:tab w:val="num" w:pos="2160"/>
+        </w:tabs>
+        <w:ind w:left="2160" w:hanging="360"/>
+      </w:pPr>
+    </w:lvl>
+    <w:lvl w:ilvl="5">
+      <w:start w:val="1"/>
+      <w:numFmt w:val="decimal"/>
+      <w:lvlText w:val="%6."/>
+      <w:lvlJc w:val="left"/>
+      <w:pPr>
+        <w:tabs>
+          <w:tab w:val="num" w:pos="2520"/>
+        </w:tabs>
+        <w:ind w:left="2520" w:hanging="360"/>
+      </w:pPr>
+    </w:lvl>
+    <w:lvl w:ilvl="6">
+      <w:start w:val="1"/>
+      <w:numFmt w:val="decimal"/>
+      <w:lvlText w:val="%7."/>
+      <w:lvlJc w:val="left"/>
+      <w:pPr>
+        <w:tabs>
+          <w:tab w:val="num" w:pos="2880"/>
+        </w:tabs>
+        <w:ind w:left="2880" w:hanging="360"/>
+      </w:pPr>
+    </w:lvl>
+    <w:lvl w:ilvl="7">
+      <w:start w:val="1"/>
+      <w:numFmt w:val="decimal"/>
+      <w:lvlText w:val="%8."/>
+      <w:lvlJc w:val="left"/>
+      <w:pPr>
+        <w:tabs>
+          <w:tab w:val="num" w:pos="3240"/>
+        </w:tabs>
+        <w:ind w:left="3240" w:hanging="360"/>
+      </w:pPr>
+    </w:lvl>
+    <w:lvl w:ilvl="8">
+      <w:start w:val="1"/>
+      <w:numFmt w:val="decimal"/>
+      <w:lvlText w:val="%9."/>
+      <w:lvlJc w:val="left"/>
+      <w:pPr>
+        <w:tabs>
+          <w:tab w:val="num" w:pos="3600"/>
+        </w:tabs>
+        <w:ind w:left="3600" w:hanging="360"/>
+      </w:pPr>
+    </w:lvl>
+  </w:abstractNum>
+  <w:abstractNum w:abstractNumId="16">
+    <w:lvl w:ilvl="0">
+      <w:start w:val="1"/>
+      <w:numFmt w:val="bullet"/>
+      <w:lvlText w:val=""/>
+      <w:lvlJc w:val="left"/>
+      <w:pPr>
+        <w:tabs>
+          <w:tab w:val="num" w:pos="720"/>
+        </w:tabs>
+        <w:ind w:left="720" w:hanging="283"/>
+      </w:pPr>
+      <w:rPr>
+        <w:rFonts w:ascii="Symbol" w:hAnsi="Symbol" w:cs="Symbol" w:hint="default"/>
+      </w:rPr>
+    </w:lvl>
+    <w:lvl w:ilvl="1">
+      <w:start w:val="1"/>
+      <w:numFmt w:val="decimal"/>
+      <w:lvlText w:val="%2."/>
+      <w:lvlJc w:val="left"/>
+      <w:pPr>
+        <w:tabs>
+          <w:tab w:val="num" w:pos="1080"/>
+        </w:tabs>
+        <w:ind w:left="1080" w:hanging="360"/>
+      </w:pPr>
+    </w:lvl>
+    <w:lvl w:ilvl="2">
+      <w:start w:val="1"/>
+      <w:numFmt w:val="decimal"/>
+      <w:lvlText w:val="%3."/>
+      <w:lvlJc w:val="left"/>
+      <w:pPr>
+        <w:tabs>
+          <w:tab w:val="num" w:pos="1440"/>
+        </w:tabs>
+        <w:ind w:left="1440" w:hanging="360"/>
+      </w:pPr>
+    </w:lvl>
+    <w:lvl w:ilvl="3">
+      <w:start w:val="1"/>
+      <w:numFmt w:val="decimal"/>
+      <w:lvlText w:val="%4."/>
+      <w:lvlJc w:val="left"/>
+      <w:pPr>
+        <w:tabs>
+          <w:tab w:val="num" w:pos="1800"/>
+        </w:tabs>
+        <w:ind w:left="1800" w:hanging="360"/>
+      </w:pPr>
+    </w:lvl>
+    <w:lvl w:ilvl="4">
+      <w:start w:val="1"/>
+      <w:numFmt w:val="decimal"/>
+      <w:lvlText w:val="%5."/>
+      <w:lvlJc w:val="left"/>
+      <w:pPr>
+        <w:tabs>
+          <w:tab w:val="num" w:pos="2160"/>
+        </w:tabs>
+        <w:ind w:left="2160" w:hanging="360"/>
+      </w:pPr>
+    </w:lvl>
+    <w:lvl w:ilvl="5">
+      <w:start w:val="1"/>
+      <w:numFmt w:val="decimal"/>
+      <w:lvlText w:val="%6."/>
+      <w:lvlJc w:val="left"/>
+      <w:pPr>
+        <w:tabs>
+          <w:tab w:val="num" w:pos="2520"/>
+        </w:tabs>
+        <w:ind w:left="2520" w:hanging="360"/>
+      </w:pPr>
+    </w:lvl>
+    <w:lvl w:ilvl="6">
+      <w:start w:val="1"/>
+      <w:numFmt w:val="decimal"/>
+      <w:lvlText w:val="%7."/>
+      <w:lvlJc w:val="left"/>
+      <w:pPr>
+        <w:tabs>
+          <w:tab w:val="num" w:pos="2880"/>
+        </w:tabs>
+        <w:ind w:left="2880" w:hanging="360"/>
+      </w:pPr>
+    </w:lvl>
+    <w:lvl w:ilvl="7">
+      <w:start w:val="1"/>
+      <w:numFmt w:val="decimal"/>
+      <w:lvlText w:val="%8."/>
+      <w:lvlJc w:val="left"/>
+      <w:pPr>
+        <w:tabs>
+          <w:tab w:val="num" w:pos="3240"/>
+        </w:tabs>
+        <w:ind w:left="3240" w:hanging="360"/>
+      </w:pPr>
+    </w:lvl>
+    <w:lvl w:ilvl="8">
+      <w:start w:val="1"/>
+      <w:numFmt w:val="decimal"/>
+      <w:lvlText w:val="%9."/>
+      <w:lvlJc w:val="left"/>
+      <w:pPr>
+        <w:tabs>
+          <w:tab w:val="num" w:pos="3600"/>
+        </w:tabs>
+        <w:ind w:left="3600" w:hanging="360"/>
+      </w:pPr>
+    </w:lvl>
+  </w:abstractNum>
+  <w:abstractNum w:abstractNumId="17">
+    <w:lvl w:ilvl="0">
+      <w:start w:val="1"/>
+      <w:numFmt w:val="bullet"/>
+      <w:lvlText w:val=""/>
+      <w:lvlJc w:val="left"/>
+      <w:pPr>
+        <w:tabs>
           <w:tab w:val="num" w:pos="707"/>
         </w:tabs>
         <w:ind w:left="707" w:hanging="283"/>
@@ -31755,232 +33803,6 @@
       <w:rPr>
         <w:rFonts w:ascii="Symbol" w:hAnsi="Symbol" w:cs="Symbol" w:hint="default"/>
       </w:rPr>
-    </w:lvl>
-  </w:abstractNum>
-  <w:abstractNum w:abstractNumId="16">
-    <w:lvl w:ilvl="0">
-      <w:start w:val="1"/>
-      <w:numFmt w:val="bullet"/>
-      <w:lvlText w:val=""/>
-      <w:lvlJc w:val="left"/>
-      <w:pPr>
-        <w:tabs>
-          <w:tab w:val="num" w:pos="720"/>
-        </w:tabs>
-        <w:ind w:left="720" w:hanging="283"/>
-      </w:pPr>
-      <w:rPr>
-        <w:rFonts w:ascii="Symbol" w:hAnsi="Symbol" w:cs="Symbol" w:hint="default"/>
-      </w:rPr>
-    </w:lvl>
-    <w:lvl w:ilvl="1">
-      <w:start w:val="1"/>
-      <w:numFmt w:val="decimal"/>
-      <w:lvlText w:val="%2."/>
-      <w:lvlJc w:val="left"/>
-      <w:pPr>
-        <w:tabs>
-          <w:tab w:val="num" w:pos="1080"/>
-        </w:tabs>
-        <w:ind w:left="1080" w:hanging="360"/>
-      </w:pPr>
-    </w:lvl>
-    <w:lvl w:ilvl="2">
-      <w:start w:val="1"/>
-      <w:numFmt w:val="decimal"/>
-      <w:lvlText w:val="%3."/>
-      <w:lvlJc w:val="left"/>
-      <w:pPr>
-        <w:tabs>
-          <w:tab w:val="num" w:pos="1440"/>
-        </w:tabs>
-        <w:ind w:left="1440" w:hanging="360"/>
-      </w:pPr>
-    </w:lvl>
-    <w:lvl w:ilvl="3">
-      <w:start w:val="1"/>
-      <w:numFmt w:val="decimal"/>
-      <w:lvlText w:val="%4."/>
-      <w:lvlJc w:val="left"/>
-      <w:pPr>
-        <w:tabs>
-          <w:tab w:val="num" w:pos="1800"/>
-        </w:tabs>
-        <w:ind w:left="1800" w:hanging="360"/>
-      </w:pPr>
-    </w:lvl>
-    <w:lvl w:ilvl="4">
-      <w:start w:val="1"/>
-      <w:numFmt w:val="decimal"/>
-      <w:lvlText w:val="%5."/>
-      <w:lvlJc w:val="left"/>
-      <w:pPr>
-        <w:tabs>
-          <w:tab w:val="num" w:pos="2160"/>
-        </w:tabs>
-        <w:ind w:left="2160" w:hanging="360"/>
-      </w:pPr>
-    </w:lvl>
-    <w:lvl w:ilvl="5">
-      <w:start w:val="1"/>
-      <w:numFmt w:val="decimal"/>
-      <w:lvlText w:val="%6."/>
-      <w:lvlJc w:val="left"/>
-      <w:pPr>
-        <w:tabs>
-          <w:tab w:val="num" w:pos="2520"/>
-        </w:tabs>
-        <w:ind w:left="2520" w:hanging="360"/>
-      </w:pPr>
-    </w:lvl>
-    <w:lvl w:ilvl="6">
-      <w:start w:val="1"/>
-      <w:numFmt w:val="decimal"/>
-      <w:lvlText w:val="%7."/>
-      <w:lvlJc w:val="left"/>
-      <w:pPr>
-        <w:tabs>
-          <w:tab w:val="num" w:pos="2880"/>
-        </w:tabs>
-        <w:ind w:left="2880" w:hanging="360"/>
-      </w:pPr>
-    </w:lvl>
-    <w:lvl w:ilvl="7">
-      <w:start w:val="1"/>
-      <w:numFmt w:val="decimal"/>
-      <w:lvlText w:val="%8."/>
-      <w:lvlJc w:val="left"/>
-      <w:pPr>
-        <w:tabs>
-          <w:tab w:val="num" w:pos="3240"/>
-        </w:tabs>
-        <w:ind w:left="3240" w:hanging="360"/>
-      </w:pPr>
-    </w:lvl>
-    <w:lvl w:ilvl="8">
-      <w:start w:val="1"/>
-      <w:numFmt w:val="decimal"/>
-      <w:lvlText w:val="%9."/>
-      <w:lvlJc w:val="left"/>
-      <w:pPr>
-        <w:tabs>
-          <w:tab w:val="num" w:pos="3600"/>
-        </w:tabs>
-        <w:ind w:left="3600" w:hanging="360"/>
-      </w:pPr>
-    </w:lvl>
-  </w:abstractNum>
-  <w:abstractNum w:abstractNumId="17">
-    <w:lvl w:ilvl="0">
-      <w:start w:val="1"/>
-      <w:numFmt w:val="bullet"/>
-      <w:lvlText w:val=""/>
-      <w:lvlJc w:val="left"/>
-      <w:pPr>
-        <w:tabs>
-          <w:tab w:val="num" w:pos="720"/>
-        </w:tabs>
-        <w:ind w:left="720" w:hanging="283"/>
-      </w:pPr>
-      <w:rPr>
-        <w:rFonts w:ascii="Symbol" w:hAnsi="Symbol" w:cs="Symbol" w:hint="default"/>
-      </w:rPr>
-    </w:lvl>
-    <w:lvl w:ilvl="1">
-      <w:start w:val="1"/>
-      <w:numFmt w:val="decimal"/>
-      <w:lvlText w:val="%2."/>
-      <w:lvlJc w:val="left"/>
-      <w:pPr>
-        <w:tabs>
-          <w:tab w:val="num" w:pos="1080"/>
-        </w:tabs>
-        <w:ind w:left="1080" w:hanging="360"/>
-      </w:pPr>
-    </w:lvl>
-    <w:lvl w:ilvl="2">
-      <w:start w:val="1"/>
-      <w:numFmt w:val="decimal"/>
-      <w:lvlText w:val="%3."/>
-      <w:lvlJc w:val="left"/>
-      <w:pPr>
-        <w:tabs>
-          <w:tab w:val="num" w:pos="1440"/>
-        </w:tabs>
-        <w:ind w:left="1440" w:hanging="360"/>
-      </w:pPr>
-    </w:lvl>
-    <w:lvl w:ilvl="3">
-      <w:start w:val="1"/>
-      <w:numFmt w:val="decimal"/>
-      <w:lvlText w:val="%4."/>
-      <w:lvlJc w:val="left"/>
-      <w:pPr>
-        <w:tabs>
-          <w:tab w:val="num" w:pos="1800"/>
-        </w:tabs>
-        <w:ind w:left="1800" w:hanging="360"/>
-      </w:pPr>
-    </w:lvl>
-    <w:lvl w:ilvl="4">
-      <w:start w:val="1"/>
-      <w:numFmt w:val="decimal"/>
-      <w:lvlText w:val="%5."/>
-      <w:lvlJc w:val="left"/>
-      <w:pPr>
-        <w:tabs>
-          <w:tab w:val="num" w:pos="2160"/>
-        </w:tabs>
-        <w:ind w:left="2160" w:hanging="360"/>
-      </w:pPr>
-    </w:lvl>
-    <w:lvl w:ilvl="5">
-      <w:start w:val="1"/>
-      <w:numFmt w:val="decimal"/>
-      <w:lvlText w:val="%6."/>
-      <w:lvlJc w:val="left"/>
-      <w:pPr>
-        <w:tabs>
-          <w:tab w:val="num" w:pos="2520"/>
-        </w:tabs>
-        <w:ind w:left="2520" w:hanging="360"/>
-      </w:pPr>
-    </w:lvl>
-    <w:lvl w:ilvl="6">
-      <w:start w:val="1"/>
-      <w:numFmt w:val="decimal"/>
-      <w:lvlText w:val="%7."/>
-      <w:lvlJc w:val="left"/>
-      <w:pPr>
-        <w:tabs>
-          <w:tab w:val="num" w:pos="2880"/>
-        </w:tabs>
-        <w:ind w:left="2880" w:hanging="360"/>
-      </w:pPr>
-    </w:lvl>
-    <w:lvl w:ilvl="7">
-      <w:start w:val="1"/>
-      <w:numFmt w:val="decimal"/>
-      <w:lvlText w:val="%8."/>
-      <w:lvlJc w:val="left"/>
-      <w:pPr>
-        <w:tabs>
-          <w:tab w:val="num" w:pos="3240"/>
-        </w:tabs>
-        <w:ind w:left="3240" w:hanging="360"/>
-      </w:pPr>
-    </w:lvl>
-    <w:lvl w:ilvl="8">
-      <w:start w:val="1"/>
-      <w:numFmt w:val="decimal"/>
-      <w:lvlText w:val="%9."/>
-      <w:lvlJc w:val="left"/>
-      <w:pPr>
-        <w:tabs>
-          <w:tab w:val="num" w:pos="3600"/>
-        </w:tabs>
-        <w:ind w:left="3600" w:hanging="360"/>
-      </w:pPr>
     </w:lvl>
   </w:abstractNum>
   <w:abstractNum w:abstractNumId="18">
@@ -32395,6 +34217,965 @@
     </w:lvl>
   </w:abstractNum>
   <w:abstractNum w:abstractNumId="21">
+    <w:lvl w:ilvl="0">
+      <w:start w:val="1"/>
+      <w:numFmt w:val="bullet"/>
+      <w:lvlText w:val=""/>
+      <w:lvlJc w:val="left"/>
+      <w:pPr>
+        <w:tabs>
+          <w:tab w:val="num" w:pos="707"/>
+        </w:tabs>
+        <w:ind w:left="707" w:hanging="283"/>
+      </w:pPr>
+      <w:rPr>
+        <w:rFonts w:ascii="Symbol" w:hAnsi="Symbol" w:cs="Symbol" w:hint="default"/>
+      </w:rPr>
+    </w:lvl>
+    <w:lvl w:ilvl="1">
+      <w:start w:val="1"/>
+      <w:numFmt w:val="bullet"/>
+      <w:lvlText w:val=""/>
+      <w:lvlJc w:val="left"/>
+      <w:pPr>
+        <w:tabs>
+          <w:tab w:val="num" w:pos="1414"/>
+        </w:tabs>
+        <w:ind w:left="1414" w:hanging="283"/>
+      </w:pPr>
+      <w:rPr>
+        <w:rFonts w:ascii="Symbol" w:hAnsi="Symbol" w:cs="Symbol" w:hint="default"/>
+      </w:rPr>
+    </w:lvl>
+    <w:lvl w:ilvl="2">
+      <w:start w:val="1"/>
+      <w:numFmt w:val="bullet"/>
+      <w:lvlText w:val=""/>
+      <w:lvlJc w:val="left"/>
+      <w:pPr>
+        <w:tabs>
+          <w:tab w:val="num" w:pos="2121"/>
+        </w:tabs>
+        <w:ind w:left="2121" w:hanging="283"/>
+      </w:pPr>
+      <w:rPr>
+        <w:rFonts w:ascii="Symbol" w:hAnsi="Symbol" w:cs="Symbol" w:hint="default"/>
+      </w:rPr>
+    </w:lvl>
+    <w:lvl w:ilvl="3">
+      <w:start w:val="1"/>
+      <w:numFmt w:val="bullet"/>
+      <w:lvlText w:val=""/>
+      <w:lvlJc w:val="left"/>
+      <w:pPr>
+        <w:tabs>
+          <w:tab w:val="num" w:pos="2828"/>
+        </w:tabs>
+        <w:ind w:left="2828" w:hanging="283"/>
+      </w:pPr>
+      <w:rPr>
+        <w:rFonts w:ascii="Symbol" w:hAnsi="Symbol" w:cs="Symbol" w:hint="default"/>
+      </w:rPr>
+    </w:lvl>
+    <w:lvl w:ilvl="4">
+      <w:start w:val="1"/>
+      <w:numFmt w:val="bullet"/>
+      <w:lvlText w:val=""/>
+      <w:lvlJc w:val="left"/>
+      <w:pPr>
+        <w:tabs>
+          <w:tab w:val="num" w:pos="3535"/>
+        </w:tabs>
+        <w:ind w:left="3535" w:hanging="283"/>
+      </w:pPr>
+      <w:rPr>
+        <w:rFonts w:ascii="Symbol" w:hAnsi="Symbol" w:cs="Symbol" w:hint="default"/>
+      </w:rPr>
+    </w:lvl>
+    <w:lvl w:ilvl="5">
+      <w:start w:val="1"/>
+      <w:numFmt w:val="bullet"/>
+      <w:lvlText w:val=""/>
+      <w:lvlJc w:val="left"/>
+      <w:pPr>
+        <w:tabs>
+          <w:tab w:val="num" w:pos="4242"/>
+        </w:tabs>
+        <w:ind w:left="4242" w:hanging="283"/>
+      </w:pPr>
+      <w:rPr>
+        <w:rFonts w:ascii="Symbol" w:hAnsi="Symbol" w:cs="Symbol" w:hint="default"/>
+      </w:rPr>
+    </w:lvl>
+    <w:lvl w:ilvl="6">
+      <w:start w:val="1"/>
+      <w:numFmt w:val="bullet"/>
+      <w:lvlText w:val=""/>
+      <w:lvlJc w:val="left"/>
+      <w:pPr>
+        <w:tabs>
+          <w:tab w:val="num" w:pos="4949"/>
+        </w:tabs>
+        <w:ind w:left="4949" w:hanging="283"/>
+      </w:pPr>
+      <w:rPr>
+        <w:rFonts w:ascii="Symbol" w:hAnsi="Symbol" w:cs="Symbol" w:hint="default"/>
+      </w:rPr>
+    </w:lvl>
+    <w:lvl w:ilvl="7">
+      <w:start w:val="1"/>
+      <w:numFmt w:val="bullet"/>
+      <w:lvlText w:val=""/>
+      <w:lvlJc w:val="left"/>
+      <w:pPr>
+        <w:tabs>
+          <w:tab w:val="num" w:pos="5656"/>
+        </w:tabs>
+        <w:ind w:left="5656" w:hanging="283"/>
+      </w:pPr>
+      <w:rPr>
+        <w:rFonts w:ascii="Symbol" w:hAnsi="Symbol" w:cs="Symbol" w:hint="default"/>
+      </w:rPr>
+    </w:lvl>
+    <w:lvl w:ilvl="8">
+      <w:start w:val="1"/>
+      <w:numFmt w:val="bullet"/>
+      <w:lvlText w:val=""/>
+      <w:lvlJc w:val="left"/>
+      <w:pPr>
+        <w:tabs>
+          <w:tab w:val="num" w:pos="6363"/>
+        </w:tabs>
+        <w:ind w:left="6363" w:hanging="283"/>
+      </w:pPr>
+      <w:rPr>
+        <w:rFonts w:ascii="Symbol" w:hAnsi="Symbol" w:cs="Symbol" w:hint="default"/>
+      </w:rPr>
+    </w:lvl>
+  </w:abstractNum>
+  <w:abstractNum w:abstractNumId="22">
+    <w:lvl w:ilvl="0">
+      <w:start w:val="1"/>
+      <w:numFmt w:val="bullet"/>
+      <w:lvlText w:val=""/>
+      <w:lvlJc w:val="left"/>
+      <w:pPr>
+        <w:tabs>
+          <w:tab w:val="num" w:pos="707"/>
+        </w:tabs>
+        <w:ind w:left="707" w:hanging="283"/>
+      </w:pPr>
+      <w:rPr>
+        <w:rFonts w:ascii="Symbol" w:hAnsi="Symbol" w:cs="Symbol" w:hint="default"/>
+      </w:rPr>
+    </w:lvl>
+    <w:lvl w:ilvl="1">
+      <w:start w:val="1"/>
+      <w:numFmt w:val="bullet"/>
+      <w:lvlText w:val=""/>
+      <w:lvlJc w:val="left"/>
+      <w:pPr>
+        <w:tabs>
+          <w:tab w:val="num" w:pos="1414"/>
+        </w:tabs>
+        <w:ind w:left="1414" w:hanging="283"/>
+      </w:pPr>
+      <w:rPr>
+        <w:rFonts w:ascii="Symbol" w:hAnsi="Symbol" w:cs="Symbol" w:hint="default"/>
+      </w:rPr>
+    </w:lvl>
+    <w:lvl w:ilvl="2">
+      <w:start w:val="1"/>
+      <w:numFmt w:val="bullet"/>
+      <w:lvlText w:val=""/>
+      <w:lvlJc w:val="left"/>
+      <w:pPr>
+        <w:tabs>
+          <w:tab w:val="num" w:pos="2121"/>
+        </w:tabs>
+        <w:ind w:left="2121" w:hanging="283"/>
+      </w:pPr>
+      <w:rPr>
+        <w:rFonts w:ascii="Symbol" w:hAnsi="Symbol" w:cs="Symbol" w:hint="default"/>
+      </w:rPr>
+    </w:lvl>
+    <w:lvl w:ilvl="3">
+      <w:start w:val="1"/>
+      <w:numFmt w:val="bullet"/>
+      <w:lvlText w:val=""/>
+      <w:lvlJc w:val="left"/>
+      <w:pPr>
+        <w:tabs>
+          <w:tab w:val="num" w:pos="2828"/>
+        </w:tabs>
+        <w:ind w:left="2828" w:hanging="283"/>
+      </w:pPr>
+      <w:rPr>
+        <w:rFonts w:ascii="Symbol" w:hAnsi="Symbol" w:cs="Symbol" w:hint="default"/>
+      </w:rPr>
+    </w:lvl>
+    <w:lvl w:ilvl="4">
+      <w:start w:val="1"/>
+      <w:numFmt w:val="bullet"/>
+      <w:lvlText w:val=""/>
+      <w:lvlJc w:val="left"/>
+      <w:pPr>
+        <w:tabs>
+          <w:tab w:val="num" w:pos="3535"/>
+        </w:tabs>
+        <w:ind w:left="3535" w:hanging="283"/>
+      </w:pPr>
+      <w:rPr>
+        <w:rFonts w:ascii="Symbol" w:hAnsi="Symbol" w:cs="Symbol" w:hint="default"/>
+      </w:rPr>
+    </w:lvl>
+    <w:lvl w:ilvl="5">
+      <w:start w:val="1"/>
+      <w:numFmt w:val="bullet"/>
+      <w:lvlText w:val=""/>
+      <w:lvlJc w:val="left"/>
+      <w:pPr>
+        <w:tabs>
+          <w:tab w:val="num" w:pos="4242"/>
+        </w:tabs>
+        <w:ind w:left="4242" w:hanging="283"/>
+      </w:pPr>
+      <w:rPr>
+        <w:rFonts w:ascii="Symbol" w:hAnsi="Symbol" w:cs="Symbol" w:hint="default"/>
+      </w:rPr>
+    </w:lvl>
+    <w:lvl w:ilvl="6">
+      <w:start w:val="1"/>
+      <w:numFmt w:val="bullet"/>
+      <w:lvlText w:val=""/>
+      <w:lvlJc w:val="left"/>
+      <w:pPr>
+        <w:tabs>
+          <w:tab w:val="num" w:pos="4949"/>
+        </w:tabs>
+        <w:ind w:left="4949" w:hanging="283"/>
+      </w:pPr>
+      <w:rPr>
+        <w:rFonts w:ascii="Symbol" w:hAnsi="Symbol" w:cs="Symbol" w:hint="default"/>
+      </w:rPr>
+    </w:lvl>
+    <w:lvl w:ilvl="7">
+      <w:start w:val="1"/>
+      <w:numFmt w:val="bullet"/>
+      <w:lvlText w:val=""/>
+      <w:lvlJc w:val="left"/>
+      <w:pPr>
+        <w:tabs>
+          <w:tab w:val="num" w:pos="5656"/>
+        </w:tabs>
+        <w:ind w:left="5656" w:hanging="283"/>
+      </w:pPr>
+      <w:rPr>
+        <w:rFonts w:ascii="Symbol" w:hAnsi="Symbol" w:cs="Symbol" w:hint="default"/>
+      </w:rPr>
+    </w:lvl>
+    <w:lvl w:ilvl="8">
+      <w:start w:val="1"/>
+      <w:numFmt w:val="bullet"/>
+      <w:lvlText w:val=""/>
+      <w:lvlJc w:val="left"/>
+      <w:pPr>
+        <w:tabs>
+          <w:tab w:val="num" w:pos="6363"/>
+        </w:tabs>
+        <w:ind w:left="6363" w:hanging="283"/>
+      </w:pPr>
+      <w:rPr>
+        <w:rFonts w:ascii="Symbol" w:hAnsi="Symbol" w:cs="Symbol" w:hint="default"/>
+      </w:rPr>
+    </w:lvl>
+  </w:abstractNum>
+  <w:abstractNum w:abstractNumId="23">
+    <w:lvl w:ilvl="0">
+      <w:start w:val="1"/>
+      <w:numFmt w:val="bullet"/>
+      <w:lvlText w:val=""/>
+      <w:lvlJc w:val="left"/>
+      <w:pPr>
+        <w:tabs>
+          <w:tab w:val="num" w:pos="707"/>
+        </w:tabs>
+        <w:ind w:left="707" w:hanging="283"/>
+      </w:pPr>
+      <w:rPr>
+        <w:rFonts w:ascii="Symbol" w:hAnsi="Symbol" w:cs="Symbol" w:hint="default"/>
+      </w:rPr>
+    </w:lvl>
+    <w:lvl w:ilvl="1">
+      <w:start w:val="1"/>
+      <w:numFmt w:val="bullet"/>
+      <w:lvlText w:val=""/>
+      <w:lvlJc w:val="left"/>
+      <w:pPr>
+        <w:tabs>
+          <w:tab w:val="num" w:pos="1414"/>
+        </w:tabs>
+        <w:ind w:left="1414" w:hanging="283"/>
+      </w:pPr>
+      <w:rPr>
+        <w:rFonts w:ascii="Symbol" w:hAnsi="Symbol" w:cs="Symbol" w:hint="default"/>
+      </w:rPr>
+    </w:lvl>
+    <w:lvl w:ilvl="2">
+      <w:start w:val="1"/>
+      <w:numFmt w:val="bullet"/>
+      <w:lvlText w:val=""/>
+      <w:lvlJc w:val="left"/>
+      <w:pPr>
+        <w:tabs>
+          <w:tab w:val="num" w:pos="2121"/>
+        </w:tabs>
+        <w:ind w:left="2121" w:hanging="283"/>
+      </w:pPr>
+      <w:rPr>
+        <w:rFonts w:ascii="Symbol" w:hAnsi="Symbol" w:cs="Symbol" w:hint="default"/>
+      </w:rPr>
+    </w:lvl>
+    <w:lvl w:ilvl="3">
+      <w:start w:val="1"/>
+      <w:numFmt w:val="bullet"/>
+      <w:lvlText w:val=""/>
+      <w:lvlJc w:val="left"/>
+      <w:pPr>
+        <w:tabs>
+          <w:tab w:val="num" w:pos="2828"/>
+        </w:tabs>
+        <w:ind w:left="2828" w:hanging="283"/>
+      </w:pPr>
+      <w:rPr>
+        <w:rFonts w:ascii="Symbol" w:hAnsi="Symbol" w:cs="Symbol" w:hint="default"/>
+      </w:rPr>
+    </w:lvl>
+    <w:lvl w:ilvl="4">
+      <w:start w:val="1"/>
+      <w:numFmt w:val="bullet"/>
+      <w:lvlText w:val=""/>
+      <w:lvlJc w:val="left"/>
+      <w:pPr>
+        <w:tabs>
+          <w:tab w:val="num" w:pos="3535"/>
+        </w:tabs>
+        <w:ind w:left="3535" w:hanging="283"/>
+      </w:pPr>
+      <w:rPr>
+        <w:rFonts w:ascii="Symbol" w:hAnsi="Symbol" w:cs="Symbol" w:hint="default"/>
+      </w:rPr>
+    </w:lvl>
+    <w:lvl w:ilvl="5">
+      <w:start w:val="1"/>
+      <w:numFmt w:val="bullet"/>
+      <w:lvlText w:val=""/>
+      <w:lvlJc w:val="left"/>
+      <w:pPr>
+        <w:tabs>
+          <w:tab w:val="num" w:pos="4242"/>
+        </w:tabs>
+        <w:ind w:left="4242" w:hanging="283"/>
+      </w:pPr>
+      <w:rPr>
+        <w:rFonts w:ascii="Symbol" w:hAnsi="Symbol" w:cs="Symbol" w:hint="default"/>
+      </w:rPr>
+    </w:lvl>
+    <w:lvl w:ilvl="6">
+      <w:start w:val="1"/>
+      <w:numFmt w:val="bullet"/>
+      <w:lvlText w:val=""/>
+      <w:lvlJc w:val="left"/>
+      <w:pPr>
+        <w:tabs>
+          <w:tab w:val="num" w:pos="4949"/>
+        </w:tabs>
+        <w:ind w:left="4949" w:hanging="283"/>
+      </w:pPr>
+      <w:rPr>
+        <w:rFonts w:ascii="Symbol" w:hAnsi="Symbol" w:cs="Symbol" w:hint="default"/>
+      </w:rPr>
+    </w:lvl>
+    <w:lvl w:ilvl="7">
+      <w:start w:val="1"/>
+      <w:numFmt w:val="bullet"/>
+      <w:lvlText w:val=""/>
+      <w:lvlJc w:val="left"/>
+      <w:pPr>
+        <w:tabs>
+          <w:tab w:val="num" w:pos="5656"/>
+        </w:tabs>
+        <w:ind w:left="5656" w:hanging="283"/>
+      </w:pPr>
+      <w:rPr>
+        <w:rFonts w:ascii="Symbol" w:hAnsi="Symbol" w:cs="Symbol" w:hint="default"/>
+      </w:rPr>
+    </w:lvl>
+    <w:lvl w:ilvl="8">
+      <w:start w:val="1"/>
+      <w:numFmt w:val="bullet"/>
+      <w:lvlText w:val=""/>
+      <w:lvlJc w:val="left"/>
+      <w:pPr>
+        <w:tabs>
+          <w:tab w:val="num" w:pos="6363"/>
+        </w:tabs>
+        <w:ind w:left="6363" w:hanging="283"/>
+      </w:pPr>
+      <w:rPr>
+        <w:rFonts w:ascii="Symbol" w:hAnsi="Symbol" w:cs="Symbol" w:hint="default"/>
+      </w:rPr>
+    </w:lvl>
+  </w:abstractNum>
+  <w:abstractNum w:abstractNumId="24">
+    <w:lvl w:ilvl="0">
+      <w:start w:val="1"/>
+      <w:numFmt w:val="bullet"/>
+      <w:lvlText w:val=""/>
+      <w:lvlJc w:val="left"/>
+      <w:pPr>
+        <w:tabs>
+          <w:tab w:val="num" w:pos="707"/>
+        </w:tabs>
+        <w:ind w:left="707" w:hanging="283"/>
+      </w:pPr>
+      <w:rPr>
+        <w:rFonts w:ascii="Symbol" w:hAnsi="Symbol" w:cs="Symbol" w:hint="default"/>
+      </w:rPr>
+    </w:lvl>
+    <w:lvl w:ilvl="1">
+      <w:start w:val="1"/>
+      <w:numFmt w:val="bullet"/>
+      <w:lvlText w:val=""/>
+      <w:lvlJc w:val="left"/>
+      <w:pPr>
+        <w:tabs>
+          <w:tab w:val="num" w:pos="1414"/>
+        </w:tabs>
+        <w:ind w:left="1414" w:hanging="283"/>
+      </w:pPr>
+      <w:rPr>
+        <w:rFonts w:ascii="Symbol" w:hAnsi="Symbol" w:cs="Symbol" w:hint="default"/>
+      </w:rPr>
+    </w:lvl>
+    <w:lvl w:ilvl="2">
+      <w:start w:val="1"/>
+      <w:numFmt w:val="bullet"/>
+      <w:lvlText w:val=""/>
+      <w:lvlJc w:val="left"/>
+      <w:pPr>
+        <w:tabs>
+          <w:tab w:val="num" w:pos="2121"/>
+        </w:tabs>
+        <w:ind w:left="2121" w:hanging="283"/>
+      </w:pPr>
+      <w:rPr>
+        <w:rFonts w:ascii="Symbol" w:hAnsi="Symbol" w:cs="Symbol" w:hint="default"/>
+      </w:rPr>
+    </w:lvl>
+    <w:lvl w:ilvl="3">
+      <w:start w:val="1"/>
+      <w:numFmt w:val="bullet"/>
+      <w:lvlText w:val=""/>
+      <w:lvlJc w:val="left"/>
+      <w:pPr>
+        <w:tabs>
+          <w:tab w:val="num" w:pos="2828"/>
+        </w:tabs>
+        <w:ind w:left="2828" w:hanging="283"/>
+      </w:pPr>
+      <w:rPr>
+        <w:rFonts w:ascii="Symbol" w:hAnsi="Symbol" w:cs="Symbol" w:hint="default"/>
+      </w:rPr>
+    </w:lvl>
+    <w:lvl w:ilvl="4">
+      <w:start w:val="1"/>
+      <w:numFmt w:val="bullet"/>
+      <w:lvlText w:val=""/>
+      <w:lvlJc w:val="left"/>
+      <w:pPr>
+        <w:tabs>
+          <w:tab w:val="num" w:pos="3535"/>
+        </w:tabs>
+        <w:ind w:left="3535" w:hanging="283"/>
+      </w:pPr>
+      <w:rPr>
+        <w:rFonts w:ascii="Symbol" w:hAnsi="Symbol" w:cs="Symbol" w:hint="default"/>
+      </w:rPr>
+    </w:lvl>
+    <w:lvl w:ilvl="5">
+      <w:start w:val="1"/>
+      <w:numFmt w:val="bullet"/>
+      <w:lvlText w:val=""/>
+      <w:lvlJc w:val="left"/>
+      <w:pPr>
+        <w:tabs>
+          <w:tab w:val="num" w:pos="4242"/>
+        </w:tabs>
+        <w:ind w:left="4242" w:hanging="283"/>
+      </w:pPr>
+      <w:rPr>
+        <w:rFonts w:ascii="Symbol" w:hAnsi="Symbol" w:cs="Symbol" w:hint="default"/>
+      </w:rPr>
+    </w:lvl>
+    <w:lvl w:ilvl="6">
+      <w:start w:val="1"/>
+      <w:numFmt w:val="bullet"/>
+      <w:lvlText w:val=""/>
+      <w:lvlJc w:val="left"/>
+      <w:pPr>
+        <w:tabs>
+          <w:tab w:val="num" w:pos="4949"/>
+        </w:tabs>
+        <w:ind w:left="4949" w:hanging="283"/>
+      </w:pPr>
+      <w:rPr>
+        <w:rFonts w:ascii="Symbol" w:hAnsi="Symbol" w:cs="Symbol" w:hint="default"/>
+      </w:rPr>
+    </w:lvl>
+    <w:lvl w:ilvl="7">
+      <w:start w:val="1"/>
+      <w:numFmt w:val="bullet"/>
+      <w:lvlText w:val=""/>
+      <w:lvlJc w:val="left"/>
+      <w:pPr>
+        <w:tabs>
+          <w:tab w:val="num" w:pos="5656"/>
+        </w:tabs>
+        <w:ind w:left="5656" w:hanging="283"/>
+      </w:pPr>
+      <w:rPr>
+        <w:rFonts w:ascii="Symbol" w:hAnsi="Symbol" w:cs="Symbol" w:hint="default"/>
+      </w:rPr>
+    </w:lvl>
+    <w:lvl w:ilvl="8">
+      <w:start w:val="1"/>
+      <w:numFmt w:val="bullet"/>
+      <w:lvlText w:val=""/>
+      <w:lvlJc w:val="left"/>
+      <w:pPr>
+        <w:tabs>
+          <w:tab w:val="num" w:pos="6363"/>
+        </w:tabs>
+        <w:ind w:left="6363" w:hanging="283"/>
+      </w:pPr>
+      <w:rPr>
+        <w:rFonts w:ascii="Symbol" w:hAnsi="Symbol" w:cs="Symbol" w:hint="default"/>
+      </w:rPr>
+    </w:lvl>
+  </w:abstractNum>
+  <w:abstractNum w:abstractNumId="25">
+    <w:lvl w:ilvl="0">
+      <w:start w:val="1"/>
+      <w:numFmt w:val="bullet"/>
+      <w:lvlText w:val=""/>
+      <w:lvlJc w:val="left"/>
+      <w:pPr>
+        <w:tabs>
+          <w:tab w:val="num" w:pos="707"/>
+        </w:tabs>
+        <w:ind w:left="707" w:hanging="283"/>
+      </w:pPr>
+      <w:rPr>
+        <w:rFonts w:ascii="Symbol" w:hAnsi="Symbol" w:cs="Symbol" w:hint="default"/>
+      </w:rPr>
+    </w:lvl>
+    <w:lvl w:ilvl="1">
+      <w:start w:val="1"/>
+      <w:numFmt w:val="bullet"/>
+      <w:lvlText w:val=""/>
+      <w:lvlJc w:val="left"/>
+      <w:pPr>
+        <w:tabs>
+          <w:tab w:val="num" w:pos="1414"/>
+        </w:tabs>
+        <w:ind w:left="1414" w:hanging="283"/>
+      </w:pPr>
+      <w:rPr>
+        <w:rFonts w:ascii="Symbol" w:hAnsi="Symbol" w:cs="Symbol" w:hint="default"/>
+      </w:rPr>
+    </w:lvl>
+    <w:lvl w:ilvl="2">
+      <w:start w:val="1"/>
+      <w:numFmt w:val="bullet"/>
+      <w:lvlText w:val=""/>
+      <w:lvlJc w:val="left"/>
+      <w:pPr>
+        <w:tabs>
+          <w:tab w:val="num" w:pos="2121"/>
+        </w:tabs>
+        <w:ind w:left="2121" w:hanging="283"/>
+      </w:pPr>
+      <w:rPr>
+        <w:rFonts w:ascii="Symbol" w:hAnsi="Symbol" w:cs="Symbol" w:hint="default"/>
+      </w:rPr>
+    </w:lvl>
+    <w:lvl w:ilvl="3">
+      <w:start w:val="1"/>
+      <w:numFmt w:val="bullet"/>
+      <w:lvlText w:val=""/>
+      <w:lvlJc w:val="left"/>
+      <w:pPr>
+        <w:tabs>
+          <w:tab w:val="num" w:pos="2828"/>
+        </w:tabs>
+        <w:ind w:left="2828" w:hanging="283"/>
+      </w:pPr>
+      <w:rPr>
+        <w:rFonts w:ascii="Symbol" w:hAnsi="Symbol" w:cs="Symbol" w:hint="default"/>
+      </w:rPr>
+    </w:lvl>
+    <w:lvl w:ilvl="4">
+      <w:start w:val="1"/>
+      <w:numFmt w:val="bullet"/>
+      <w:lvlText w:val=""/>
+      <w:lvlJc w:val="left"/>
+      <w:pPr>
+        <w:tabs>
+          <w:tab w:val="num" w:pos="3535"/>
+        </w:tabs>
+        <w:ind w:left="3535" w:hanging="283"/>
+      </w:pPr>
+      <w:rPr>
+        <w:rFonts w:ascii="Symbol" w:hAnsi="Symbol" w:cs="Symbol" w:hint="default"/>
+      </w:rPr>
+    </w:lvl>
+    <w:lvl w:ilvl="5">
+      <w:start w:val="1"/>
+      <w:numFmt w:val="bullet"/>
+      <w:lvlText w:val=""/>
+      <w:lvlJc w:val="left"/>
+      <w:pPr>
+        <w:tabs>
+          <w:tab w:val="num" w:pos="4242"/>
+        </w:tabs>
+        <w:ind w:left="4242" w:hanging="283"/>
+      </w:pPr>
+      <w:rPr>
+        <w:rFonts w:ascii="Symbol" w:hAnsi="Symbol" w:cs="Symbol" w:hint="default"/>
+      </w:rPr>
+    </w:lvl>
+    <w:lvl w:ilvl="6">
+      <w:start w:val="1"/>
+      <w:numFmt w:val="bullet"/>
+      <w:lvlText w:val=""/>
+      <w:lvlJc w:val="left"/>
+      <w:pPr>
+        <w:tabs>
+          <w:tab w:val="num" w:pos="4949"/>
+        </w:tabs>
+        <w:ind w:left="4949" w:hanging="283"/>
+      </w:pPr>
+      <w:rPr>
+        <w:rFonts w:ascii="Symbol" w:hAnsi="Symbol" w:cs="Symbol" w:hint="default"/>
+      </w:rPr>
+    </w:lvl>
+    <w:lvl w:ilvl="7">
+      <w:start w:val="1"/>
+      <w:numFmt w:val="bullet"/>
+      <w:lvlText w:val=""/>
+      <w:lvlJc w:val="left"/>
+      <w:pPr>
+        <w:tabs>
+          <w:tab w:val="num" w:pos="5656"/>
+        </w:tabs>
+        <w:ind w:left="5656" w:hanging="283"/>
+      </w:pPr>
+      <w:rPr>
+        <w:rFonts w:ascii="Symbol" w:hAnsi="Symbol" w:cs="Symbol" w:hint="default"/>
+      </w:rPr>
+    </w:lvl>
+    <w:lvl w:ilvl="8">
+      <w:start w:val="1"/>
+      <w:numFmt w:val="bullet"/>
+      <w:lvlText w:val=""/>
+      <w:lvlJc w:val="left"/>
+      <w:pPr>
+        <w:tabs>
+          <w:tab w:val="num" w:pos="6363"/>
+        </w:tabs>
+        <w:ind w:left="6363" w:hanging="283"/>
+      </w:pPr>
+      <w:rPr>
+        <w:rFonts w:ascii="Symbol" w:hAnsi="Symbol" w:cs="Symbol" w:hint="default"/>
+      </w:rPr>
+    </w:lvl>
+  </w:abstractNum>
+  <w:abstractNum w:abstractNumId="26">
+    <w:lvl w:ilvl="0">
+      <w:start w:val="1"/>
+      <w:numFmt w:val="bullet"/>
+      <w:lvlText w:val=""/>
+      <w:lvlJc w:val="left"/>
+      <w:pPr>
+        <w:tabs>
+          <w:tab w:val="num" w:pos="707"/>
+        </w:tabs>
+        <w:ind w:left="707" w:hanging="283"/>
+      </w:pPr>
+      <w:rPr>
+        <w:rFonts w:ascii="Symbol" w:hAnsi="Symbol" w:cs="Symbol" w:hint="default"/>
+      </w:rPr>
+    </w:lvl>
+    <w:lvl w:ilvl="1">
+      <w:start w:val="1"/>
+      <w:numFmt w:val="bullet"/>
+      <w:lvlText w:val=""/>
+      <w:lvlJc w:val="left"/>
+      <w:pPr>
+        <w:tabs>
+          <w:tab w:val="num" w:pos="1414"/>
+        </w:tabs>
+        <w:ind w:left="1414" w:hanging="283"/>
+      </w:pPr>
+      <w:rPr>
+        <w:rFonts w:ascii="Symbol" w:hAnsi="Symbol" w:cs="Symbol" w:hint="default"/>
+      </w:rPr>
+    </w:lvl>
+    <w:lvl w:ilvl="2">
+      <w:start w:val="1"/>
+      <w:numFmt w:val="bullet"/>
+      <w:lvlText w:val=""/>
+      <w:lvlJc w:val="left"/>
+      <w:pPr>
+        <w:tabs>
+          <w:tab w:val="num" w:pos="2121"/>
+        </w:tabs>
+        <w:ind w:left="2121" w:hanging="283"/>
+      </w:pPr>
+      <w:rPr>
+        <w:rFonts w:ascii="Symbol" w:hAnsi="Symbol" w:cs="Symbol" w:hint="default"/>
+      </w:rPr>
+    </w:lvl>
+    <w:lvl w:ilvl="3">
+      <w:start w:val="1"/>
+      <w:numFmt w:val="bullet"/>
+      <w:lvlText w:val=""/>
+      <w:lvlJc w:val="left"/>
+      <w:pPr>
+        <w:tabs>
+          <w:tab w:val="num" w:pos="2828"/>
+        </w:tabs>
+        <w:ind w:left="2828" w:hanging="283"/>
+      </w:pPr>
+      <w:rPr>
+        <w:rFonts w:ascii="Symbol" w:hAnsi="Symbol" w:cs="Symbol" w:hint="default"/>
+      </w:rPr>
+    </w:lvl>
+    <w:lvl w:ilvl="4">
+      <w:start w:val="1"/>
+      <w:numFmt w:val="bullet"/>
+      <w:lvlText w:val=""/>
+      <w:lvlJc w:val="left"/>
+      <w:pPr>
+        <w:tabs>
+          <w:tab w:val="num" w:pos="3535"/>
+        </w:tabs>
+        <w:ind w:left="3535" w:hanging="283"/>
+      </w:pPr>
+      <w:rPr>
+        <w:rFonts w:ascii="Symbol" w:hAnsi="Symbol" w:cs="Symbol" w:hint="default"/>
+      </w:rPr>
+    </w:lvl>
+    <w:lvl w:ilvl="5">
+      <w:start w:val="1"/>
+      <w:numFmt w:val="bullet"/>
+      <w:lvlText w:val=""/>
+      <w:lvlJc w:val="left"/>
+      <w:pPr>
+        <w:tabs>
+          <w:tab w:val="num" w:pos="4242"/>
+        </w:tabs>
+        <w:ind w:left="4242" w:hanging="283"/>
+      </w:pPr>
+      <w:rPr>
+        <w:rFonts w:ascii="Symbol" w:hAnsi="Symbol" w:cs="Symbol" w:hint="default"/>
+      </w:rPr>
+    </w:lvl>
+    <w:lvl w:ilvl="6">
+      <w:start w:val="1"/>
+      <w:numFmt w:val="bullet"/>
+      <w:lvlText w:val=""/>
+      <w:lvlJc w:val="left"/>
+      <w:pPr>
+        <w:tabs>
+          <w:tab w:val="num" w:pos="4949"/>
+        </w:tabs>
+        <w:ind w:left="4949" w:hanging="283"/>
+      </w:pPr>
+      <w:rPr>
+        <w:rFonts w:ascii="Symbol" w:hAnsi="Symbol" w:cs="Symbol" w:hint="default"/>
+      </w:rPr>
+    </w:lvl>
+    <w:lvl w:ilvl="7">
+      <w:start w:val="1"/>
+      <w:numFmt w:val="bullet"/>
+      <w:lvlText w:val=""/>
+      <w:lvlJc w:val="left"/>
+      <w:pPr>
+        <w:tabs>
+          <w:tab w:val="num" w:pos="5656"/>
+        </w:tabs>
+        <w:ind w:left="5656" w:hanging="283"/>
+      </w:pPr>
+      <w:rPr>
+        <w:rFonts w:ascii="Symbol" w:hAnsi="Symbol" w:cs="Symbol" w:hint="default"/>
+      </w:rPr>
+    </w:lvl>
+    <w:lvl w:ilvl="8">
+      <w:start w:val="1"/>
+      <w:numFmt w:val="bullet"/>
+      <w:lvlText w:val=""/>
+      <w:lvlJc w:val="left"/>
+      <w:pPr>
+        <w:tabs>
+          <w:tab w:val="num" w:pos="6363"/>
+        </w:tabs>
+        <w:ind w:left="6363" w:hanging="283"/>
+      </w:pPr>
+      <w:rPr>
+        <w:rFonts w:ascii="Symbol" w:hAnsi="Symbol" w:cs="Symbol" w:hint="default"/>
+      </w:rPr>
+    </w:lvl>
+  </w:abstractNum>
+  <w:abstractNum w:abstractNumId="27">
+    <w:lvl w:ilvl="0">
+      <w:start w:val="1"/>
+      <w:numFmt w:val="bullet"/>
+      <w:lvlText w:val=""/>
+      <w:lvlJc w:val="left"/>
+      <w:pPr>
+        <w:tabs>
+          <w:tab w:val="num" w:pos="720"/>
+        </w:tabs>
+        <w:ind w:left="720" w:hanging="360"/>
+      </w:pPr>
+      <w:rPr>
+        <w:rFonts w:ascii="Symbol" w:hAnsi="Symbol" w:cs="Symbol" w:hint="default"/>
+      </w:rPr>
+    </w:lvl>
+    <w:lvl w:ilvl="1">
+      <w:start w:val="1"/>
+      <w:numFmt w:val="bullet"/>
+      <w:lvlText w:val="◦"/>
+      <w:lvlJc w:val="left"/>
+      <w:pPr>
+        <w:tabs>
+          <w:tab w:val="num" w:pos="1080"/>
+        </w:tabs>
+        <w:ind w:left="1080" w:hanging="360"/>
+      </w:pPr>
+      <w:rPr>
+        <w:rFonts w:ascii="OpenSymbol" w:hAnsi="OpenSymbol" w:cs="OpenSymbol" w:hint="default"/>
+      </w:rPr>
+    </w:lvl>
+    <w:lvl w:ilvl="2">
+      <w:start w:val="1"/>
+      <w:numFmt w:val="bullet"/>
+      <w:lvlText w:val="▪"/>
+      <w:lvlJc w:val="left"/>
+      <w:pPr>
+        <w:tabs>
+          <w:tab w:val="num" w:pos="1440"/>
+        </w:tabs>
+        <w:ind w:left="1440" w:hanging="360"/>
+      </w:pPr>
+      <w:rPr>
+        <w:rFonts w:ascii="OpenSymbol" w:hAnsi="OpenSymbol" w:cs="OpenSymbol" w:hint="default"/>
+      </w:rPr>
+    </w:lvl>
+    <w:lvl w:ilvl="3">
+      <w:start w:val="1"/>
+      <w:numFmt w:val="bullet"/>
+      <w:lvlText w:val=""/>
+      <w:lvlJc w:val="left"/>
+      <w:pPr>
+        <w:tabs>
+          <w:tab w:val="num" w:pos="1800"/>
+        </w:tabs>
+        <w:ind w:left="1800" w:hanging="360"/>
+      </w:pPr>
+      <w:rPr>
+        <w:rFonts w:ascii="Symbol" w:hAnsi="Symbol" w:cs="Symbol" w:hint="default"/>
+      </w:rPr>
+    </w:lvl>
+    <w:lvl w:ilvl="4">
+      <w:start w:val="1"/>
+      <w:numFmt w:val="bullet"/>
+      <w:lvlText w:val="◦"/>
+      <w:lvlJc w:val="left"/>
+      <w:pPr>
+        <w:tabs>
+          <w:tab w:val="num" w:pos="2160"/>
+        </w:tabs>
+        <w:ind w:left="2160" w:hanging="360"/>
+      </w:pPr>
+      <w:rPr>
+        <w:rFonts w:ascii="OpenSymbol" w:hAnsi="OpenSymbol" w:cs="OpenSymbol" w:hint="default"/>
+      </w:rPr>
+    </w:lvl>
+    <w:lvl w:ilvl="5">
+      <w:start w:val="1"/>
+      <w:numFmt w:val="bullet"/>
+      <w:lvlText w:val="▪"/>
+      <w:lvlJc w:val="left"/>
+      <w:pPr>
+        <w:tabs>
+          <w:tab w:val="num" w:pos="2520"/>
+        </w:tabs>
+        <w:ind w:left="2520" w:hanging="360"/>
+      </w:pPr>
+      <w:rPr>
+        <w:rFonts w:ascii="OpenSymbol" w:hAnsi="OpenSymbol" w:cs="OpenSymbol" w:hint="default"/>
+      </w:rPr>
+    </w:lvl>
+    <w:lvl w:ilvl="6">
+      <w:start w:val="1"/>
+      <w:numFmt w:val="bullet"/>
+      <w:lvlText w:val=""/>
+      <w:lvlJc w:val="left"/>
+      <w:pPr>
+        <w:tabs>
+          <w:tab w:val="num" w:pos="2880"/>
+        </w:tabs>
+        <w:ind w:left="2880" w:hanging="360"/>
+      </w:pPr>
+      <w:rPr>
+        <w:rFonts w:ascii="Symbol" w:hAnsi="Symbol" w:cs="Symbol" w:hint="default"/>
+      </w:rPr>
+    </w:lvl>
+    <w:lvl w:ilvl="7">
+      <w:start w:val="1"/>
+      <w:numFmt w:val="bullet"/>
+      <w:lvlText w:val="◦"/>
+      <w:lvlJc w:val="left"/>
+      <w:pPr>
+        <w:tabs>
+          <w:tab w:val="num" w:pos="3240"/>
+        </w:tabs>
+        <w:ind w:left="3240" w:hanging="360"/>
+      </w:pPr>
+      <w:rPr>
+        <w:rFonts w:ascii="OpenSymbol" w:hAnsi="OpenSymbol" w:cs="OpenSymbol" w:hint="default"/>
+      </w:rPr>
+    </w:lvl>
+    <w:lvl w:ilvl="8">
+      <w:start w:val="1"/>
+      <w:numFmt w:val="bullet"/>
+      <w:lvlText w:val="▪"/>
+      <w:lvlJc w:val="left"/>
+      <w:pPr>
+        <w:tabs>
+          <w:tab w:val="num" w:pos="3600"/>
+        </w:tabs>
+        <w:ind w:left="3600" w:hanging="360"/>
+      </w:pPr>
+      <w:rPr>
+        <w:rFonts w:ascii="OpenSymbol" w:hAnsi="OpenSymbol" w:cs="OpenSymbol" w:hint="default"/>
+      </w:rPr>
+    </w:lvl>
+  </w:abstractNum>
+  <w:abstractNum w:abstractNumId="28">
     <w:lvl w:ilvl="0">
       <w:start w:val="1"/>
       <w:numFmt w:val="none"/>
@@ -32575,6 +35356,27 @@
   </w:num>
   <w:num w:numId="21">
     <w:abstractNumId w:val="21"/>
+  </w:num>
+  <w:num w:numId="22">
+    <w:abstractNumId w:val="22"/>
+  </w:num>
+  <w:num w:numId="23">
+    <w:abstractNumId w:val="23"/>
+  </w:num>
+  <w:num w:numId="24">
+    <w:abstractNumId w:val="24"/>
+  </w:num>
+  <w:num w:numId="25">
+    <w:abstractNumId w:val="25"/>
+  </w:num>
+  <w:num w:numId="26">
+    <w:abstractNumId w:val="26"/>
+  </w:num>
+  <w:num w:numId="27">
+    <w:abstractNumId w:val="27"/>
+  </w:num>
+  <w:num w:numId="28">
+    <w:abstractNumId w:val="28"/>
   </w:num>
 </w:numbering>
 </file>
@@ -33657,6 +36459,23 @@
       <w:bCs/>
     </w:rPr>
   </w:style>
+  <w:style w:type="paragraph" w:styleId="Lignehorizontale">
+    <w:name w:val="Ligne horizontale"/>
+    <w:basedOn w:val="Normal"/>
+    <w:next w:val="Corpsdetexte"/>
+    <w:qFormat/>
+    <w:pPr>
+      <w:suppressLineNumbers/>
+      <w:pBdr>
+        <w:bottom w:val="double" w:sz="2" w:space="0" w:color="808080"/>
+      </w:pBdr>
+      <w:spacing w:before="0" w:after="283"/>
+    </w:pPr>
+    <w:rPr>
+      <w:sz w:val="12"/>
+      <w:szCs w:val="12"/>
+    </w:rPr>
+  </w:style>
   <w:style w:type="numbering" w:styleId="NoList" w:default="1">
     <w:name w:val="No List"/>
     <w:uiPriority w:val="99"/>
